--- a/자료구조_팀프로젝트_제안서(기초안).docx
+++ b/자료구조_팀프로젝트_제안서(기초안).docx
@@ -1,6 +1,6 @@
 
 <file path=word/document.xml><?xml version="1.0" encoding="utf-8"?>
-<w:document xmlns:wpc="http://schemas.microsoft.com/office/word/2010/wordprocessingCanvas" xmlns:mc="http://schemas.openxmlformats.org/markup-compatibility/2006" xmlns:o="urn:schemas-microsoft-com:office:office" xmlns:r="http://schemas.openxmlformats.org/officeDocument/2006/relationships" xmlns:m="http://schemas.openxmlformats.org/officeDocument/2006/math" xmlns:v="urn:schemas-microsoft-com:vml" xmlns:wp14="http://schemas.microsoft.com/office/word/2010/wordprocessingDrawing" xmlns:wp="http://schemas.openxmlformats.org/drawingml/2006/wordprocessingDrawing" xmlns:w10="urn:schemas-microsoft-com:office:word" xmlns:w="http://schemas.openxmlformats.org/wordprocessingml/2006/main" xmlns:w14="http://schemas.microsoft.com/office/word/2010/wordml" xmlns:w15="http://schemas.microsoft.com/office/word/2012/wordml" xmlns:wpg="http://schemas.microsoft.com/office/word/2010/wordprocessingGroup" xmlns:wpi="http://schemas.microsoft.com/office/word/2010/wordprocessingInk" xmlns:wne="http://schemas.microsoft.com/office/word/2006/wordml" xmlns:wps="http://schemas.microsoft.com/office/word/2010/wordprocessingShape">
+<w:document xmlns:wpc="http://schemas.microsoft.com/office/word/2010/wordprocessingCanvas" xmlns:mc="http://schemas.openxmlformats.org/markup-compatibility/2006" xmlns:o="urn:schemas-microsoft-com:office:office" xmlns:r="http://schemas.openxmlformats.org/officeDocument/2006/relationships" xmlns:m="http://schemas.openxmlformats.org/officeDocument/2006/math" xmlns:v="urn:schemas-microsoft-com:vml" xmlns:wp14="http://schemas.microsoft.com/office/word/2010/wordprocessingDrawing" xmlns:wp="http://schemas.openxmlformats.org/drawingml/2006/wordprocessingDrawing" xmlns:w10="urn:schemas-microsoft-com:office:word" xmlns:w="http://schemas.openxmlformats.org/wordprocessingml/2006/main" xmlns:w14="http://schemas.microsoft.com/office/word/2010/wordml" xmlns:wpg="http://schemas.microsoft.com/office/word/2010/wordprocessingGroup" xmlns:wpi="http://schemas.microsoft.com/office/word/2010/wordprocessingInk" xmlns:wne="http://schemas.microsoft.com/office/word/2006/wordml" xmlns:wps="http://schemas.microsoft.com/office/word/2010/wordprocessingShape">
   <w:body>
     <w:p>
       <w:pPr>
@@ -194,7 +194,7 @@
                 <w:lang w:eastAsia="ko-KR"/>
                 <w:rtl w:val="off"/>
               </w:rPr>
-              <w:t>태윤이만 믿자!!</w:t>
+              <w:t>세얼간이</w:t>
             </w:r>
           </w:p>
         </w:tc>
@@ -430,7 +430,7 @@
           <w:u w:color="auto"/>
           <w:rtl w:val="off"/>
         </w:rPr>
-        <w:t>목적 : 대학 입학은 위해 하나하나 따로 떨어져 있는 정보를 하나로 취합하여 자신의 성적으로 갈 수 있는 학교나 자신이 가고 싶은 학교를 찾아 비교 분석하는 것이다.</w:t>
+        <w:t>목적 : 대학 입학을 위해 하나하나 따로 떨어져 있는 정보를 하나로 취합하여 자신의 성적으로 갈 수 있는 학교나 자신이 가고 싶은 학교를 찾아 비교 분석하는 것이다.</w:t>
       </w:r>
     </w:p>
     <w:p>
@@ -694,7 +694,7 @@
                 <w:lang w:eastAsia="ko-KR"/>
                 <w:rtl w:val="off"/>
               </w:rPr>
-              <w:t>is_</w:t>
+              <w:t>is_verse()</w:t>
             </w:r>
           </w:p>
         </w:tc>
@@ -745,6 +745,13 @@
               <w:ind w:left="0" w:right="0"/>
               <w:spacing w:line="160" w:lineRule="atLeast"/>
             </w:pPr>
+            <w:r>
+              <w:rPr>
+                <w:lang w:eastAsia="ko-KR"/>
+                <w:rtl w:val="off"/>
+              </w:rPr>
+              <w:t>is_weak()</w:t>
+            </w:r>
           </w:p>
         </w:tc>
       </w:tr>
@@ -812,6 +819,7 @@
         <w:rPr>
           <w:lang w:eastAsia="ko-KR"/>
           <w:rFonts w:hint="eastAsia"/>
+          <w:rtl w:val="off"/>
         </w:rPr>
       </w:pPr>
       <w:r>
@@ -832,6 +840,21 @@
           <w:lang w:eastAsia="ko-KR"/>
         </w:rPr>
         <w:t xml:space="preserve"> 그림 또는 설명으로 작성</w:t>
+      </w:r>
+    </w:p>
+    <w:p>
+      <w:pPr>
+        <w:rPr>
+          <w:lang w:eastAsia="ko-KR"/>
+          <w:rFonts w:hint="eastAsia"/>
+        </w:rPr>
+      </w:pPr>
+      <w:r>
+        <w:rPr>
+          <w:lang w:eastAsia="ko-KR"/>
+          <w:rtl w:val="off"/>
+        </w:rPr>
+        <w:t>학생 정보 입력 -&gt; 성적 데이터 저장 -&gt; 대학교 탐색 -&gt; 대학교 입학 내신 비교-&gt; 합격 가능성 분석 -&gt;프로그램 종료</w:t>
       </w:r>
     </w:p>
     <w:p>
@@ -1276,6 +1299,50 @@
     </w:p>
     <w:p>
       <w:pPr>
+        <w:rPr/>
+      </w:pPr>
+      <w:r>
+        <w:rPr/>
+        <w:t xml:space="preserve">본 프로젝트를 통해 학생들은 대학별 입시 정보와 전년도 컷트라인을 보다 쉽게 탐색할 수 있다. </w:t>
+      </w:r>
+      <w:r>
+        <w:rPr>
+          <w:lang w:eastAsia="ko-KR"/>
+          <w:rFonts w:hint="eastAsia"/>
+          <w:rtl w:val="off"/>
+        </w:rPr>
+        <w:br/>
+      </w:r>
+      <w:r>
+        <w:rPr/>
+        <w:t xml:space="preserve">또한 자신의 성적과 지원 대학의 요구 성적을 비교함으로써 합격 가능성을 예측하고, 부족한 과목을 확인하여 효율적인 학습 계획을 세울 수 있다. </w:t>
+      </w:r>
+      <w:r>
+        <w:rPr>
+          <w:lang w:eastAsia="ko-KR"/>
+          <w:rFonts w:hint="eastAsia"/>
+          <w:rtl w:val="off"/>
+        </w:rPr>
+        <w:br/>
+      </w:r>
+      <w:r>
+        <w:rPr/>
+        <w:t>이를 통해 입시 정보 접근성이 낮은 학생들에게</w:t>
+      </w:r>
+      <w:r>
+        <w:rPr>
+          <w:lang w:eastAsia="ko-KR"/>
+          <w:rtl w:val="off"/>
+        </w:rPr>
+        <w:t xml:space="preserve"> 시간적으로나 금전적으로</w:t>
+      </w:r>
+      <w:r>
+        <w:rPr/>
+        <w:t xml:space="preserve"> 실질적인 도움을 제공할 수 있을 것으로 기대된다.</w:t>
+      </w:r>
+    </w:p>
+    <w:p>
+      <w:pPr>
         <w:rPr>
           <w:lang w:eastAsia="ko-KR"/>
         </w:rPr>
@@ -1465,22 +1532,22 @@
     <w:lsdException w:name="index 7" w:semiHidden="1" w:unhideWhenUsed="1"/>
     <w:lsdException w:name="index 8" w:semiHidden="1" w:unhideWhenUsed="1"/>
     <w:lsdException w:name="index 9" w:semiHidden="1" w:unhideWhenUsed="1"/>
-    <w:lsdException w:name="toc 1" w:semiHidden="1" w:uiPriority="57" w:unhideWhenUsed="1"/>
-    <w:lsdException w:name="toc 2" w:semiHidden="1" w:uiPriority="57" w:unhideWhenUsed="1"/>
-    <w:lsdException w:name="toc 3" w:semiHidden="1" w:uiPriority="57" w:unhideWhenUsed="1"/>
-    <w:lsdException w:name="toc 4" w:semiHidden="1" w:uiPriority="57" w:unhideWhenUsed="1"/>
-    <w:lsdException w:name="toc 5" w:semiHidden="1" w:uiPriority="57" w:unhideWhenUsed="1"/>
-    <w:lsdException w:name="toc 6" w:semiHidden="1" w:uiPriority="57" w:unhideWhenUsed="1"/>
-    <w:lsdException w:name="toc 7" w:semiHidden="1" w:uiPriority="57" w:unhideWhenUsed="1"/>
-    <w:lsdException w:name="toc 8" w:semiHidden="1" w:uiPriority="57" w:unhideWhenUsed="1"/>
-    <w:lsdException w:name="toc 9" w:semiHidden="1" w:uiPriority="57" w:unhideWhenUsed="1"/>
+    <w:lsdException w:name="toc 1" w:semiHidden="1" w:uiPriority="135" w:unhideWhenUsed="1"/>
+    <w:lsdException w:name="toc 2" w:semiHidden="1" w:uiPriority="135" w:unhideWhenUsed="1"/>
+    <w:lsdException w:name="toc 3" w:semiHidden="1" w:uiPriority="135" w:unhideWhenUsed="1"/>
+    <w:lsdException w:name="toc 4" w:semiHidden="1" w:uiPriority="135" w:unhideWhenUsed="1"/>
+    <w:lsdException w:name="toc 5" w:semiHidden="1" w:uiPriority="135" w:unhideWhenUsed="1"/>
+    <w:lsdException w:name="toc 6" w:semiHidden="1" w:uiPriority="135" w:unhideWhenUsed="1"/>
+    <w:lsdException w:name="toc 7" w:semiHidden="1" w:uiPriority="135" w:unhideWhenUsed="1"/>
+    <w:lsdException w:name="toc 8" w:semiHidden="1" w:uiPriority="135" w:unhideWhenUsed="1"/>
+    <w:lsdException w:name="toc 9" w:semiHidden="1" w:uiPriority="135" w:unhideWhenUsed="1"/>
     <w:lsdException w:name="Normal Indent" w:semiHidden="1" w:unhideWhenUsed="1"/>
     <w:lsdException w:name="footnote text" w:semiHidden="1" w:unhideWhenUsed="1"/>
     <w:lsdException w:name="annotation text" w:semiHidden="1" w:unhideWhenUsed="1"/>
     <w:lsdException w:name="header" w:semiHidden="1" w:unhideWhenUsed="1"/>
     <w:lsdException w:name="footer" w:semiHidden="1" w:unhideWhenUsed="1"/>
     <w:lsdException w:name="index heading" w:semiHidden="1" w:unhideWhenUsed="1"/>
-    <w:lsdException w:name="caption" w:semiHidden="1" w:uiPriority="53" w:unhideWhenUsed="1" w:qFormat="1"/>
+    <w:lsdException w:name="caption" w:semiHidden="1" w:uiPriority="131" w:unhideWhenUsed="1" w:qFormat="1"/>
     <w:lsdException w:name="table of figures" w:semiHidden="1" w:unhideWhenUsed="1"/>
     <w:lsdException w:name="envelope address" w:semiHidden="1" w:unhideWhenUsed="1"/>
     <w:lsdException w:name="envelope return" w:semiHidden="1" w:unhideWhenUsed="1"/>
@@ -1508,7 +1575,7 @@
     <w:lsdException w:name="List Number 3" w:semiHidden="1" w:unhideWhenUsed="1"/>
     <w:lsdException w:name="List Number 4" w:semiHidden="1" w:unhideWhenUsed="1"/>
     <w:lsdException w:name="List Number 5" w:semiHidden="1" w:unhideWhenUsed="1"/>
-    <w:lsdException w:name="Title" w:uiPriority="16" w:qFormat="1"/>
+    <w:lsdException w:name="Title" w:uiPriority="34" w:qFormat="1"/>
     <w:lsdException w:name="Closing" w:semiHidden="1" w:unhideWhenUsed="1"/>
     <w:lsdException w:name="Signature" w:semiHidden="1" w:unhideWhenUsed="1"/>
     <w:lsdException w:name="Default Paragraph Font" w:semiHidden="1" w:uiPriority="1" w:unhideWhenUsed="1"/>
@@ -1520,7 +1587,7 @@
     <w:lsdException w:name="List Continue 4" w:semiHidden="1" w:unhideWhenUsed="1"/>
     <w:lsdException w:name="List Continue 5" w:semiHidden="1" w:unhideWhenUsed="1"/>
     <w:lsdException w:name="Message Header" w:semiHidden="1" w:unhideWhenUsed="1"/>
-    <w:lsdException w:name="Subtitle" w:uiPriority="17" w:qFormat="1"/>
+    <w:lsdException w:name="Subtitle" w:uiPriority="35" w:qFormat="1"/>
     <w:lsdException w:name="Salutation" w:semiHidden="1" w:unhideWhenUsed="1"/>
     <w:lsdException w:name="Date" w:semiHidden="1" w:unhideWhenUsed="1"/>
     <w:lsdException w:name="Body Text First Indent" w:semiHidden="1" w:unhideWhenUsed="1"/>
@@ -1533,8 +1600,8 @@
     <w:lsdException w:name="Block Text" w:semiHidden="1" w:unhideWhenUsed="1"/>
     <w:lsdException w:name="Hyperlink" w:semiHidden="1" w:unhideWhenUsed="1"/>
     <w:lsdException w:name="FollowedHyperlink" w:semiHidden="1" w:unhideWhenUsed="1"/>
-    <w:lsdException w:name="Strong" w:uiPriority="34" w:qFormat="1"/>
-    <w:lsdException w:name="Emphasis" w:uiPriority="32" w:qFormat="1"/>
+    <w:lsdException w:name="Strong" w:uiPriority="82" w:qFormat="1"/>
+    <w:lsdException w:name="Emphasis" w:uiPriority="80" w:qFormat="1"/>
     <w:lsdException w:name="Document Map" w:semiHidden="1" w:unhideWhenUsed="1"/>
     <w:lsdException w:name="Plain Text" w:semiHidden="1" w:unhideWhenUsed="1"/>
     <w:lsdException w:name="E-mail Signature" w:semiHidden="1" w:unhideWhenUsed="1"/>
@@ -1600,214 +1667,214 @@
     <w:lsdException w:name="Table Web 2" w:semiHidden="1" w:unhideWhenUsed="1"/>
     <w:lsdException w:name="Table Web 3" w:semiHidden="1" w:unhideWhenUsed="1"/>
     <w:lsdException w:name="Balloon Text" w:semiHidden="1" w:unhideWhenUsed="1"/>
-    <w:lsdException w:name="Table Grid" w:uiPriority="89"/>
+    <w:lsdException w:name="Table Grid" w:uiPriority="311"/>
     <w:lsdException w:name="Table Theme" w:semiHidden="1" w:unhideWhenUsed="1"/>
     <w:lsdException w:name="Placeholder Text" w:semiHidden="1"/>
     <w:lsdException w:name="No Spacing" w:uiPriority="1" w:qFormat="1"/>
-    <w:lsdException w:name="Light Shading" w:uiPriority="96"/>
-    <w:lsdException w:name="Light List" w:uiPriority="97"/>
-    <w:lsdException w:name="Light Grid" w:uiPriority="98"/>
-    <w:lsdException w:name="Medium Shading 1" w:uiPriority="99"/>
-    <w:lsdException w:name="Medium Shading 2" w:uiPriority="100"/>
-    <w:lsdException w:name="Medium List 1" w:uiPriority="101"/>
-    <w:lsdException w:name="Medium List 2" w:uiPriority="102"/>
-    <w:lsdException w:name="Medium Grid 1" w:uiPriority="103"/>
-    <w:lsdException w:name="Medium Grid 2" w:uiPriority="104"/>
-    <w:lsdException w:name="Medium Grid 3" w:uiPriority="105"/>
-    <w:lsdException w:name="Dark List" w:uiPriority="112"/>
-    <w:lsdException w:name="Colorful Shading" w:uiPriority="113"/>
-    <w:lsdException w:name="Colorful List" w:uiPriority="114"/>
-    <w:lsdException w:name="Colorful Grid" w:uiPriority="115"/>
-    <w:lsdException w:name="Light Shading Accent 1" w:uiPriority="96"/>
-    <w:lsdException w:name="Light List Accent 1" w:uiPriority="97"/>
-    <w:lsdException w:name="Light Grid Accent 1" w:uiPriority="98"/>
-    <w:lsdException w:name="Medium Shading 1 Accent 1" w:uiPriority="99"/>
-    <w:lsdException w:name="Medium Shading 2 Accent 1" w:uiPriority="100"/>
-    <w:lsdException w:name="Medium List 1 Accent 1" w:uiPriority="101"/>
+    <w:lsdException w:name="Light Shading" w:uiPriority="336"/>
+    <w:lsdException w:name="Light List" w:uiPriority="337"/>
+    <w:lsdException w:name="Light Grid" w:uiPriority="338"/>
+    <w:lsdException w:name="Medium Shading 1" w:uiPriority="339"/>
+    <w:lsdException w:name="Medium Shading 2" w:uiPriority="598"/>
+    <w:lsdException w:name="Medium List 1" w:uiPriority="599"/>
+    <w:lsdException w:name="Medium List 2" w:uiPriority="600"/>
+    <w:lsdException w:name="Medium Grid 1" w:uiPriority="601"/>
+    <w:lsdException w:name="Medium Grid 2" w:uiPriority="608"/>
+    <w:lsdException w:name="Medium Grid 3" w:uiPriority="609"/>
+    <w:lsdException w:name="Dark List" w:uiPriority="628"/>
+    <w:lsdException w:name="Colorful Shading" w:uiPriority="629"/>
+    <w:lsdException w:name="Colorful List" w:uiPriority="630"/>
+    <w:lsdException w:name="Colorful Grid" w:uiPriority="631"/>
+    <w:lsdException w:name="Light Shading Accent 1" w:uiPriority="336"/>
+    <w:lsdException w:name="Light List Accent 1" w:uiPriority="337"/>
+    <w:lsdException w:name="Light Grid Accent 1" w:uiPriority="338"/>
+    <w:lsdException w:name="Medium Shading 1 Accent 1" w:uiPriority="339"/>
+    <w:lsdException w:name="Medium Shading 2 Accent 1" w:uiPriority="598"/>
+    <w:lsdException w:name="Medium List 1 Accent 1" w:uiPriority="599"/>
     <w:lsdException w:name="Revision" w:semiHidden="1"/>
-    <w:lsdException w:name="List Paragraph" w:uiPriority="52" w:qFormat="1"/>
-    <w:lsdException w:name="Quote" w:uiPriority="41" w:qFormat="1"/>
-    <w:lsdException w:name="Intense Quote" w:uiPriority="48" w:qFormat="1"/>
-    <w:lsdException w:name="Medium List 2 Accent 1" w:uiPriority="102"/>
-    <w:lsdException w:name="Medium Grid 1 Accent 1" w:uiPriority="103"/>
-    <w:lsdException w:name="Medium Grid 2 Accent 1" w:uiPriority="104"/>
-    <w:lsdException w:name="Medium Grid 3 Accent 1" w:uiPriority="105"/>
-    <w:lsdException w:name="Dark List Accent 1" w:uiPriority="112"/>
-    <w:lsdException w:name="Colorful Shading Accent 1" w:uiPriority="113"/>
-    <w:lsdException w:name="Colorful List Accent 1" w:uiPriority="114"/>
-    <w:lsdException w:name="Colorful Grid Accent 1" w:uiPriority="115"/>
-    <w:lsdException w:name="Light Shading Accent 2" w:uiPriority="96"/>
-    <w:lsdException w:name="Light List Accent 2" w:uiPriority="97"/>
-    <w:lsdException w:name="Light Grid Accent 2" w:uiPriority="98"/>
-    <w:lsdException w:name="Medium Shading 1 Accent 2" w:uiPriority="99"/>
-    <w:lsdException w:name="Medium Shading 2 Accent 2" w:uiPriority="100"/>
-    <w:lsdException w:name="Medium List 1 Accent 2" w:uiPriority="101"/>
-    <w:lsdException w:name="Medium List 2 Accent 2" w:uiPriority="102"/>
-    <w:lsdException w:name="Medium Grid 1 Accent 2" w:uiPriority="103"/>
-    <w:lsdException w:name="Medium Grid 2 Accent 2" w:uiPriority="104"/>
-    <w:lsdException w:name="Medium Grid 3 Accent 2" w:uiPriority="105"/>
-    <w:lsdException w:name="Dark List Accent 2" w:uiPriority="112"/>
-    <w:lsdException w:name="Colorful Shading Accent 2" w:uiPriority="113"/>
-    <w:lsdException w:name="Colorful List Accent 2" w:uiPriority="114"/>
-    <w:lsdException w:name="Colorful Grid Accent 2" w:uiPriority="115"/>
-    <w:lsdException w:name="Light Shading Accent 3" w:uiPriority="96"/>
-    <w:lsdException w:name="Light List Accent 3" w:uiPriority="97"/>
-    <w:lsdException w:name="Light Grid Accent 3" w:uiPriority="98"/>
-    <w:lsdException w:name="Medium Shading 1 Accent 3" w:uiPriority="99"/>
-    <w:lsdException w:name="Medium Shading 2 Accent 3" w:uiPriority="100"/>
-    <w:lsdException w:name="Medium List 1 Accent 3" w:uiPriority="101"/>
-    <w:lsdException w:name="Medium List 2 Accent 3" w:uiPriority="102"/>
-    <w:lsdException w:name="Medium Grid 1 Accent 3" w:uiPriority="103"/>
-    <w:lsdException w:name="Medium Grid 2 Accent 3" w:uiPriority="104"/>
-    <w:lsdException w:name="Medium Grid 3 Accent 3" w:uiPriority="105"/>
-    <w:lsdException w:name="Dark List Accent 3" w:uiPriority="112"/>
-    <w:lsdException w:name="Colorful Shading Accent 3" w:uiPriority="113"/>
-    <w:lsdException w:name="Colorful List Accent 3" w:uiPriority="114"/>
-    <w:lsdException w:name="Colorful Grid Accent 3" w:uiPriority="115"/>
-    <w:lsdException w:name="Light Shading Accent 4" w:uiPriority="96"/>
-    <w:lsdException w:name="Light List Accent 4" w:uiPriority="97"/>
-    <w:lsdException w:name="Light Grid Accent 4" w:uiPriority="98"/>
-    <w:lsdException w:name="Medium Shading 1 Accent 4" w:uiPriority="99"/>
-    <w:lsdException w:name="Medium Shading 2 Accent 4" w:uiPriority="100"/>
-    <w:lsdException w:name="Medium List 1 Accent 4" w:uiPriority="101"/>
-    <w:lsdException w:name="Medium List 2 Accent 4" w:uiPriority="102"/>
-    <w:lsdException w:name="Medium Grid 1 Accent 4" w:uiPriority="103"/>
-    <w:lsdException w:name="Medium Grid 2 Accent 4" w:uiPriority="104"/>
-    <w:lsdException w:name="Medium Grid 3 Accent 4" w:uiPriority="105"/>
-    <w:lsdException w:name="Dark List Accent 4" w:uiPriority="112"/>
-    <w:lsdException w:name="Colorful Shading Accent 4" w:uiPriority="113"/>
-    <w:lsdException w:name="Colorful List Accent 4" w:uiPriority="114"/>
-    <w:lsdException w:name="Colorful Grid Accent 4" w:uiPriority="115"/>
-    <w:lsdException w:name="Light Shading Accent 5" w:uiPriority="96"/>
-    <w:lsdException w:name="Light List Accent 5" w:uiPriority="97"/>
-    <w:lsdException w:name="Light Grid Accent 5" w:uiPriority="98"/>
-    <w:lsdException w:name="Medium Shading 1 Accent 5" w:uiPriority="99"/>
-    <w:lsdException w:name="Medium Shading 2 Accent 5" w:uiPriority="100"/>
-    <w:lsdException w:name="Medium List 1 Accent 5" w:uiPriority="101"/>
-    <w:lsdException w:name="Medium List 2 Accent 5" w:uiPriority="102"/>
-    <w:lsdException w:name="Medium Grid 1 Accent 5" w:uiPriority="103"/>
-    <w:lsdException w:name="Medium Grid 2 Accent 5" w:uiPriority="104"/>
-    <w:lsdException w:name="Medium Grid 3 Accent 5" w:uiPriority="105"/>
-    <w:lsdException w:name="Dark List Accent 5" w:uiPriority="112"/>
-    <w:lsdException w:name="Colorful Shading Accent 5" w:uiPriority="113"/>
-    <w:lsdException w:name="Colorful List Accent 5" w:uiPriority="114"/>
-    <w:lsdException w:name="Colorful Grid Accent 5" w:uiPriority="115"/>
-    <w:lsdException w:name="Light Shading Accent 6" w:uiPriority="96"/>
-    <w:lsdException w:name="Light List Accent 6" w:uiPriority="97"/>
-    <w:lsdException w:name="Light Grid Accent 6" w:uiPriority="98"/>
-    <w:lsdException w:name="Medium Shading 1 Accent 6" w:uiPriority="99"/>
-    <w:lsdException w:name="Medium Shading 2 Accent 6" w:uiPriority="100"/>
-    <w:lsdException w:name="Medium List 1 Accent 6" w:uiPriority="101"/>
-    <w:lsdException w:name="Medium List 2 Accent 6" w:uiPriority="102"/>
-    <w:lsdException w:name="Medium Grid 1 Accent 6" w:uiPriority="103"/>
-    <w:lsdException w:name="Medium Grid 2 Accent 6" w:uiPriority="104"/>
-    <w:lsdException w:name="Medium Grid 3 Accent 6" w:uiPriority="105"/>
-    <w:lsdException w:name="Dark List Accent 6" w:uiPriority="112"/>
-    <w:lsdException w:name="Colorful Shading Accent 6" w:uiPriority="113"/>
-    <w:lsdException w:name="Colorful List Accent 6" w:uiPriority="114"/>
-    <w:lsdException w:name="Colorful Grid Accent 6" w:uiPriority="115"/>
-    <w:lsdException w:name="Subtle Emphasis" w:uiPriority="25" w:qFormat="1"/>
-    <w:lsdException w:name="Intense Emphasis" w:uiPriority="33" w:qFormat="1"/>
-    <w:lsdException w:name="Subtle Reference" w:uiPriority="49" w:qFormat="1"/>
-    <w:lsdException w:name="Intense Reference" w:uiPriority="50" w:qFormat="1"/>
-    <w:lsdException w:name="Book Title" w:uiPriority="51" w:qFormat="1"/>
-    <w:lsdException w:name="Bibliography" w:semiHidden="1" w:uiPriority="55" w:unhideWhenUsed="1"/>
-    <w:lsdException w:name="TOC Heading" w:semiHidden="1" w:uiPriority="57" w:unhideWhenUsed="1" w:qFormat="1"/>
-    <w:lsdException w:name="Grid Table 4" w:uiPriority="73"/>
-    <w:lsdException w:name="Grid Table 5 Dark" w:uiPriority="80"/>
-    <w:lsdException w:name="Grid Table 6 Colorful" w:uiPriority="81"/>
-    <w:lsdException w:name="Grid Table 7 Colorful" w:uiPriority="82"/>
-    <w:lsdException w:name="Grid Table 1 Light Accent 1" w:uiPriority="70"/>
-    <w:lsdException w:name="Grid Table 2 Accent 1" w:uiPriority="71"/>
-    <w:lsdException w:name="Grid Table 3 Accent 1" w:uiPriority="72"/>
-    <w:lsdException w:name="Grid Table 4 Accent 1" w:uiPriority="73"/>
-    <w:lsdException w:name="Grid Table 5 Dark Accent 1" w:uiPriority="80"/>
-    <w:lsdException w:name="Grid Table 6 Colorful Accent 1" w:uiPriority="81"/>
-    <w:lsdException w:name="Grid Table 7 Colorful Accent 1" w:uiPriority="82"/>
-    <w:lsdException w:name="Grid Table 1 Light Accent 2" w:uiPriority="70"/>
-    <w:lsdException w:name="Grid Table 2 Accent 2" w:uiPriority="71"/>
-    <w:lsdException w:name="Grid Table 3 Accent 2" w:uiPriority="72"/>
-    <w:lsdException w:name="Grid Table 4 Accent 2" w:uiPriority="73"/>
-    <w:lsdException w:name="Grid Table 5 Dark Accent 2" w:uiPriority="80"/>
-    <w:lsdException w:name="Grid Table 6 Colorful Accent 2" w:uiPriority="81"/>
-    <w:lsdException w:name="Grid Table 7 Colorful Accent 2" w:uiPriority="82"/>
-    <w:lsdException w:name="Grid Table 1 Light Accent 3" w:uiPriority="70"/>
-    <w:lsdException w:name="Grid Table 2 Accent 3" w:uiPriority="71"/>
-    <w:lsdException w:name="Grid Table 3 Accent 3" w:uiPriority="72"/>
-    <w:lsdException w:name="Grid Table 4 Accent 3" w:uiPriority="73"/>
-    <w:lsdException w:name="Grid Table 5 Dark Accent 3" w:uiPriority="80"/>
-    <w:lsdException w:name="Grid Table 6 Colorful Accent 3" w:uiPriority="81"/>
-    <w:lsdException w:name="Grid Table 7 Colorful Accent 3" w:uiPriority="82"/>
-    <w:lsdException w:name="Grid Table 1 Light Accent 4" w:uiPriority="70"/>
-    <w:lsdException w:name="Grid Table 2 Accent 4" w:uiPriority="71"/>
-    <w:lsdException w:name="Grid Table 3 Accent 4" w:uiPriority="72"/>
-    <w:lsdException w:name="Grid Table 4 Accent 4" w:uiPriority="73"/>
-    <w:lsdException w:name="Grid Table 5 Dark Accent 4" w:uiPriority="80"/>
-    <w:lsdException w:name="Grid Table 6 Colorful Accent 4" w:uiPriority="81"/>
-    <w:lsdException w:name="Grid Table 7 Colorful Accent 4" w:uiPriority="82"/>
-    <w:lsdException w:name="Grid Table 1 Light Accent 5" w:uiPriority="70"/>
-    <w:lsdException w:name="Grid Table 2 Accent 5" w:uiPriority="71"/>
-    <w:lsdException w:name="Grid Table 3 Accent 5" w:uiPriority="72"/>
-    <w:lsdException w:name="Grid Table 4 Accent 5" w:uiPriority="73"/>
-    <w:lsdException w:name="Grid Table 5 Dark Accent 5" w:uiPriority="80"/>
-    <w:lsdException w:name="Grid Table 6 Colorful Accent 5" w:uiPriority="81"/>
-    <w:lsdException w:name="Grid Table 7 Colorful Accent 5" w:uiPriority="82"/>
-    <w:lsdException w:name="Grid Table 1 Light Accent 6" w:uiPriority="70"/>
-    <w:lsdException w:name="Grid Table 2 Accent 6" w:uiPriority="71"/>
-    <w:lsdException w:name="Grid Table 3 Accent 6" w:uiPriority="72"/>
-    <w:lsdException w:name="Grid Table 4 Accent 6" w:uiPriority="73"/>
-    <w:lsdException w:name="Grid Table 5 Dark Accent 6" w:uiPriority="80"/>
-    <w:lsdException w:name="Grid Table 6 Colorful Accent 6" w:uiPriority="81"/>
-    <w:lsdException w:name="Grid Table 7 Colorful Accent 6" w:uiPriority="82"/>
-    <w:lsdException w:name="List Table 1 Light" w:uiPriority="70"/>
-    <w:lsdException w:name="List Table 2" w:uiPriority="71"/>
-    <w:lsdException w:name="List Table 3" w:uiPriority="72"/>
-    <w:lsdException w:name="List Table 4" w:uiPriority="73"/>
-    <w:lsdException w:name="List Table 5 Dark" w:uiPriority="80"/>
-    <w:lsdException w:name="List Table 6 Colorful" w:uiPriority="81"/>
-    <w:lsdException w:name="List Table 7 Colorful" w:uiPriority="82"/>
-    <w:lsdException w:name="List Table 1 Light Accent 1" w:uiPriority="70"/>
-    <w:lsdException w:name="List Table 2 Accent 1" w:uiPriority="71"/>
-    <w:lsdException w:name="List Table 3 Accent 1" w:uiPriority="72"/>
-    <w:lsdException w:name="List Table 4 Accent 1" w:uiPriority="73"/>
-    <w:lsdException w:name="List Table 5 Dark Accent 1" w:uiPriority="80"/>
-    <w:lsdException w:name="List Table 6 Colorful Accent 1" w:uiPriority="81"/>
-    <w:lsdException w:name="List Table 7 Colorful Accent 1" w:uiPriority="82"/>
-    <w:lsdException w:name="List Table 1 Light Accent 2" w:uiPriority="70"/>
-    <w:lsdException w:name="List Table 2 Accent 2" w:uiPriority="71"/>
-    <w:lsdException w:name="List Table 3 Accent 2" w:uiPriority="72"/>
-    <w:lsdException w:name="List Table 4 Accent 2" w:uiPriority="73"/>
-    <w:lsdException w:name="List Table 5 Dark Accent 2" w:uiPriority="80"/>
-    <w:lsdException w:name="List Table 6 Colorful Accent 2" w:uiPriority="81"/>
-    <w:lsdException w:name="List Table 7 Colorful Accent 2" w:uiPriority="82"/>
-    <w:lsdException w:name="List Table 1 Light Accent 3" w:uiPriority="70"/>
-    <w:lsdException w:name="List Table 2 Accent 3" w:uiPriority="71"/>
-    <w:lsdException w:name="List Table 3 Accent 3" w:uiPriority="72"/>
-    <w:lsdException w:name="List Table 4 Accent 3" w:uiPriority="73"/>
-    <w:lsdException w:name="List Table 5 Dark Accent 3" w:uiPriority="80"/>
-    <w:lsdException w:name="List Table 6 Colorful Accent 3" w:uiPriority="81"/>
-    <w:lsdException w:name="List Table 7 Colorful Accent 3" w:uiPriority="82"/>
-    <w:lsdException w:name="List Table 1 Light Accent 4" w:uiPriority="70"/>
-    <w:lsdException w:name="List Table 2 Accent 4" w:uiPriority="71"/>
-    <w:lsdException w:name="List Table 3 Accent 4" w:uiPriority="72"/>
-    <w:lsdException w:name="List Table 4 Accent 4" w:uiPriority="73"/>
-    <w:lsdException w:name="List Table 5 Dark Accent 4" w:uiPriority="80"/>
-    <w:lsdException w:name="List Table 6 Colorful Accent 4" w:uiPriority="81"/>
-    <w:lsdException w:name="List Table 7 Colorful Accent 4" w:uiPriority="82"/>
-    <w:lsdException w:name="List Table 1 Light Accent 5" w:uiPriority="70"/>
-    <w:lsdException w:name="List Table 2 Accent 5" w:uiPriority="71"/>
-    <w:lsdException w:name="List Table 3 Accent 5" w:uiPriority="72"/>
-    <w:lsdException w:name="List Table 4 Accent 5" w:uiPriority="73"/>
-    <w:lsdException w:name="List Table 5 Dark Accent 5" w:uiPriority="80"/>
-    <w:lsdException w:name="List Table 6 Colorful Accent 5" w:uiPriority="81"/>
-    <w:lsdException w:name="List Table 7 Colorful Accent 5" w:uiPriority="82"/>
-    <w:lsdException w:name="List Table 1 Light Accent 6" w:uiPriority="70"/>
-    <w:lsdException w:name="List Table 2 Accent 6" w:uiPriority="71"/>
-    <w:lsdException w:name="List Table 3 Accent 6" w:uiPriority="72"/>
-    <w:lsdException w:name="List Table 4 Accent 6" w:uiPriority="73"/>
-    <w:lsdException w:name="List Table 5 Dark Accent 6" w:uiPriority="80"/>
-    <w:lsdException w:name="List Table 6 Colorful Accent 6" w:uiPriority="81"/>
-    <w:lsdException w:name="List Table 7 Colorful Accent 6" w:uiPriority="82"/>
+    <w:lsdException w:name="List Paragraph" w:uiPriority="130" w:qFormat="1"/>
+    <w:lsdException w:name="Quote" w:uiPriority="101" w:qFormat="1"/>
+    <w:lsdException w:name="Intense Quote" w:uiPriority="114" w:qFormat="1"/>
+    <w:lsdException w:name="Medium List 2 Accent 1" w:uiPriority="600"/>
+    <w:lsdException w:name="Medium Grid 1 Accent 1" w:uiPriority="601"/>
+    <w:lsdException w:name="Medium Grid 2 Accent 1" w:uiPriority="608"/>
+    <w:lsdException w:name="Medium Grid 3 Accent 1" w:uiPriority="609"/>
+    <w:lsdException w:name="Dark List Accent 1" w:uiPriority="628"/>
+    <w:lsdException w:name="Colorful Shading Accent 1" w:uiPriority="629"/>
+    <w:lsdException w:name="Colorful List Accent 1" w:uiPriority="630"/>
+    <w:lsdException w:name="Colorful Grid Accent 1" w:uiPriority="631"/>
+    <w:lsdException w:name="Light Shading Accent 2" w:uiPriority="336"/>
+    <w:lsdException w:name="Light List Accent 2" w:uiPriority="337"/>
+    <w:lsdException w:name="Light Grid Accent 2" w:uiPriority="338"/>
+    <w:lsdException w:name="Medium Shading 1 Accent 2" w:uiPriority="339"/>
+    <w:lsdException w:name="Medium Shading 2 Accent 2" w:uiPriority="598"/>
+    <w:lsdException w:name="Medium List 1 Accent 2" w:uiPriority="599"/>
+    <w:lsdException w:name="Medium List 2 Accent 2" w:uiPriority="600"/>
+    <w:lsdException w:name="Medium Grid 1 Accent 2" w:uiPriority="601"/>
+    <w:lsdException w:name="Medium Grid 2 Accent 2" w:uiPriority="608"/>
+    <w:lsdException w:name="Medium Grid 3 Accent 2" w:uiPriority="609"/>
+    <w:lsdException w:name="Dark List Accent 2" w:uiPriority="628"/>
+    <w:lsdException w:name="Colorful Shading Accent 2" w:uiPriority="629"/>
+    <w:lsdException w:name="Colorful List Accent 2" w:uiPriority="630"/>
+    <w:lsdException w:name="Colorful Grid Accent 2" w:uiPriority="631"/>
+    <w:lsdException w:name="Light Shading Accent 3" w:uiPriority="336"/>
+    <w:lsdException w:name="Light List Accent 3" w:uiPriority="337"/>
+    <w:lsdException w:name="Light Grid Accent 3" w:uiPriority="338"/>
+    <w:lsdException w:name="Medium Shading 1 Accent 3" w:uiPriority="339"/>
+    <w:lsdException w:name="Medium Shading 2 Accent 3" w:uiPriority="598"/>
+    <w:lsdException w:name="Medium List 1 Accent 3" w:uiPriority="599"/>
+    <w:lsdException w:name="Medium List 2 Accent 3" w:uiPriority="600"/>
+    <w:lsdException w:name="Medium Grid 1 Accent 3" w:uiPriority="601"/>
+    <w:lsdException w:name="Medium Grid 2 Accent 3" w:uiPriority="608"/>
+    <w:lsdException w:name="Medium Grid 3 Accent 3" w:uiPriority="609"/>
+    <w:lsdException w:name="Dark List Accent 3" w:uiPriority="628"/>
+    <w:lsdException w:name="Colorful Shading Accent 3" w:uiPriority="629"/>
+    <w:lsdException w:name="Colorful List Accent 3" w:uiPriority="630"/>
+    <w:lsdException w:name="Colorful Grid Accent 3" w:uiPriority="631"/>
+    <w:lsdException w:name="Light Shading Accent 4" w:uiPriority="336"/>
+    <w:lsdException w:name="Light List Accent 4" w:uiPriority="337"/>
+    <w:lsdException w:name="Light Grid Accent 4" w:uiPriority="338"/>
+    <w:lsdException w:name="Medium Shading 1 Accent 4" w:uiPriority="339"/>
+    <w:lsdException w:name="Medium Shading 2 Accent 4" w:uiPriority="598"/>
+    <w:lsdException w:name="Medium List 1 Accent 4" w:uiPriority="599"/>
+    <w:lsdException w:name="Medium List 2 Accent 4" w:uiPriority="600"/>
+    <w:lsdException w:name="Medium Grid 1 Accent 4" w:uiPriority="601"/>
+    <w:lsdException w:name="Medium Grid 2 Accent 4" w:uiPriority="608"/>
+    <w:lsdException w:name="Medium Grid 3 Accent 4" w:uiPriority="609"/>
+    <w:lsdException w:name="Dark List Accent 4" w:uiPriority="628"/>
+    <w:lsdException w:name="Colorful Shading Accent 4" w:uiPriority="629"/>
+    <w:lsdException w:name="Colorful List Accent 4" w:uiPriority="630"/>
+    <w:lsdException w:name="Colorful Grid Accent 4" w:uiPriority="631"/>
+    <w:lsdException w:name="Light Shading Accent 5" w:uiPriority="336"/>
+    <w:lsdException w:name="Light List Accent 5" w:uiPriority="337"/>
+    <w:lsdException w:name="Light Grid Accent 5" w:uiPriority="338"/>
+    <w:lsdException w:name="Medium Shading 1 Accent 5" w:uiPriority="339"/>
+    <w:lsdException w:name="Medium Shading 2 Accent 5" w:uiPriority="598"/>
+    <w:lsdException w:name="Medium List 1 Accent 5" w:uiPriority="599"/>
+    <w:lsdException w:name="Medium List 2 Accent 5" w:uiPriority="600"/>
+    <w:lsdException w:name="Medium Grid 1 Accent 5" w:uiPriority="601"/>
+    <w:lsdException w:name="Medium Grid 2 Accent 5" w:uiPriority="608"/>
+    <w:lsdException w:name="Medium Grid 3 Accent 5" w:uiPriority="609"/>
+    <w:lsdException w:name="Dark List Accent 5" w:uiPriority="628"/>
+    <w:lsdException w:name="Colorful Shading Accent 5" w:uiPriority="629"/>
+    <w:lsdException w:name="Colorful List Accent 5" w:uiPriority="630"/>
+    <w:lsdException w:name="Colorful Grid Accent 5" w:uiPriority="631"/>
+    <w:lsdException w:name="Light Shading Accent 6" w:uiPriority="336"/>
+    <w:lsdException w:name="Light List Accent 6" w:uiPriority="337"/>
+    <w:lsdException w:name="Light Grid Accent 6" w:uiPriority="338"/>
+    <w:lsdException w:name="Medium Shading 1 Accent 6" w:uiPriority="339"/>
+    <w:lsdException w:name="Medium Shading 2 Accent 6" w:uiPriority="598"/>
+    <w:lsdException w:name="Medium List 1 Accent 6" w:uiPriority="599"/>
+    <w:lsdException w:name="Medium List 2 Accent 6" w:uiPriority="600"/>
+    <w:lsdException w:name="Medium Grid 1 Accent 6" w:uiPriority="601"/>
+    <w:lsdException w:name="Medium Grid 2 Accent 6" w:uiPriority="608"/>
+    <w:lsdException w:name="Medium Grid 3 Accent 6" w:uiPriority="609"/>
+    <w:lsdException w:name="Dark List Accent 6" w:uiPriority="628"/>
+    <w:lsdException w:name="Colorful Shading Accent 6" w:uiPriority="629"/>
+    <w:lsdException w:name="Colorful List Accent 6" w:uiPriority="630"/>
+    <w:lsdException w:name="Colorful Grid Accent 6" w:uiPriority="631"/>
+    <w:lsdException w:name="Subtle Emphasis" w:uiPriority="55" w:qFormat="1"/>
+    <w:lsdException w:name="Intense Emphasis" w:uiPriority="81" w:qFormat="1"/>
+    <w:lsdException w:name="Subtle Reference" w:uiPriority="115" w:qFormat="1"/>
+    <w:lsdException w:name="Intense Reference" w:uiPriority="128" w:qFormat="1"/>
+    <w:lsdException w:name="Book Title" w:uiPriority="129" w:qFormat="1"/>
+    <w:lsdException w:name="Bibliography" w:semiHidden="1" w:uiPriority="133" w:unhideWhenUsed="1"/>
+    <w:lsdException w:name="TOC Heading" w:semiHidden="1" w:uiPriority="135" w:unhideWhenUsed="1" w:qFormat="1"/>
+    <w:lsdException w:name="Grid Table 4" w:uiPriority="277"/>
+    <w:lsdException w:name="Grid Table 5 Dark" w:uiPriority="296"/>
+    <w:lsdException w:name="Grid Table 6 Colorful" w:uiPriority="297"/>
+    <w:lsdException w:name="Grid Table 7 Colorful" w:uiPriority="304"/>
+    <w:lsdException w:name="Grid Table 1 Light Accent 1" w:uiPriority="274"/>
+    <w:lsdException w:name="Grid Table 2 Accent 1" w:uiPriority="275"/>
+    <w:lsdException w:name="Grid Table 3 Accent 1" w:uiPriority="276"/>
+    <w:lsdException w:name="Grid Table 4 Accent 1" w:uiPriority="277"/>
+    <w:lsdException w:name="Grid Table 5 Dark Accent 1" w:uiPriority="296"/>
+    <w:lsdException w:name="Grid Table 6 Colorful Accent 1" w:uiPriority="297"/>
+    <w:lsdException w:name="Grid Table 7 Colorful Accent 1" w:uiPriority="304"/>
+    <w:lsdException w:name="Grid Table 1 Light Accent 2" w:uiPriority="274"/>
+    <w:lsdException w:name="Grid Table 2 Accent 2" w:uiPriority="275"/>
+    <w:lsdException w:name="Grid Table 3 Accent 2" w:uiPriority="276"/>
+    <w:lsdException w:name="Grid Table 4 Accent 2" w:uiPriority="277"/>
+    <w:lsdException w:name="Grid Table 5 Dark Accent 2" w:uiPriority="296"/>
+    <w:lsdException w:name="Grid Table 6 Colorful Accent 2" w:uiPriority="297"/>
+    <w:lsdException w:name="Grid Table 7 Colorful Accent 2" w:uiPriority="304"/>
+    <w:lsdException w:name="Grid Table 1 Light Accent 3" w:uiPriority="274"/>
+    <w:lsdException w:name="Grid Table 2 Accent 3" w:uiPriority="275"/>
+    <w:lsdException w:name="Grid Table 3 Accent 3" w:uiPriority="276"/>
+    <w:lsdException w:name="Grid Table 4 Accent 3" w:uiPriority="277"/>
+    <w:lsdException w:name="Grid Table 5 Dark Accent 3" w:uiPriority="296"/>
+    <w:lsdException w:name="Grid Table 6 Colorful Accent 3" w:uiPriority="297"/>
+    <w:lsdException w:name="Grid Table 7 Colorful Accent 3" w:uiPriority="304"/>
+    <w:lsdException w:name="Grid Table 1 Light Accent 4" w:uiPriority="274"/>
+    <w:lsdException w:name="Grid Table 2 Accent 4" w:uiPriority="275"/>
+    <w:lsdException w:name="Grid Table 3 Accent 4" w:uiPriority="276"/>
+    <w:lsdException w:name="Grid Table 4 Accent 4" w:uiPriority="277"/>
+    <w:lsdException w:name="Grid Table 5 Dark Accent 4" w:uiPriority="296"/>
+    <w:lsdException w:name="Grid Table 6 Colorful Accent 4" w:uiPriority="297"/>
+    <w:lsdException w:name="Grid Table 7 Colorful Accent 4" w:uiPriority="304"/>
+    <w:lsdException w:name="Grid Table 1 Light Accent 5" w:uiPriority="274"/>
+    <w:lsdException w:name="Grid Table 2 Accent 5" w:uiPriority="275"/>
+    <w:lsdException w:name="Grid Table 3 Accent 5" w:uiPriority="276"/>
+    <w:lsdException w:name="Grid Table 4 Accent 5" w:uiPriority="277"/>
+    <w:lsdException w:name="Grid Table 5 Dark Accent 5" w:uiPriority="296"/>
+    <w:lsdException w:name="Grid Table 6 Colorful Accent 5" w:uiPriority="297"/>
+    <w:lsdException w:name="Grid Table 7 Colorful Accent 5" w:uiPriority="304"/>
+    <w:lsdException w:name="Grid Table 1 Light Accent 6" w:uiPriority="274"/>
+    <w:lsdException w:name="Grid Table 2 Accent 6" w:uiPriority="275"/>
+    <w:lsdException w:name="Grid Table 3 Accent 6" w:uiPriority="276"/>
+    <w:lsdException w:name="Grid Table 4 Accent 6" w:uiPriority="277"/>
+    <w:lsdException w:name="Grid Table 5 Dark Accent 6" w:uiPriority="296"/>
+    <w:lsdException w:name="Grid Table 6 Colorful Accent 6" w:uiPriority="297"/>
+    <w:lsdException w:name="Grid Table 7 Colorful Accent 6" w:uiPriority="304"/>
+    <w:lsdException w:name="List Table 1 Light" w:uiPriority="274"/>
+    <w:lsdException w:name="List Table 2" w:uiPriority="275"/>
+    <w:lsdException w:name="List Table 3" w:uiPriority="276"/>
+    <w:lsdException w:name="List Table 4" w:uiPriority="277"/>
+    <w:lsdException w:name="List Table 5 Dark" w:uiPriority="296"/>
+    <w:lsdException w:name="List Table 6 Colorful" w:uiPriority="297"/>
+    <w:lsdException w:name="List Table 7 Colorful" w:uiPriority="304"/>
+    <w:lsdException w:name="List Table 1 Light Accent 1" w:uiPriority="274"/>
+    <w:lsdException w:name="List Table 2 Accent 1" w:uiPriority="275"/>
+    <w:lsdException w:name="List Table 3 Accent 1" w:uiPriority="276"/>
+    <w:lsdException w:name="List Table 4 Accent 1" w:uiPriority="277"/>
+    <w:lsdException w:name="List Table 5 Dark Accent 1" w:uiPriority="296"/>
+    <w:lsdException w:name="List Table 6 Colorful Accent 1" w:uiPriority="297"/>
+    <w:lsdException w:name="List Table 7 Colorful Accent 1" w:uiPriority="304"/>
+    <w:lsdException w:name="List Table 1 Light Accent 2" w:uiPriority="274"/>
+    <w:lsdException w:name="List Table 2 Accent 2" w:uiPriority="275"/>
+    <w:lsdException w:name="List Table 3 Accent 2" w:uiPriority="276"/>
+    <w:lsdException w:name="List Table 4 Accent 2" w:uiPriority="277"/>
+    <w:lsdException w:name="List Table 5 Dark Accent 2" w:uiPriority="296"/>
+    <w:lsdException w:name="List Table 6 Colorful Accent 2" w:uiPriority="297"/>
+    <w:lsdException w:name="List Table 7 Colorful Accent 2" w:uiPriority="304"/>
+    <w:lsdException w:name="List Table 1 Light Accent 3" w:uiPriority="274"/>
+    <w:lsdException w:name="List Table 2 Accent 3" w:uiPriority="275"/>
+    <w:lsdException w:name="List Table 3 Accent 3" w:uiPriority="276"/>
+    <w:lsdException w:name="List Table 4 Accent 3" w:uiPriority="277"/>
+    <w:lsdException w:name="List Table 5 Dark Accent 3" w:uiPriority="296"/>
+    <w:lsdException w:name="List Table 6 Colorful Accent 3" w:uiPriority="297"/>
+    <w:lsdException w:name="List Table 7 Colorful Accent 3" w:uiPriority="304"/>
+    <w:lsdException w:name="List Table 1 Light Accent 4" w:uiPriority="274"/>
+    <w:lsdException w:name="List Table 2 Accent 4" w:uiPriority="275"/>
+    <w:lsdException w:name="List Table 3 Accent 4" w:uiPriority="276"/>
+    <w:lsdException w:name="List Table 4 Accent 4" w:uiPriority="277"/>
+    <w:lsdException w:name="List Table 5 Dark Accent 4" w:uiPriority="296"/>
+    <w:lsdException w:name="List Table 6 Colorful Accent 4" w:uiPriority="297"/>
+    <w:lsdException w:name="List Table 7 Colorful Accent 4" w:uiPriority="304"/>
+    <w:lsdException w:name="List Table 1 Light Accent 5" w:uiPriority="274"/>
+    <w:lsdException w:name="List Table 2 Accent 5" w:uiPriority="275"/>
+    <w:lsdException w:name="List Table 3 Accent 5" w:uiPriority="276"/>
+    <w:lsdException w:name="List Table 4 Accent 5" w:uiPriority="277"/>
+    <w:lsdException w:name="List Table 5 Dark Accent 5" w:uiPriority="296"/>
+    <w:lsdException w:name="List Table 6 Colorful Accent 5" w:uiPriority="297"/>
+    <w:lsdException w:name="List Table 7 Colorful Accent 5" w:uiPriority="304"/>
+    <w:lsdException w:name="List Table 1 Light Accent 6" w:uiPriority="274"/>
+    <w:lsdException w:name="List Table 2 Accent 6" w:uiPriority="275"/>
+    <w:lsdException w:name="List Table 3 Accent 6" w:uiPriority="276"/>
+    <w:lsdException w:name="List Table 4 Accent 6" w:uiPriority="277"/>
+    <w:lsdException w:name="List Table 5 Dark Accent 6" w:uiPriority="296"/>
+    <w:lsdException w:name="List Table 6 Colorful Accent 6" w:uiPriority="297"/>
+    <w:lsdException w:name="List Table 7 Colorful Accent 6" w:uiPriority="304"/>
     <w:lsdException w:name="Mention" w:semiHidden="1" w:unhideWhenUsed="1"/>
     <w:lsdException w:name="Smart Hyperlink" w:semiHidden="1" w:unhideWhenUsed="1"/>
     <w:lsdException w:name="Hashtag" w:semiHidden="1" w:unhideWhenUsed="1"/>
@@ -2182,7 +2249,7 @@
     <w:qFormat/>
     <w:pPr>
       <w:numPr>
-        <w:ilvl w:val="1"/>
+        <w:ilvl w:val="0"/>
       </w:numPr>
     </w:pPr>
     <w:rPr>
@@ -2314,6 +2381,7 @@
     <w:pPr>
       <w:contextualSpacing/>
       <w:numPr>
+        <w:ilvl w:val="0"/>
         <w:numId w:val="1"/>
       </w:numPr>
     </w:pPr>
@@ -2326,6 +2394,7 @@
     <w:pPr>
       <w:contextualSpacing/>
       <w:numPr>
+        <w:ilvl w:val="0"/>
         <w:numId w:val="2"/>
       </w:numPr>
     </w:pPr>
@@ -2338,6 +2407,7 @@
     <w:pPr>
       <w:contextualSpacing/>
       <w:numPr>
+        <w:ilvl w:val="0"/>
         <w:numId w:val="3"/>
       </w:numPr>
     </w:pPr>
@@ -2350,6 +2420,7 @@
     <w:pPr>
       <w:contextualSpacing/>
       <w:numPr>
+        <w:ilvl w:val="0"/>
         <w:numId w:val="4"/>
       </w:numPr>
     </w:pPr>
@@ -2362,6 +2433,7 @@
     <w:pPr>
       <w:contextualSpacing/>
       <w:numPr>
+        <w:ilvl w:val="0"/>
         <w:numId w:val="5"/>
       </w:numPr>
     </w:pPr>
@@ -2374,6 +2446,7 @@
     <w:pPr>
       <w:contextualSpacing/>
       <w:numPr>
+        <w:ilvl w:val="0"/>
         <w:numId w:val="6"/>
       </w:numPr>
     </w:pPr>
@@ -2725,8 +2798,8 @@
     </w:rPr>
     <w:tblPr>
       <w:tblBorders>
-        <w:top w:val="single" w:sz="8" w:space="0" w:color="000000" w:themeColor="text1"/>
-        <w:bottom w:val="single" w:sz="8" w:space="0" w:color="000000" w:themeColor="text1"/>
+        <w:top w:val="single" w:sz="8" w:space="0" w:color="000000" w:themeColor="dk1"/>
+        <w:bottom w:val="single" w:sz="8" w:space="0" w:color="000000" w:themeColor="dk1"/>
       </w:tblBorders>
       <w:tblStyleColBandSize w:val="1"/>
       <w:tblStyleRowBandSize w:val="1"/>
@@ -2742,9 +2815,9 @@
       <w:tblPr/>
       <w:tcPr>
         <w:tcBorders>
-          <w:top w:val="single" w:sz="8" w:space="0" w:color="000000" w:themeColor="text1"/>
-          <w:left w:val="nil"/>
-          <w:bottom w:val="single" w:sz="8" w:space="0" w:color="000000" w:themeColor="text1"/>
+          <w:top w:val="single" w:sz="8" w:space="0" w:color="000000" w:themeColor="dk1"/>
+          <w:left w:val="nil"/>
+          <w:bottom w:val="single" w:sz="8" w:space="0" w:color="000000" w:themeColor="dk1"/>
           <w:right w:val="nil"/>
           <w:insideH w:val="nil"/>
           <w:insideV w:val="nil"/>
@@ -2762,9 +2835,9 @@
       <w:tblPr/>
       <w:tcPr>
         <w:tcBorders>
-          <w:top w:val="single" w:sz="8" w:space="0" w:color="000000" w:themeColor="text1"/>
-          <w:left w:val="nil"/>
-          <w:bottom w:val="single" w:sz="8" w:space="0" w:color="000000" w:themeColor="text1"/>
+          <w:top w:val="single" w:sz="8" w:space="0" w:color="000000" w:themeColor="dk1"/>
+          <w:left w:val="nil"/>
+          <w:bottom w:val="single" w:sz="8" w:space="0" w:color="000000" w:themeColor="dk1"/>
           <w:right w:val="nil"/>
           <w:insideH w:val="nil"/>
           <w:insideV w:val="nil"/>
@@ -2792,7 +2865,7 @@
           <w:insideH w:val="nil"/>
           <w:insideV w:val="nil"/>
         </w:tcBorders>
-        <w:shd w:val="clear" w:color="auto" w:fill="BFBFBF" w:themeFill="text1" w:themeFillTint="3f"/>
+        <w:shd w:val="clear" w:color="auto" w:fill="BFBFBF" w:themeFill="dk1" w:themeFillTint="3f"/>
       </w:tcPr>
     </w:tblStylePr>
     <w:tblStylePr w:type="band1Horz">
@@ -2804,7 +2877,7 @@
           <w:insideH w:val="nil"/>
           <w:insideV w:val="nil"/>
         </w:tcBorders>
-        <w:shd w:val="clear" w:color="auto" w:fill="BFBFBF" w:themeFill="text1" w:themeFillTint="3f"/>
+        <w:shd w:val="clear" w:color="auto" w:fill="BFBFBF" w:themeFill="dk1" w:themeFillTint="3f"/>
       </w:tcPr>
     </w:tblStylePr>
   </w:style>
@@ -3387,10 +3460,10 @@
     </w:pPr>
     <w:tblPr>
       <w:tblBorders>
-        <w:top w:val="single" w:sz="8" w:space="0" w:color="000000" w:themeColor="text1"/>
-        <w:left w:val="single" w:sz="8" w:space="0" w:color="000000" w:themeColor="text1"/>
-        <w:bottom w:val="single" w:sz="8" w:space="0" w:color="000000" w:themeColor="text1"/>
-        <w:right w:val="single" w:sz="8" w:space="0" w:color="000000" w:themeColor="text1"/>
+        <w:top w:val="single" w:sz="8" w:space="0" w:color="000000" w:themeColor="dk1"/>
+        <w:left w:val="single" w:sz="8" w:space="0" w:color="000000" w:themeColor="dk1"/>
+        <w:bottom w:val="single" w:sz="8" w:space="0" w:color="000000" w:themeColor="dk1"/>
+        <w:right w:val="single" w:sz="8" w:space="0" w:color="000000" w:themeColor="dk1"/>
       </w:tblBorders>
       <w:tblStyleColBandSize w:val="1"/>
       <w:tblStyleRowBandSize w:val="1"/>
@@ -3406,7 +3479,7 @@
       </w:rPr>
       <w:tblPr/>
       <w:tcPr>
-        <w:shd w:val="clear" w:color="auto" w:fill="000000" w:themeFill="text1"/>
+        <w:shd w:val="clear" w:color="auto" w:fill="000000" w:themeFill="dk1"/>
       </w:tcPr>
     </w:tblStylePr>
     <w:tblStylePr w:type="lastRow">
@@ -3420,10 +3493,10 @@
       <w:tblPr/>
       <w:tcPr>
         <w:tcBorders>
-          <w:top w:val="double" w:sz="6" w:space="0" w:color="000000" w:themeColor="text1"/>
-          <w:left w:val="single" w:sz="8" w:space="0" w:color="000000" w:themeColor="text1"/>
-          <w:bottom w:val="single" w:sz="8" w:space="0" w:color="000000" w:themeColor="text1"/>
-          <w:right w:val="single" w:sz="8" w:space="0" w:color="000000" w:themeColor="text1"/>
+          <w:top w:val="double" w:sz="6" w:space="0" w:color="000000" w:themeColor="dk1"/>
+          <w:left w:val="single" w:sz="8" w:space="0" w:color="000000" w:themeColor="dk1"/>
+          <w:bottom w:val="single" w:sz="8" w:space="0" w:color="000000" w:themeColor="dk1"/>
+          <w:right w:val="single" w:sz="8" w:space="0" w:color="000000" w:themeColor="dk1"/>
         </w:tcBorders>
       </w:tcPr>
     </w:tblStylePr>
@@ -3443,10 +3516,10 @@
       <w:tblPr/>
       <w:tcPr>
         <w:tcBorders>
-          <w:top w:val="single" w:sz="8" w:space="0" w:color="000000" w:themeColor="text1"/>
-          <w:left w:val="single" w:sz="8" w:space="0" w:color="000000" w:themeColor="text1"/>
-          <w:bottom w:val="single" w:sz="8" w:space="0" w:color="000000" w:themeColor="text1"/>
-          <w:right w:val="single" w:sz="8" w:space="0" w:color="000000" w:themeColor="text1"/>
+          <w:top w:val="single" w:sz="8" w:space="0" w:color="000000" w:themeColor="dk1"/>
+          <w:left w:val="single" w:sz="8" w:space="0" w:color="000000" w:themeColor="dk1"/>
+          <w:bottom w:val="single" w:sz="8" w:space="0" w:color="000000" w:themeColor="dk1"/>
+          <w:right w:val="single" w:sz="8" w:space="0" w:color="000000" w:themeColor="dk1"/>
         </w:tcBorders>
       </w:tcPr>
     </w:tblStylePr>
@@ -3454,10 +3527,10 @@
       <w:tblPr/>
       <w:tcPr>
         <w:tcBorders>
-          <w:top w:val="single" w:sz="8" w:space="0" w:color="000000" w:themeColor="text1"/>
-          <w:left w:val="single" w:sz="8" w:space="0" w:color="000000" w:themeColor="text1"/>
-          <w:bottom w:val="single" w:sz="8" w:space="0" w:color="000000" w:themeColor="text1"/>
-          <w:right w:val="single" w:sz="8" w:space="0" w:color="000000" w:themeColor="text1"/>
+          <w:top w:val="single" w:sz="8" w:space="0" w:color="000000" w:themeColor="dk1"/>
+          <w:left w:val="single" w:sz="8" w:space="0" w:color="000000" w:themeColor="dk1"/>
+          <w:bottom w:val="single" w:sz="8" w:space="0" w:color="000000" w:themeColor="dk1"/>
+          <w:right w:val="single" w:sz="8" w:space="0" w:color="000000" w:themeColor="dk1"/>
         </w:tcBorders>
       </w:tcPr>
     </w:tblStylePr>
@@ -3975,12 +4048,12 @@
     </w:pPr>
     <w:tblPr>
       <w:tblBorders>
-        <w:top w:val="single" w:sz="8" w:space="0" w:color="000000" w:themeColor="text1"/>
-        <w:left w:val="single" w:sz="8" w:space="0" w:color="000000" w:themeColor="text1"/>
-        <w:bottom w:val="single" w:sz="8" w:space="0" w:color="000000" w:themeColor="text1"/>
-        <w:right w:val="single" w:sz="8" w:space="0" w:color="000000" w:themeColor="text1"/>
-        <w:insideH w:val="single" w:sz="8" w:space="0" w:color="000000" w:themeColor="text1"/>
-        <w:insideV w:val="single" w:sz="8" w:space="0" w:color="000000" w:themeColor="text1"/>
+        <w:top w:val="single" w:sz="8" w:space="0" w:color="000000" w:themeColor="dk1"/>
+        <w:left w:val="single" w:sz="8" w:space="0" w:color="000000" w:themeColor="dk1"/>
+        <w:bottom w:val="single" w:sz="8" w:space="0" w:color="000000" w:themeColor="dk1"/>
+        <w:right w:val="single" w:sz="8" w:space="0" w:color="000000" w:themeColor="dk1"/>
+        <w:insideH w:val="single" w:sz="8" w:space="0" w:color="000000" w:themeColor="dk1"/>
+        <w:insideV w:val="single" w:sz="8" w:space="0" w:color="000000" w:themeColor="dk1"/>
       </w:tblBorders>
       <w:tblStyleColBandSize w:val="1"/>
       <w:tblStyleRowBandSize w:val="1"/>
@@ -3997,12 +4070,12 @@
       <w:tblPr/>
       <w:tcPr>
         <w:tcBorders>
-          <w:top w:val="single" w:sz="8" w:space="0" w:color="000000" w:themeColor="text1"/>
-          <w:left w:val="single" w:sz="8" w:space="0" w:color="000000" w:themeColor="text1"/>
-          <w:bottom w:val="single" w:sz="18" w:space="0" w:color="000000" w:themeColor="text1"/>
-          <w:right w:val="single" w:sz="8" w:space="0" w:color="000000" w:themeColor="text1"/>
-          <w:insideH w:val="nil"/>
-          <w:insideV w:val="single" w:sz="8" w:space="0" w:color="000000" w:themeColor="text1"/>
+          <w:top w:val="single" w:sz="8" w:space="0" w:color="000000" w:themeColor="dk1"/>
+          <w:left w:val="single" w:sz="8" w:space="0" w:color="000000" w:themeColor="dk1"/>
+          <w:bottom w:val="single" w:sz="18" w:space="0" w:color="000000" w:themeColor="dk1"/>
+          <w:right w:val="single" w:sz="8" w:space="0" w:color="000000" w:themeColor="dk1"/>
+          <w:insideH w:val="nil"/>
+          <w:insideV w:val="single" w:sz="8" w:space="0" w:color="000000" w:themeColor="dk1"/>
         </w:tcBorders>
       </w:tcPr>
     </w:tblStylePr>
@@ -4018,12 +4091,12 @@
       <w:tblPr/>
       <w:tcPr>
         <w:tcBorders>
-          <w:top w:val="double" w:sz="6" w:space="0" w:color="000000" w:themeColor="text1"/>
-          <w:left w:val="single" w:sz="8" w:space="0" w:color="000000" w:themeColor="text1"/>
-          <w:bottom w:val="single" w:sz="8" w:space="0" w:color="000000" w:themeColor="text1"/>
-          <w:right w:val="single" w:sz="8" w:space="0" w:color="000000" w:themeColor="text1"/>
-          <w:insideH w:val="nil"/>
-          <w:insideV w:val="single" w:sz="8" w:space="0" w:color="000000" w:themeColor="text1"/>
+          <w:top w:val="double" w:sz="6" w:space="0" w:color="000000" w:themeColor="dk1"/>
+          <w:left w:val="single" w:sz="8" w:space="0" w:color="000000" w:themeColor="dk1"/>
+          <w:bottom w:val="single" w:sz="8" w:space="0" w:color="000000" w:themeColor="dk1"/>
+          <w:right w:val="single" w:sz="8" w:space="0" w:color="000000" w:themeColor="dk1"/>
+          <w:insideH w:val="nil"/>
+          <w:insideV w:val="single" w:sz="8" w:space="0" w:color="000000" w:themeColor="dk1"/>
         </w:tcBorders>
       </w:tcPr>
     </w:tblStylePr>
@@ -4043,10 +4116,10 @@
       <w:tblPr/>
       <w:tcPr>
         <w:tcBorders>
-          <w:top w:val="single" w:sz="8" w:space="0" w:color="000000" w:themeColor="text1"/>
-          <w:left w:val="single" w:sz="8" w:space="0" w:color="000000" w:themeColor="text1"/>
-          <w:bottom w:val="single" w:sz="8" w:space="0" w:color="000000" w:themeColor="text1"/>
-          <w:right w:val="single" w:sz="8" w:space="0" w:color="000000" w:themeColor="text1"/>
+          <w:top w:val="single" w:sz="8" w:space="0" w:color="000000" w:themeColor="dk1"/>
+          <w:left w:val="single" w:sz="8" w:space="0" w:color="000000" w:themeColor="dk1"/>
+          <w:bottom w:val="single" w:sz="8" w:space="0" w:color="000000" w:themeColor="dk1"/>
+          <w:right w:val="single" w:sz="8" w:space="0" w:color="000000" w:themeColor="dk1"/>
         </w:tcBorders>
       </w:tcPr>
     </w:tblStylePr>
@@ -4054,36 +4127,36 @@
       <w:tblPr/>
       <w:tcPr>
         <w:tcBorders>
-          <w:top w:val="single" w:sz="8" w:space="0" w:color="000000" w:themeColor="text1"/>
-          <w:left w:val="single" w:sz="8" w:space="0" w:color="000000" w:themeColor="text1"/>
-          <w:bottom w:val="single" w:sz="8" w:space="0" w:color="000000" w:themeColor="text1"/>
-          <w:right w:val="single" w:sz="8" w:space="0" w:color="000000" w:themeColor="text1"/>
-        </w:tcBorders>
-        <w:shd w:val="clear" w:color="auto" w:fill="BFBFBF" w:themeFill="text1" w:themeFillTint="3f"/>
+          <w:top w:val="single" w:sz="8" w:space="0" w:color="000000" w:themeColor="dk1"/>
+          <w:left w:val="single" w:sz="8" w:space="0" w:color="000000" w:themeColor="dk1"/>
+          <w:bottom w:val="single" w:sz="8" w:space="0" w:color="000000" w:themeColor="dk1"/>
+          <w:right w:val="single" w:sz="8" w:space="0" w:color="000000" w:themeColor="dk1"/>
+        </w:tcBorders>
+        <w:shd w:val="clear" w:color="auto" w:fill="BFBFBF" w:themeFill="dk1" w:themeFillTint="3f"/>
       </w:tcPr>
     </w:tblStylePr>
     <w:tblStylePr w:type="band1Horz">
       <w:tblPr/>
       <w:tcPr>
         <w:tcBorders>
-          <w:top w:val="single" w:sz="8" w:space="0" w:color="000000" w:themeColor="text1"/>
-          <w:left w:val="single" w:sz="8" w:space="0" w:color="000000" w:themeColor="text1"/>
-          <w:bottom w:val="single" w:sz="8" w:space="0" w:color="000000" w:themeColor="text1"/>
-          <w:right w:val="single" w:sz="8" w:space="0" w:color="000000" w:themeColor="text1"/>
-          <w:insideV w:val="single" w:sz="8" w:space="0" w:color="000000" w:themeColor="text1"/>
-        </w:tcBorders>
-        <w:shd w:val="clear" w:color="auto" w:fill="BFBFBF" w:themeFill="text1" w:themeFillTint="3f"/>
+          <w:top w:val="single" w:sz="8" w:space="0" w:color="000000" w:themeColor="dk1"/>
+          <w:left w:val="single" w:sz="8" w:space="0" w:color="000000" w:themeColor="dk1"/>
+          <w:bottom w:val="single" w:sz="8" w:space="0" w:color="000000" w:themeColor="dk1"/>
+          <w:right w:val="single" w:sz="8" w:space="0" w:color="000000" w:themeColor="dk1"/>
+          <w:insideV w:val="single" w:sz="8" w:space="0" w:color="000000" w:themeColor="dk1"/>
+        </w:tcBorders>
+        <w:shd w:val="clear" w:color="auto" w:fill="BFBFBF" w:themeFill="dk1" w:themeFillTint="3f"/>
       </w:tcPr>
     </w:tblStylePr>
     <w:tblStylePr w:type="band2Horz">
       <w:tblPr/>
       <w:tcPr>
         <w:tcBorders>
-          <w:top w:val="single" w:sz="8" w:space="0" w:color="000000" w:themeColor="text1"/>
-          <w:left w:val="single" w:sz="8" w:space="0" w:color="000000" w:themeColor="text1"/>
-          <w:bottom w:val="single" w:sz="8" w:space="0" w:color="000000" w:themeColor="text1"/>
-          <w:right w:val="single" w:sz="8" w:space="0" w:color="000000" w:themeColor="text1"/>
-          <w:insideV w:val="single" w:sz="8" w:space="0" w:color="000000" w:themeColor="text1"/>
+          <w:top w:val="single" w:sz="8" w:space="0" w:color="000000" w:themeColor="dk1"/>
+          <w:left w:val="single" w:sz="8" w:space="0" w:color="000000" w:themeColor="dk1"/>
+          <w:bottom w:val="single" w:sz="8" w:space="0" w:color="000000" w:themeColor="dk1"/>
+          <w:right w:val="single" w:sz="8" w:space="0" w:color="000000" w:themeColor="dk1"/>
+          <w:insideV w:val="single" w:sz="8" w:space="0" w:color="000000" w:themeColor="dk1"/>
         </w:tcBorders>
       </w:tcPr>
     </w:tblStylePr>
@@ -4829,11 +4902,11 @@
     </w:pPr>
     <w:tblPr>
       <w:tblBorders>
-        <w:top w:val="single" w:sz="8" w:space="0" w:color="3F3F3F" w:themeColor="text1" w:themeTint="bf"/>
-        <w:left w:val="single" w:sz="8" w:space="0" w:color="3F3F3F" w:themeColor="text1" w:themeTint="bf"/>
-        <w:bottom w:val="single" w:sz="8" w:space="0" w:color="3F3F3F" w:themeColor="text1" w:themeTint="bf"/>
-        <w:right w:val="single" w:sz="8" w:space="0" w:color="3F3F3F" w:themeColor="text1" w:themeTint="bf"/>
-        <w:insideH w:val="single" w:sz="8" w:space="0" w:color="3F3F3F" w:themeColor="text1" w:themeTint="bf"/>
+        <w:top w:val="single" w:sz="8" w:space="0" w:color="3F3F3F" w:themeColor="dk1" w:themeTint="bf"/>
+        <w:left w:val="single" w:sz="8" w:space="0" w:color="3F3F3F" w:themeColor="dk1" w:themeTint="bf"/>
+        <w:bottom w:val="single" w:sz="8" w:space="0" w:color="3F3F3F" w:themeColor="dk1" w:themeTint="bf"/>
+        <w:right w:val="single" w:sz="8" w:space="0" w:color="3F3F3F" w:themeColor="dk1" w:themeTint="bf"/>
+        <w:insideH w:val="single" w:sz="8" w:space="0" w:color="3F3F3F" w:themeColor="dk1" w:themeTint="bf"/>
       </w:tblBorders>
       <w:tblStyleColBandSize w:val="1"/>
       <w:tblStyleRowBandSize w:val="1"/>
@@ -4850,14 +4923,14 @@
       <w:tblPr/>
       <w:tcPr>
         <w:tcBorders>
-          <w:top w:val="single" w:sz="8" w:space="0" w:color="3F3F3F" w:themeColor="text1" w:themeTint="bf"/>
-          <w:left w:val="single" w:sz="8" w:space="0" w:color="3F3F3F" w:themeColor="text1" w:themeTint="bf"/>
-          <w:bottom w:val="single" w:sz="8" w:space="0" w:color="3F3F3F" w:themeColor="text1" w:themeTint="bf"/>
-          <w:right w:val="single" w:sz="8" w:space="0" w:color="3F3F3F" w:themeColor="text1" w:themeTint="bf"/>
-          <w:insideH w:val="nil"/>
-          <w:insideV w:val="nil"/>
-        </w:tcBorders>
-        <w:shd w:val="clear" w:color="auto" w:fill="000000" w:themeFill="text1"/>
+          <w:top w:val="single" w:sz="8" w:space="0" w:color="3F3F3F" w:themeColor="dk1" w:themeTint="bf"/>
+          <w:left w:val="single" w:sz="8" w:space="0" w:color="3F3F3F" w:themeColor="dk1" w:themeTint="bf"/>
+          <w:bottom w:val="single" w:sz="8" w:space="0" w:color="3F3F3F" w:themeColor="dk1" w:themeTint="bf"/>
+          <w:right w:val="single" w:sz="8" w:space="0" w:color="3F3F3F" w:themeColor="dk1" w:themeTint="bf"/>
+          <w:insideH w:val="nil"/>
+          <w:insideV w:val="nil"/>
+        </w:tcBorders>
+        <w:shd w:val="clear" w:color="auto" w:fill="000000" w:themeFill="dk1"/>
       </w:tcPr>
     </w:tblStylePr>
     <w:tblStylePr w:type="lastRow">
@@ -4871,10 +4944,10 @@
       <w:tblPr/>
       <w:tcPr>
         <w:tcBorders>
-          <w:top w:val="double" w:sz="6" w:space="0" w:color="3F3F3F" w:themeColor="text1" w:themeTint="bf"/>
-          <w:left w:val="single" w:sz="8" w:space="0" w:color="3F3F3F" w:themeColor="text1" w:themeTint="bf"/>
-          <w:bottom w:val="single" w:sz="8" w:space="0" w:color="3F3F3F" w:themeColor="text1" w:themeTint="bf"/>
-          <w:right w:val="single" w:sz="8" w:space="0" w:color="3F3F3F" w:themeColor="text1" w:themeTint="bf"/>
+          <w:top w:val="double" w:sz="6" w:space="0" w:color="3F3F3F" w:themeColor="dk1" w:themeTint="bf"/>
+          <w:left w:val="single" w:sz="8" w:space="0" w:color="3F3F3F" w:themeColor="dk1" w:themeTint="bf"/>
+          <w:bottom w:val="single" w:sz="8" w:space="0" w:color="3F3F3F" w:themeColor="dk1" w:themeTint="bf"/>
+          <w:right w:val="single" w:sz="8" w:space="0" w:color="3F3F3F" w:themeColor="dk1" w:themeTint="bf"/>
           <w:insideH w:val="nil"/>
           <w:insideV w:val="nil"/>
         </w:tcBorders>
@@ -4895,7 +4968,7 @@
     <w:tblStylePr w:type="band1Vert">
       <w:tblPr/>
       <w:tcPr>
-        <w:shd w:val="clear" w:color="auto" w:fill="BFBFBF" w:themeFill="text1" w:themeFillTint="3f"/>
+        <w:shd w:val="clear" w:color="auto" w:fill="BFBFBF" w:themeFill="dk1" w:themeFillTint="3f"/>
       </w:tcPr>
     </w:tblStylePr>
     <w:tblStylePr w:type="band1Horz">
@@ -4905,7 +4978,7 @@
           <w:insideH w:val="nil"/>
           <w:insideV w:val="nil"/>
         </w:tcBorders>
-        <w:shd w:val="clear" w:color="auto" w:fill="BFBFBF" w:themeFill="text1" w:themeFillTint="3f"/>
+        <w:shd w:val="clear" w:color="auto" w:fill="BFBFBF" w:themeFill="dk1" w:themeFillTint="3f"/>
       </w:tcPr>
     </w:tblStylePr>
     <w:tblStylePr w:type="band2Horz">
@@ -5540,7 +5613,7 @@
           <w:insideH w:val="nil"/>
           <w:insideV w:val="nil"/>
         </w:tcBorders>
-        <w:shd w:val="clear" w:color="auto" w:fill="000000" w:themeFill="text1"/>
+        <w:shd w:val="clear" w:color="auto" w:fill="000000" w:themeFill="dk1"/>
       </w:tcPr>
     </w:tblStylePr>
     <w:tblStylePr w:type="lastRow">
@@ -5560,7 +5633,7 @@
           <w:insideH w:val="nil"/>
           <w:insideV w:val="nil"/>
         </w:tcBorders>
-        <w:shd w:val="clear" w:color="auto" w:fill="FFFFFF" w:themeFill="background1"/>
+        <w:shd w:val="clear" w:color="auto" w:fill="FFFFFF" w:themeFill="lt1"/>
       </w:tcPr>
     </w:tblStylePr>
     <w:tblStylePr w:type="firstCol">
@@ -5579,7 +5652,7 @@
           <w:insideH w:val="nil"/>
           <w:insideV w:val="nil"/>
         </w:tcBorders>
-        <w:shd w:val="clear" w:color="auto" w:fill="000000" w:themeFill="text1"/>
+        <w:shd w:val="clear" w:color="auto" w:fill="000000" w:themeFill="dk1"/>
       </w:tcPr>
     </w:tblStylePr>
     <w:tblStylePr w:type="lastCol">
@@ -5596,7 +5669,7 @@
           <w:insideH w:val="nil"/>
           <w:insideV w:val="nil"/>
         </w:tcBorders>
-        <w:shd w:val="clear" w:color="auto" w:fill="000000" w:themeFill="text1"/>
+        <w:shd w:val="clear" w:color="auto" w:fill="000000" w:themeFill="dk1"/>
       </w:tcPr>
     </w:tblStylePr>
     <w:tblStylePr w:type="band1Vert">
@@ -5608,13 +5681,13 @@
           <w:insideH w:val="nil"/>
           <w:insideV w:val="nil"/>
         </w:tcBorders>
-        <w:shd w:val="clear" w:color="auto" w:fill="D8D8D8" w:themeFill="background1" w:themeFillShade="d8"/>
+        <w:shd w:val="clear" w:color="auto" w:fill="D8D8D8" w:themeFill="lt1" w:themeFillShade="d8"/>
       </w:tcPr>
     </w:tblStylePr>
     <w:tblStylePr w:type="band1Horz">
       <w:tblPr/>
       <w:tcPr>
-        <w:shd w:val="clear" w:color="auto" w:fill="D8D8D8" w:themeFill="background1" w:themeFillShade="d8"/>
+        <w:shd w:val="clear" w:color="auto" w:fill="D8D8D8" w:themeFill="lt1" w:themeFillShade="d8"/>
       </w:tcPr>
     </w:tblStylePr>
     <w:tblStylePr w:type="neCell">
@@ -5701,7 +5774,7 @@
           <w:insideH w:val="nil"/>
           <w:insideV w:val="nil"/>
         </w:tcBorders>
-        <w:shd w:val="clear" w:color="auto" w:fill="FFFFFF" w:themeFill="background1"/>
+        <w:shd w:val="clear" w:color="auto" w:fill="FFFFFF" w:themeFill="lt1"/>
       </w:tcPr>
     </w:tblStylePr>
     <w:tblStylePr w:type="firstCol">
@@ -5749,13 +5822,13 @@
           <w:insideH w:val="nil"/>
           <w:insideV w:val="nil"/>
         </w:tcBorders>
-        <w:shd w:val="clear" w:color="auto" w:fill="D8D8D8" w:themeFill="background1" w:themeFillShade="d8"/>
+        <w:shd w:val="clear" w:color="auto" w:fill="D8D8D8" w:themeFill="lt1" w:themeFillShade="d8"/>
       </w:tcPr>
     </w:tblStylePr>
     <w:tblStylePr w:type="band1Horz">
       <w:tblPr/>
       <w:tcPr>
-        <w:shd w:val="clear" w:color="auto" w:fill="D8D8D8" w:themeFill="background1" w:themeFillShade="d8"/>
+        <w:shd w:val="clear" w:color="auto" w:fill="D8D8D8" w:themeFill="lt1" w:themeFillShade="d8"/>
       </w:tcPr>
     </w:tblStylePr>
     <w:tblStylePr w:type="neCell">
@@ -5842,7 +5915,7 @@
           <w:insideH w:val="nil"/>
           <w:insideV w:val="nil"/>
         </w:tcBorders>
-        <w:shd w:val="clear" w:color="auto" w:fill="FFFFFF" w:themeFill="background1"/>
+        <w:shd w:val="clear" w:color="auto" w:fill="FFFFFF" w:themeFill="lt1"/>
       </w:tcPr>
     </w:tblStylePr>
     <w:tblStylePr w:type="firstCol">
@@ -5890,13 +5963,13 @@
           <w:insideH w:val="nil"/>
           <w:insideV w:val="nil"/>
         </w:tcBorders>
-        <w:shd w:val="clear" w:color="auto" w:fill="D8D8D8" w:themeFill="background1" w:themeFillShade="d8"/>
+        <w:shd w:val="clear" w:color="auto" w:fill="D8D8D8" w:themeFill="lt1" w:themeFillShade="d8"/>
       </w:tcPr>
     </w:tblStylePr>
     <w:tblStylePr w:type="band1Horz">
       <w:tblPr/>
       <w:tcPr>
-        <w:shd w:val="clear" w:color="auto" w:fill="D8D8D8" w:themeFill="background1" w:themeFillShade="d8"/>
+        <w:shd w:val="clear" w:color="auto" w:fill="D8D8D8" w:themeFill="lt1" w:themeFillShade="d8"/>
       </w:tcPr>
     </w:tblStylePr>
     <w:tblStylePr w:type="neCell">
@@ -5983,7 +6056,7 @@
           <w:insideH w:val="nil"/>
           <w:insideV w:val="nil"/>
         </w:tcBorders>
-        <w:shd w:val="clear" w:color="auto" w:fill="FFFFFF" w:themeFill="background1"/>
+        <w:shd w:val="clear" w:color="auto" w:fill="FFFFFF" w:themeFill="lt1"/>
       </w:tcPr>
     </w:tblStylePr>
     <w:tblStylePr w:type="firstCol">
@@ -6031,13 +6104,13 @@
           <w:insideH w:val="nil"/>
           <w:insideV w:val="nil"/>
         </w:tcBorders>
-        <w:shd w:val="clear" w:color="auto" w:fill="D8D8D8" w:themeFill="background1" w:themeFillShade="d8"/>
+        <w:shd w:val="clear" w:color="auto" w:fill="D8D8D8" w:themeFill="lt1" w:themeFillShade="d8"/>
       </w:tcPr>
     </w:tblStylePr>
     <w:tblStylePr w:type="band1Horz">
       <w:tblPr/>
       <w:tcPr>
-        <w:shd w:val="clear" w:color="auto" w:fill="D8D8D8" w:themeFill="background1" w:themeFillShade="d8"/>
+        <w:shd w:val="clear" w:color="auto" w:fill="D8D8D8" w:themeFill="lt1" w:themeFillShade="d8"/>
       </w:tcPr>
     </w:tblStylePr>
     <w:tblStylePr w:type="neCell">
@@ -6124,7 +6197,7 @@
           <w:insideH w:val="nil"/>
           <w:insideV w:val="nil"/>
         </w:tcBorders>
-        <w:shd w:val="clear" w:color="auto" w:fill="FFFFFF" w:themeFill="background1"/>
+        <w:shd w:val="clear" w:color="auto" w:fill="FFFFFF" w:themeFill="lt1"/>
       </w:tcPr>
     </w:tblStylePr>
     <w:tblStylePr w:type="firstCol">
@@ -6172,13 +6245,13 @@
           <w:insideH w:val="nil"/>
           <w:insideV w:val="nil"/>
         </w:tcBorders>
-        <w:shd w:val="clear" w:color="auto" w:fill="D8D8D8" w:themeFill="background1" w:themeFillShade="d8"/>
+        <w:shd w:val="clear" w:color="auto" w:fill="D8D8D8" w:themeFill="lt1" w:themeFillShade="d8"/>
       </w:tcPr>
     </w:tblStylePr>
     <w:tblStylePr w:type="band1Horz">
       <w:tblPr/>
       <w:tcPr>
-        <w:shd w:val="clear" w:color="auto" w:fill="D8D8D8" w:themeFill="background1" w:themeFillShade="d8"/>
+        <w:shd w:val="clear" w:color="auto" w:fill="D8D8D8" w:themeFill="lt1" w:themeFillShade="d8"/>
       </w:tcPr>
     </w:tblStylePr>
     <w:tblStylePr w:type="neCell">
@@ -6265,7 +6338,7 @@
           <w:insideH w:val="nil"/>
           <w:insideV w:val="nil"/>
         </w:tcBorders>
-        <w:shd w:val="clear" w:color="auto" w:fill="FFFFFF" w:themeFill="background1"/>
+        <w:shd w:val="clear" w:color="auto" w:fill="FFFFFF" w:themeFill="lt1"/>
       </w:tcPr>
     </w:tblStylePr>
     <w:tblStylePr w:type="firstCol">
@@ -6313,13 +6386,13 @@
           <w:insideH w:val="nil"/>
           <w:insideV w:val="nil"/>
         </w:tcBorders>
-        <w:shd w:val="clear" w:color="auto" w:fill="D8D8D8" w:themeFill="background1" w:themeFillShade="d8"/>
+        <w:shd w:val="clear" w:color="auto" w:fill="D8D8D8" w:themeFill="lt1" w:themeFillShade="d8"/>
       </w:tcPr>
     </w:tblStylePr>
     <w:tblStylePr w:type="band1Horz">
       <w:tblPr/>
       <w:tcPr>
-        <w:shd w:val="clear" w:color="auto" w:fill="D8D8D8" w:themeFill="background1" w:themeFillShade="d8"/>
+        <w:shd w:val="clear" w:color="auto" w:fill="D8D8D8" w:themeFill="lt1" w:themeFillShade="d8"/>
       </w:tcPr>
     </w:tblStylePr>
     <w:tblStylePr w:type="neCell">
@@ -6406,7 +6479,7 @@
           <w:insideH w:val="nil"/>
           <w:insideV w:val="nil"/>
         </w:tcBorders>
-        <w:shd w:val="clear" w:color="auto" w:fill="FFFFFF" w:themeFill="background1"/>
+        <w:shd w:val="clear" w:color="auto" w:fill="FFFFFF" w:themeFill="lt1"/>
       </w:tcPr>
     </w:tblStylePr>
     <w:tblStylePr w:type="firstCol">
@@ -6454,13 +6527,13 @@
           <w:insideH w:val="nil"/>
           <w:insideV w:val="nil"/>
         </w:tcBorders>
-        <w:shd w:val="clear" w:color="auto" w:fill="D8D8D8" w:themeFill="background1" w:themeFillShade="d8"/>
+        <w:shd w:val="clear" w:color="auto" w:fill="D8D8D8" w:themeFill="lt1" w:themeFillShade="d8"/>
       </w:tcPr>
     </w:tblStylePr>
     <w:tblStylePr w:type="band1Horz">
       <w:tblPr/>
       <w:tcPr>
-        <w:shd w:val="clear" w:color="auto" w:fill="D8D8D8" w:themeFill="background1" w:themeFillShade="d8"/>
+        <w:shd w:val="clear" w:color="auto" w:fill="D8D8D8" w:themeFill="lt1" w:themeFillShade="d8"/>
       </w:tcPr>
     </w:tblStylePr>
     <w:tblStylePr w:type="neCell">
@@ -6505,8 +6578,8 @@
     </w:rPr>
     <w:tblPr>
       <w:tblBorders>
-        <w:top w:val="single" w:sz="8" w:space="0" w:color="000000" w:themeColor="text1"/>
-        <w:bottom w:val="single" w:sz="8" w:space="0" w:color="000000" w:themeColor="text1"/>
+        <w:top w:val="single" w:sz="8" w:space="0" w:color="000000" w:themeColor="dk1"/>
+        <w:bottom w:val="single" w:sz="8" w:space="0" w:color="000000" w:themeColor="dk1"/>
       </w:tblBorders>
       <w:tblStyleColBandSize w:val="1"/>
       <w:tblStyleRowBandSize w:val="1"/>
@@ -6519,7 +6592,7 @@
       <w:tcPr>
         <w:tcBorders>
           <w:top w:val="nil"/>
-          <w:bottom w:val="single" w:sz="8" w:space="0" w:color="000000" w:themeColor="text1"/>
+          <w:bottom w:val="single" w:sz="8" w:space="0" w:color="000000" w:themeColor="dk1"/>
         </w:tcBorders>
       </w:tcPr>
     </w:tblStylePr>
@@ -6532,8 +6605,8 @@
       <w:tblPr/>
       <w:tcPr>
         <w:tcBorders>
-          <w:top w:val="single" w:sz="8" w:space="0" w:color="000000" w:themeColor="text1"/>
-          <w:bottom w:val="single" w:sz="8" w:space="0" w:color="000000" w:themeColor="text1"/>
+          <w:top w:val="single" w:sz="8" w:space="0" w:color="000000" w:themeColor="dk1"/>
+          <w:bottom w:val="single" w:sz="8" w:space="0" w:color="000000" w:themeColor="dk1"/>
         </w:tcBorders>
       </w:tcPr>
     </w:tblStylePr>
@@ -6551,21 +6624,21 @@
       <w:tblPr/>
       <w:tcPr>
         <w:tcBorders>
-          <w:top w:val="single" w:sz="8" w:space="0" w:color="000000" w:themeColor="text1"/>
-          <w:bottom w:val="single" w:sz="8" w:space="0" w:color="000000" w:themeColor="text1"/>
+          <w:top w:val="single" w:sz="8" w:space="0" w:color="000000" w:themeColor="dk1"/>
+          <w:bottom w:val="single" w:sz="8" w:space="0" w:color="000000" w:themeColor="dk1"/>
         </w:tcBorders>
       </w:tcPr>
     </w:tblStylePr>
     <w:tblStylePr w:type="band1Vert">
       <w:tblPr/>
       <w:tcPr>
-        <w:shd w:val="clear" w:color="auto" w:fill="BFBFBF" w:themeFill="text1" w:themeFillTint="3f"/>
+        <w:shd w:val="clear" w:color="auto" w:fill="BFBFBF" w:themeFill="dk1" w:themeFillTint="3f"/>
       </w:tcPr>
     </w:tblStylePr>
     <w:tblStylePr w:type="band1Horz">
       <w:tblPr/>
       <w:tcPr>
-        <w:shd w:val="clear" w:color="auto" w:fill="BFBFBF" w:themeFill="text1" w:themeFillTint="3f"/>
+        <w:shd w:val="clear" w:color="auto" w:fill="BFBFBF" w:themeFill="dk1" w:themeFillTint="3f"/>
       </w:tcPr>
     </w:tblStylePr>
   </w:style>
@@ -7038,10 +7111,10 @@
     </w:rPr>
     <w:tblPr>
       <w:tblBorders>
-        <w:top w:val="single" w:sz="8" w:space="0" w:color="000000" w:themeColor="text1"/>
-        <w:left w:val="single" w:sz="8" w:space="0" w:color="000000" w:themeColor="text1"/>
-        <w:bottom w:val="single" w:sz="8" w:space="0" w:color="000000" w:themeColor="text1"/>
-        <w:right w:val="single" w:sz="8" w:space="0" w:color="000000" w:themeColor="text1"/>
+        <w:top w:val="single" w:sz="8" w:space="0" w:color="000000" w:themeColor="dk1"/>
+        <w:left w:val="single" w:sz="8" w:space="0" w:color="000000" w:themeColor="dk1"/>
+        <w:bottom w:val="single" w:sz="8" w:space="0" w:color="000000" w:themeColor="dk1"/>
+        <w:right w:val="single" w:sz="8" w:space="0" w:color="000000" w:themeColor="dk1"/>
       </w:tblBorders>
       <w:tblStyleColBandSize w:val="1"/>
       <w:tblStyleRowBandSize w:val="1"/>
@@ -7056,26 +7129,26 @@
         <w:tcBorders>
           <w:top w:val="nil"/>
           <w:left w:val="nil"/>
-          <w:bottom w:val="single" w:sz="24" w:space="0" w:color="000000" w:themeColor="text1"/>
-          <w:right w:val="nil"/>
-          <w:insideH w:val="nil"/>
-          <w:insideV w:val="nil"/>
-        </w:tcBorders>
-        <w:shd w:val="clear" w:color="auto" w:fill="FFFFFF" w:themeFill="background1"/>
+          <w:bottom w:val="single" w:sz="24" w:space="0" w:color="000000" w:themeColor="dk1"/>
+          <w:right w:val="nil"/>
+          <w:insideH w:val="nil"/>
+          <w:insideV w:val="nil"/>
+        </w:tcBorders>
+        <w:shd w:val="clear" w:color="auto" w:fill="FFFFFF" w:themeFill="lt1"/>
       </w:tcPr>
     </w:tblStylePr>
     <w:tblStylePr w:type="lastRow">
       <w:tblPr/>
       <w:tcPr>
         <w:tcBorders>
-          <w:top w:val="single" w:sz="8" w:space="0" w:color="000000" w:themeColor="text1"/>
+          <w:top w:val="single" w:sz="8" w:space="0" w:color="000000" w:themeColor="dk1"/>
           <w:left w:val="nil"/>
           <w:bottom w:val="nil"/>
           <w:right w:val="nil"/>
           <w:insideH w:val="nil"/>
           <w:insideV w:val="nil"/>
         </w:tcBorders>
-        <w:shd w:val="clear" w:color="auto" w:fill="FFFFFF" w:themeFill="background1"/>
+        <w:shd w:val="clear" w:color="auto" w:fill="FFFFFF" w:themeFill="lt1"/>
       </w:tcPr>
     </w:tblStylePr>
     <w:tblStylePr w:type="firstCol">
@@ -7085,11 +7158,11 @@
           <w:top w:val="nil"/>
           <w:left w:val="nil"/>
           <w:bottom w:val="nil"/>
-          <w:right w:val="single" w:sz="8" w:space="0" w:color="000000" w:themeColor="text1"/>
-          <w:insideH w:val="nil"/>
-          <w:insideV w:val="nil"/>
-        </w:tcBorders>
-        <w:shd w:val="clear" w:color="auto" w:fill="FFFFFF" w:themeFill="background1"/>
+          <w:right w:val="single" w:sz="8" w:space="0" w:color="000000" w:themeColor="dk1"/>
+          <w:insideH w:val="nil"/>
+          <w:insideV w:val="nil"/>
+        </w:tcBorders>
+        <w:shd w:val="clear" w:color="auto" w:fill="FFFFFF" w:themeFill="lt1"/>
       </w:tcPr>
     </w:tblStylePr>
     <w:tblStylePr w:type="lastCol">
@@ -7097,13 +7170,13 @@
       <w:tcPr>
         <w:tcBorders>
           <w:top w:val="nil"/>
-          <w:left w:val="single" w:sz="8" w:space="0" w:color="000000" w:themeColor="text1"/>
+          <w:left w:val="single" w:sz="8" w:space="0" w:color="000000" w:themeColor="dk1"/>
           <w:bottom w:val="nil"/>
           <w:right w:val="nil"/>
           <w:insideH w:val="nil"/>
           <w:insideV w:val="nil"/>
         </w:tcBorders>
-        <w:shd w:val="clear" w:color="auto" w:fill="FFFFFF" w:themeFill="background1"/>
+        <w:shd w:val="clear" w:color="auto" w:fill="FFFFFF" w:themeFill="lt1"/>
       </w:tcPr>
     </w:tblStylePr>
     <w:tblStylePr w:type="band1Vert">
@@ -7115,7 +7188,7 @@
           <w:insideH w:val="nil"/>
           <w:insideV w:val="nil"/>
         </w:tcBorders>
-        <w:shd w:val="clear" w:color="auto" w:fill="BFBFBF" w:themeFill="text1" w:themeFillTint="3f"/>
+        <w:shd w:val="clear" w:color="auto" w:fill="BFBFBF" w:themeFill="dk1" w:themeFillTint="3f"/>
       </w:tcPr>
     </w:tblStylePr>
     <w:tblStylePr w:type="band1Horz">
@@ -7127,13 +7200,13 @@
           <w:insideH w:val="nil"/>
           <w:insideV w:val="nil"/>
         </w:tcBorders>
-        <w:shd w:val="clear" w:color="auto" w:fill="BFBFBF" w:themeFill="text1" w:themeFillTint="3f"/>
+        <w:shd w:val="clear" w:color="auto" w:fill="BFBFBF" w:themeFill="dk1" w:themeFillTint="3f"/>
       </w:tcPr>
     </w:tblStylePr>
     <w:tblStylePr w:type="nwCell">
       <w:tblPr/>
       <w:tcPr>
-        <w:shd w:val="clear" w:color="auto" w:fill="FFFFFF" w:themeFill="background1"/>
+        <w:shd w:val="clear" w:color="auto" w:fill="FFFFFF" w:themeFill="lt1"/>
       </w:tcPr>
     </w:tblStylePr>
     <w:tblStylePr w:type="swCell">
@@ -7181,7 +7254,7 @@
           <w:insideH w:val="nil"/>
           <w:insideV w:val="nil"/>
         </w:tcBorders>
-        <w:shd w:val="clear" w:color="auto" w:fill="FFFFFF" w:themeFill="background1"/>
+        <w:shd w:val="clear" w:color="auto" w:fill="FFFFFF" w:themeFill="lt1"/>
       </w:tcPr>
     </w:tblStylePr>
     <w:tblStylePr w:type="lastRow">
@@ -7195,7 +7268,7 @@
           <w:insideH w:val="nil"/>
           <w:insideV w:val="nil"/>
         </w:tcBorders>
-        <w:shd w:val="clear" w:color="auto" w:fill="FFFFFF" w:themeFill="background1"/>
+        <w:shd w:val="clear" w:color="auto" w:fill="FFFFFF" w:themeFill="lt1"/>
       </w:tcPr>
     </w:tblStylePr>
     <w:tblStylePr w:type="firstCol">
@@ -7209,7 +7282,7 @@
           <w:insideH w:val="nil"/>
           <w:insideV w:val="nil"/>
         </w:tcBorders>
-        <w:shd w:val="clear" w:color="auto" w:fill="FFFFFF" w:themeFill="background1"/>
+        <w:shd w:val="clear" w:color="auto" w:fill="FFFFFF" w:themeFill="lt1"/>
       </w:tcPr>
     </w:tblStylePr>
     <w:tblStylePr w:type="lastCol">
@@ -7223,7 +7296,7 @@
           <w:insideH w:val="nil"/>
           <w:insideV w:val="nil"/>
         </w:tcBorders>
-        <w:shd w:val="clear" w:color="auto" w:fill="FFFFFF" w:themeFill="background1"/>
+        <w:shd w:val="clear" w:color="auto" w:fill="FFFFFF" w:themeFill="lt1"/>
       </w:tcPr>
     </w:tblStylePr>
     <w:tblStylePr w:type="band1Vert">
@@ -7253,7 +7326,7 @@
     <w:tblStylePr w:type="nwCell">
       <w:tblPr/>
       <w:tcPr>
-        <w:shd w:val="clear" w:color="auto" w:fill="FFFFFF" w:themeFill="background1"/>
+        <w:shd w:val="clear" w:color="auto" w:fill="FFFFFF" w:themeFill="lt1"/>
       </w:tcPr>
     </w:tblStylePr>
     <w:tblStylePr w:type="swCell">
@@ -7301,7 +7374,7 @@
           <w:insideH w:val="nil"/>
           <w:insideV w:val="nil"/>
         </w:tcBorders>
-        <w:shd w:val="clear" w:color="auto" w:fill="FFFFFF" w:themeFill="background1"/>
+        <w:shd w:val="clear" w:color="auto" w:fill="FFFFFF" w:themeFill="lt1"/>
       </w:tcPr>
     </w:tblStylePr>
     <w:tblStylePr w:type="lastRow">
@@ -7315,7 +7388,7 @@
           <w:insideH w:val="nil"/>
           <w:insideV w:val="nil"/>
         </w:tcBorders>
-        <w:shd w:val="clear" w:color="auto" w:fill="FFFFFF" w:themeFill="background1"/>
+        <w:shd w:val="clear" w:color="auto" w:fill="FFFFFF" w:themeFill="lt1"/>
       </w:tcPr>
     </w:tblStylePr>
     <w:tblStylePr w:type="firstCol">
@@ -7329,7 +7402,7 @@
           <w:insideH w:val="nil"/>
           <w:insideV w:val="nil"/>
         </w:tcBorders>
-        <w:shd w:val="clear" w:color="auto" w:fill="FFFFFF" w:themeFill="background1"/>
+        <w:shd w:val="clear" w:color="auto" w:fill="FFFFFF" w:themeFill="lt1"/>
       </w:tcPr>
     </w:tblStylePr>
     <w:tblStylePr w:type="lastCol">
@@ -7343,7 +7416,7 @@
           <w:insideH w:val="nil"/>
           <w:insideV w:val="nil"/>
         </w:tcBorders>
-        <w:shd w:val="clear" w:color="auto" w:fill="FFFFFF" w:themeFill="background1"/>
+        <w:shd w:val="clear" w:color="auto" w:fill="FFFFFF" w:themeFill="lt1"/>
       </w:tcPr>
     </w:tblStylePr>
     <w:tblStylePr w:type="band1Vert">
@@ -7373,7 +7446,7 @@
     <w:tblStylePr w:type="nwCell">
       <w:tblPr/>
       <w:tcPr>
-        <w:shd w:val="clear" w:color="auto" w:fill="FFFFFF" w:themeFill="background1"/>
+        <w:shd w:val="clear" w:color="auto" w:fill="FFFFFF" w:themeFill="lt1"/>
       </w:tcPr>
     </w:tblStylePr>
     <w:tblStylePr w:type="swCell">
@@ -7421,7 +7494,7 @@
           <w:insideH w:val="nil"/>
           <w:insideV w:val="nil"/>
         </w:tcBorders>
-        <w:shd w:val="clear" w:color="auto" w:fill="FFFFFF" w:themeFill="background1"/>
+        <w:shd w:val="clear" w:color="auto" w:fill="FFFFFF" w:themeFill="lt1"/>
       </w:tcPr>
     </w:tblStylePr>
     <w:tblStylePr w:type="lastRow">
@@ -7435,7 +7508,7 @@
           <w:insideH w:val="nil"/>
           <w:insideV w:val="nil"/>
         </w:tcBorders>
-        <w:shd w:val="clear" w:color="auto" w:fill="FFFFFF" w:themeFill="background1"/>
+        <w:shd w:val="clear" w:color="auto" w:fill="FFFFFF" w:themeFill="lt1"/>
       </w:tcPr>
     </w:tblStylePr>
     <w:tblStylePr w:type="firstCol">
@@ -7449,7 +7522,7 @@
           <w:insideH w:val="nil"/>
           <w:insideV w:val="nil"/>
         </w:tcBorders>
-        <w:shd w:val="clear" w:color="auto" w:fill="FFFFFF" w:themeFill="background1"/>
+        <w:shd w:val="clear" w:color="auto" w:fill="FFFFFF" w:themeFill="lt1"/>
       </w:tcPr>
     </w:tblStylePr>
     <w:tblStylePr w:type="lastCol">
@@ -7463,7 +7536,7 @@
           <w:insideH w:val="nil"/>
           <w:insideV w:val="nil"/>
         </w:tcBorders>
-        <w:shd w:val="clear" w:color="auto" w:fill="FFFFFF" w:themeFill="background1"/>
+        <w:shd w:val="clear" w:color="auto" w:fill="FFFFFF" w:themeFill="lt1"/>
       </w:tcPr>
     </w:tblStylePr>
     <w:tblStylePr w:type="band1Vert">
@@ -7493,7 +7566,7 @@
     <w:tblStylePr w:type="nwCell">
       <w:tblPr/>
       <w:tcPr>
-        <w:shd w:val="clear" w:color="auto" w:fill="FFFFFF" w:themeFill="background1"/>
+        <w:shd w:val="clear" w:color="auto" w:fill="FFFFFF" w:themeFill="lt1"/>
       </w:tcPr>
     </w:tblStylePr>
     <w:tblStylePr w:type="swCell">
@@ -7541,7 +7614,7 @@
           <w:insideH w:val="nil"/>
           <w:insideV w:val="nil"/>
         </w:tcBorders>
-        <w:shd w:val="clear" w:color="auto" w:fill="FFFFFF" w:themeFill="background1"/>
+        <w:shd w:val="clear" w:color="auto" w:fill="FFFFFF" w:themeFill="lt1"/>
       </w:tcPr>
     </w:tblStylePr>
     <w:tblStylePr w:type="lastRow">
@@ -7555,7 +7628,7 @@
           <w:insideH w:val="nil"/>
           <w:insideV w:val="nil"/>
         </w:tcBorders>
-        <w:shd w:val="clear" w:color="auto" w:fill="FFFFFF" w:themeFill="background1"/>
+        <w:shd w:val="clear" w:color="auto" w:fill="FFFFFF" w:themeFill="lt1"/>
       </w:tcPr>
     </w:tblStylePr>
     <w:tblStylePr w:type="firstCol">
@@ -7569,7 +7642,7 @@
           <w:insideH w:val="nil"/>
           <w:insideV w:val="nil"/>
         </w:tcBorders>
-        <w:shd w:val="clear" w:color="auto" w:fill="FFFFFF" w:themeFill="background1"/>
+        <w:shd w:val="clear" w:color="auto" w:fill="FFFFFF" w:themeFill="lt1"/>
       </w:tcPr>
     </w:tblStylePr>
     <w:tblStylePr w:type="lastCol">
@@ -7583,7 +7656,7 @@
           <w:insideH w:val="nil"/>
           <w:insideV w:val="nil"/>
         </w:tcBorders>
-        <w:shd w:val="clear" w:color="auto" w:fill="FFFFFF" w:themeFill="background1"/>
+        <w:shd w:val="clear" w:color="auto" w:fill="FFFFFF" w:themeFill="lt1"/>
       </w:tcPr>
     </w:tblStylePr>
     <w:tblStylePr w:type="band1Vert">
@@ -7613,7 +7686,7 @@
     <w:tblStylePr w:type="nwCell">
       <w:tblPr/>
       <w:tcPr>
-        <w:shd w:val="clear" w:color="auto" w:fill="FFFFFF" w:themeFill="background1"/>
+        <w:shd w:val="clear" w:color="auto" w:fill="FFFFFF" w:themeFill="lt1"/>
       </w:tcPr>
     </w:tblStylePr>
     <w:tblStylePr w:type="swCell">
@@ -7661,7 +7734,7 @@
           <w:insideH w:val="nil"/>
           <w:insideV w:val="nil"/>
         </w:tcBorders>
-        <w:shd w:val="clear" w:color="auto" w:fill="FFFFFF" w:themeFill="background1"/>
+        <w:shd w:val="clear" w:color="auto" w:fill="FFFFFF" w:themeFill="lt1"/>
       </w:tcPr>
     </w:tblStylePr>
     <w:tblStylePr w:type="lastRow">
@@ -7675,7 +7748,7 @@
           <w:insideH w:val="nil"/>
           <w:insideV w:val="nil"/>
         </w:tcBorders>
-        <w:shd w:val="clear" w:color="auto" w:fill="FFFFFF" w:themeFill="background1"/>
+        <w:shd w:val="clear" w:color="auto" w:fill="FFFFFF" w:themeFill="lt1"/>
       </w:tcPr>
     </w:tblStylePr>
     <w:tblStylePr w:type="firstCol">
@@ -7689,7 +7762,7 @@
           <w:insideH w:val="nil"/>
           <w:insideV w:val="nil"/>
         </w:tcBorders>
-        <w:shd w:val="clear" w:color="auto" w:fill="FFFFFF" w:themeFill="background1"/>
+        <w:shd w:val="clear" w:color="auto" w:fill="FFFFFF" w:themeFill="lt1"/>
       </w:tcPr>
     </w:tblStylePr>
     <w:tblStylePr w:type="lastCol">
@@ -7703,7 +7776,7 @@
           <w:insideH w:val="nil"/>
           <w:insideV w:val="nil"/>
         </w:tcBorders>
-        <w:shd w:val="clear" w:color="auto" w:fill="FFFFFF" w:themeFill="background1"/>
+        <w:shd w:val="clear" w:color="auto" w:fill="FFFFFF" w:themeFill="lt1"/>
       </w:tcPr>
     </w:tblStylePr>
     <w:tblStylePr w:type="band1Vert">
@@ -7733,7 +7806,7 @@
     <w:tblStylePr w:type="nwCell">
       <w:tblPr/>
       <w:tcPr>
-        <w:shd w:val="clear" w:color="auto" w:fill="FFFFFF" w:themeFill="background1"/>
+        <w:shd w:val="clear" w:color="auto" w:fill="FFFFFF" w:themeFill="lt1"/>
       </w:tcPr>
     </w:tblStylePr>
     <w:tblStylePr w:type="swCell">
@@ -7781,7 +7854,7 @@
           <w:insideH w:val="nil"/>
           <w:insideV w:val="nil"/>
         </w:tcBorders>
-        <w:shd w:val="clear" w:color="auto" w:fill="FFFFFF" w:themeFill="background1"/>
+        <w:shd w:val="clear" w:color="auto" w:fill="FFFFFF" w:themeFill="lt1"/>
       </w:tcPr>
     </w:tblStylePr>
     <w:tblStylePr w:type="lastRow">
@@ -7795,7 +7868,7 @@
           <w:insideH w:val="nil"/>
           <w:insideV w:val="nil"/>
         </w:tcBorders>
-        <w:shd w:val="clear" w:color="auto" w:fill="FFFFFF" w:themeFill="background1"/>
+        <w:shd w:val="clear" w:color="auto" w:fill="FFFFFF" w:themeFill="lt1"/>
       </w:tcPr>
     </w:tblStylePr>
     <w:tblStylePr w:type="firstCol">
@@ -7809,7 +7882,7 @@
           <w:insideH w:val="nil"/>
           <w:insideV w:val="nil"/>
         </w:tcBorders>
-        <w:shd w:val="clear" w:color="auto" w:fill="FFFFFF" w:themeFill="background1"/>
+        <w:shd w:val="clear" w:color="auto" w:fill="FFFFFF" w:themeFill="lt1"/>
       </w:tcPr>
     </w:tblStylePr>
     <w:tblStylePr w:type="lastCol">
@@ -7823,7 +7896,7 @@
           <w:insideH w:val="nil"/>
           <w:insideV w:val="nil"/>
         </w:tcBorders>
-        <w:shd w:val="clear" w:color="auto" w:fill="FFFFFF" w:themeFill="background1"/>
+        <w:shd w:val="clear" w:color="auto" w:fill="FFFFFF" w:themeFill="lt1"/>
       </w:tcPr>
     </w:tblStylePr>
     <w:tblStylePr w:type="band1Vert">
@@ -7853,7 +7926,7 @@
     <w:tblStylePr w:type="nwCell">
       <w:tblPr/>
       <w:tcPr>
-        <w:shd w:val="clear" w:color="auto" w:fill="FFFFFF" w:themeFill="background1"/>
+        <w:shd w:val="clear" w:color="auto" w:fill="FFFFFF" w:themeFill="lt1"/>
       </w:tcPr>
     </w:tblStylePr>
     <w:tblStylePr w:type="swCell">
@@ -7874,18 +7947,18 @@
     </w:pPr>
     <w:tblPr>
       <w:tblBorders>
-        <w:top w:val="single" w:sz="8" w:space="0" w:color="3F3F3F" w:themeColor="text1" w:themeTint="bf"/>
-        <w:left w:val="single" w:sz="8" w:space="0" w:color="3F3F3F" w:themeColor="text1" w:themeTint="bf"/>
-        <w:bottom w:val="single" w:sz="8" w:space="0" w:color="3F3F3F" w:themeColor="text1" w:themeTint="bf"/>
-        <w:right w:val="single" w:sz="8" w:space="0" w:color="3F3F3F" w:themeColor="text1" w:themeTint="bf"/>
-        <w:insideH w:val="single" w:sz="8" w:space="0" w:color="3F3F3F" w:themeColor="text1" w:themeTint="bf"/>
-        <w:insideV w:val="single" w:sz="8" w:space="0" w:color="3F3F3F" w:themeColor="text1" w:themeTint="bf"/>
+        <w:top w:val="single" w:sz="8" w:space="0" w:color="3F3F3F" w:themeColor="dk1" w:themeTint="bf"/>
+        <w:left w:val="single" w:sz="8" w:space="0" w:color="3F3F3F" w:themeColor="dk1" w:themeTint="bf"/>
+        <w:bottom w:val="single" w:sz="8" w:space="0" w:color="3F3F3F" w:themeColor="dk1" w:themeTint="bf"/>
+        <w:right w:val="single" w:sz="8" w:space="0" w:color="3F3F3F" w:themeColor="dk1" w:themeTint="bf"/>
+        <w:insideH w:val="single" w:sz="8" w:space="0" w:color="3F3F3F" w:themeColor="dk1" w:themeTint="bf"/>
+        <w:insideV w:val="single" w:sz="8" w:space="0" w:color="3F3F3F" w:themeColor="dk1" w:themeTint="bf"/>
       </w:tblBorders>
       <w:tblStyleColBandSize w:val="1"/>
       <w:tblStyleRowBandSize w:val="1"/>
     </w:tblPr>
     <w:tcPr>
-      <w:shd w:val="clear" w:color="auto" w:fill="BFBFBF" w:themeFill="text1" w:themeFillTint="3f"/>
+      <w:shd w:val="clear" w:color="auto" w:fill="BFBFBF" w:themeFill="dk1" w:themeFillTint="3f"/>
     </w:tcPr>
     <w:tblStylePr w:type="firstRow">
       <w:rPr>
@@ -7901,7 +7974,7 @@
       <w:tblPr/>
       <w:tcPr>
         <w:tcBorders>
-          <w:top w:val="single" w:sz="18" w:space="0" w:color="3F3F3F" w:themeColor="text1" w:themeTint="bf"/>
+          <w:top w:val="single" w:sz="18" w:space="0" w:color="3F3F3F" w:themeColor="dk1" w:themeTint="bf"/>
         </w:tcBorders>
       </w:tcPr>
     </w:tblStylePr>
@@ -7920,13 +7993,13 @@
     <w:tblStylePr w:type="band1Vert">
       <w:tblPr/>
       <w:tcPr>
-        <w:shd w:val="clear" w:color="auto" w:fill="7F7F7F" w:themeFill="text1" w:themeFillTint="7f"/>
+        <w:shd w:val="clear" w:color="auto" w:fill="7F7F7F" w:themeFill="dk1" w:themeFillTint="7f"/>
       </w:tcPr>
     </w:tblStylePr>
     <w:tblStylePr w:type="band1Horz">
       <w:tblPr/>
       <w:tcPr>
-        <w:shd w:val="clear" w:color="auto" w:fill="7F7F7F" w:themeFill="text1" w:themeFillTint="7f"/>
+        <w:shd w:val="clear" w:color="auto" w:fill="7F7F7F" w:themeFill="dk1" w:themeFillTint="7f"/>
       </w:tcPr>
     </w:tblStylePr>
   </w:style>
@@ -8333,18 +8406,18 @@
     </w:rPr>
     <w:tblPr>
       <w:tblBorders>
-        <w:top w:val="single" w:sz="8" w:space="0" w:color="000000" w:themeColor="text1"/>
-        <w:left w:val="single" w:sz="8" w:space="0" w:color="000000" w:themeColor="text1"/>
-        <w:bottom w:val="single" w:sz="8" w:space="0" w:color="000000" w:themeColor="text1"/>
-        <w:right w:val="single" w:sz="8" w:space="0" w:color="000000" w:themeColor="text1"/>
-        <w:insideH w:val="single" w:sz="8" w:space="0" w:color="000000" w:themeColor="text1"/>
-        <w:insideV w:val="single" w:sz="8" w:space="0" w:color="000000" w:themeColor="text1"/>
+        <w:top w:val="single" w:sz="8" w:space="0" w:color="000000" w:themeColor="dk1"/>
+        <w:left w:val="single" w:sz="8" w:space="0" w:color="000000" w:themeColor="dk1"/>
+        <w:bottom w:val="single" w:sz="8" w:space="0" w:color="000000" w:themeColor="dk1"/>
+        <w:right w:val="single" w:sz="8" w:space="0" w:color="000000" w:themeColor="dk1"/>
+        <w:insideH w:val="single" w:sz="8" w:space="0" w:color="000000" w:themeColor="dk1"/>
+        <w:insideV w:val="single" w:sz="8" w:space="0" w:color="000000" w:themeColor="dk1"/>
       </w:tblBorders>
       <w:tblStyleColBandSize w:val="1"/>
       <w:tblStyleRowBandSize w:val="1"/>
     </w:tblPr>
     <w:tcPr>
-      <w:shd w:val="clear" w:color="auto" w:fill="BFBFBF" w:themeFill="text1" w:themeFillTint="3f"/>
+      <w:shd w:val="clear" w:color="auto" w:fill="BFBFBF" w:themeFill="dk1" w:themeFillTint="3f"/>
     </w:tcPr>
     <w:tblStylePr w:type="firstRow">
       <w:rPr>
@@ -8354,7 +8427,7 @@
       </w:rPr>
       <w:tblPr/>
       <w:tcPr>
-        <w:shd w:val="clear" w:color="auto" w:fill="E5E5E5" w:themeFill="text1" w:themeFillTint="19"/>
+        <w:shd w:val="clear" w:color="auto" w:fill="E5E5E5" w:themeFill="dk1" w:themeFillTint="19"/>
       </w:tcPr>
     </w:tblStylePr>
     <w:tblStylePr w:type="lastRow">
@@ -8366,14 +8439,14 @@
       <w:tblPr/>
       <w:tcPr>
         <w:tcBorders>
-          <w:top w:val="single" w:sz="12" w:space="0" w:color="000000" w:themeColor="text1"/>
+          <w:top w:val="single" w:sz="12" w:space="0" w:color="000000" w:themeColor="dk1"/>
           <w:left w:val="nil"/>
           <w:bottom w:val="nil"/>
           <w:right w:val="nil"/>
           <w:insideH w:val="nil"/>
           <w:insideV w:val="nil"/>
         </w:tcBorders>
-        <w:shd w:val="clear" w:color="auto" w:fill="FFFFFF" w:themeFill="background1"/>
+        <w:shd w:val="clear" w:color="auto" w:fill="FFFFFF" w:themeFill="lt1"/>
       </w:tcPr>
     </w:tblStylePr>
     <w:tblStylePr w:type="firstCol">
@@ -8392,7 +8465,7 @@
           <w:insideH w:val="nil"/>
           <w:insideV w:val="nil"/>
         </w:tcBorders>
-        <w:shd w:val="clear" w:color="auto" w:fill="FFFFFF" w:themeFill="background1"/>
+        <w:shd w:val="clear" w:color="auto" w:fill="FFFFFF" w:themeFill="lt1"/>
       </w:tcPr>
     </w:tblStylePr>
     <w:tblStylePr w:type="lastCol">
@@ -8411,29 +8484,29 @@
           <w:insideH w:val="nil"/>
           <w:insideV w:val="nil"/>
         </w:tcBorders>
-        <w:shd w:val="clear" w:color="auto" w:fill="CBCBCB" w:themeFill="text1" w:themeFillTint="33"/>
+        <w:shd w:val="clear" w:color="auto" w:fill="CBCBCB" w:themeFill="dk1" w:themeFillTint="33"/>
       </w:tcPr>
     </w:tblStylePr>
     <w:tblStylePr w:type="band1Vert">
       <w:tblPr/>
       <w:tcPr>
-        <w:shd w:val="clear" w:color="auto" w:fill="7F7F7F" w:themeFill="text1" w:themeFillTint="7f"/>
+        <w:shd w:val="clear" w:color="auto" w:fill="7F7F7F" w:themeFill="dk1" w:themeFillTint="7f"/>
       </w:tcPr>
     </w:tblStylePr>
     <w:tblStylePr w:type="band1Horz">
       <w:tblPr/>
       <w:tcPr>
         <w:tcBorders>
-          <w:insideH w:val="single" w:sz="6" w:space="0" w:color="000000" w:themeColor="text1"/>
-          <w:insideV w:val="single" w:sz="6" w:space="0" w:color="000000" w:themeColor="text1"/>
-        </w:tcBorders>
-        <w:shd w:val="clear" w:color="auto" w:fill="7F7F7F" w:themeFill="text1" w:themeFillTint="7f"/>
+          <w:insideH w:val="single" w:sz="6" w:space="0" w:color="000000" w:themeColor="dk1"/>
+          <w:insideV w:val="single" w:sz="6" w:space="0" w:color="000000" w:themeColor="dk1"/>
+        </w:tcBorders>
+        <w:shd w:val="clear" w:color="auto" w:fill="7F7F7F" w:themeFill="dk1" w:themeFillTint="7f"/>
       </w:tcPr>
     </w:tblStylePr>
     <w:tblStylePr w:type="nwCell">
       <w:tblPr/>
       <w:tcPr>
-        <w:shd w:val="clear" w:color="auto" w:fill="FFFFFF" w:themeFill="background1"/>
+        <w:shd w:val="clear" w:color="auto" w:fill="FFFFFF" w:themeFill="lt1"/>
       </w:tcPr>
     </w:tblStylePr>
   </w:style>
@@ -8483,14 +8556,14 @@
       <w:tblPr/>
       <w:tcPr>
         <w:tcBorders>
-          <w:top w:val="single" w:sz="12" w:space="0" w:color="000000" w:themeColor="text1"/>
+          <w:top w:val="single" w:sz="12" w:space="0" w:color="000000" w:themeColor="dk1"/>
           <w:left w:val="nil"/>
           <w:bottom w:val="nil"/>
           <w:right w:val="nil"/>
           <w:insideH w:val="nil"/>
           <w:insideV w:val="nil"/>
         </w:tcBorders>
-        <w:shd w:val="clear" w:color="auto" w:fill="FFFFFF" w:themeFill="background1"/>
+        <w:shd w:val="clear" w:color="auto" w:fill="FFFFFF" w:themeFill="lt1"/>
       </w:tcPr>
     </w:tblStylePr>
     <w:tblStylePr w:type="firstCol">
@@ -8509,7 +8582,7 @@
           <w:insideH w:val="nil"/>
           <w:insideV w:val="nil"/>
         </w:tcBorders>
-        <w:shd w:val="clear" w:color="auto" w:fill="FFFFFF" w:themeFill="background1"/>
+        <w:shd w:val="clear" w:color="auto" w:fill="FFFFFF" w:themeFill="lt1"/>
       </w:tcPr>
     </w:tblStylePr>
     <w:tblStylePr w:type="lastCol">
@@ -8550,7 +8623,7 @@
     <w:tblStylePr w:type="nwCell">
       <w:tblPr/>
       <w:tcPr>
-        <w:shd w:val="clear" w:color="auto" w:fill="FFFFFF" w:themeFill="background1"/>
+        <w:shd w:val="clear" w:color="auto" w:fill="FFFFFF" w:themeFill="lt1"/>
       </w:tcPr>
     </w:tblStylePr>
   </w:style>
@@ -8600,14 +8673,14 @@
       <w:tblPr/>
       <w:tcPr>
         <w:tcBorders>
-          <w:top w:val="single" w:sz="12" w:space="0" w:color="000000" w:themeColor="text1"/>
+          <w:top w:val="single" w:sz="12" w:space="0" w:color="000000" w:themeColor="dk1"/>
           <w:left w:val="nil"/>
           <w:bottom w:val="nil"/>
           <w:right w:val="nil"/>
           <w:insideH w:val="nil"/>
           <w:insideV w:val="nil"/>
         </w:tcBorders>
-        <w:shd w:val="clear" w:color="auto" w:fill="FFFFFF" w:themeFill="background1"/>
+        <w:shd w:val="clear" w:color="auto" w:fill="FFFFFF" w:themeFill="lt1"/>
       </w:tcPr>
     </w:tblStylePr>
     <w:tblStylePr w:type="firstCol">
@@ -8626,7 +8699,7 @@
           <w:insideH w:val="nil"/>
           <w:insideV w:val="nil"/>
         </w:tcBorders>
-        <w:shd w:val="clear" w:color="auto" w:fill="FFFFFF" w:themeFill="background1"/>
+        <w:shd w:val="clear" w:color="auto" w:fill="FFFFFF" w:themeFill="lt1"/>
       </w:tcPr>
     </w:tblStylePr>
     <w:tblStylePr w:type="lastCol">
@@ -8667,7 +8740,7 @@
     <w:tblStylePr w:type="nwCell">
       <w:tblPr/>
       <w:tcPr>
-        <w:shd w:val="clear" w:color="auto" w:fill="FFFFFF" w:themeFill="background1"/>
+        <w:shd w:val="clear" w:color="auto" w:fill="FFFFFF" w:themeFill="lt1"/>
       </w:tcPr>
     </w:tblStylePr>
   </w:style>
@@ -8717,14 +8790,14 @@
       <w:tblPr/>
       <w:tcPr>
         <w:tcBorders>
-          <w:top w:val="single" w:sz="12" w:space="0" w:color="000000" w:themeColor="text1"/>
+          <w:top w:val="single" w:sz="12" w:space="0" w:color="000000" w:themeColor="dk1"/>
           <w:left w:val="nil"/>
           <w:bottom w:val="nil"/>
           <w:right w:val="nil"/>
           <w:insideH w:val="nil"/>
           <w:insideV w:val="nil"/>
         </w:tcBorders>
-        <w:shd w:val="clear" w:color="auto" w:fill="FFFFFF" w:themeFill="background1"/>
+        <w:shd w:val="clear" w:color="auto" w:fill="FFFFFF" w:themeFill="lt1"/>
       </w:tcPr>
     </w:tblStylePr>
     <w:tblStylePr w:type="firstCol">
@@ -8743,7 +8816,7 @@
           <w:insideH w:val="nil"/>
           <w:insideV w:val="nil"/>
         </w:tcBorders>
-        <w:shd w:val="clear" w:color="auto" w:fill="FFFFFF" w:themeFill="background1"/>
+        <w:shd w:val="clear" w:color="auto" w:fill="FFFFFF" w:themeFill="lt1"/>
       </w:tcPr>
     </w:tblStylePr>
     <w:tblStylePr w:type="lastCol">
@@ -8784,7 +8857,7 @@
     <w:tblStylePr w:type="nwCell">
       <w:tblPr/>
       <w:tcPr>
-        <w:shd w:val="clear" w:color="auto" w:fill="FFFFFF" w:themeFill="background1"/>
+        <w:shd w:val="clear" w:color="auto" w:fill="FFFFFF" w:themeFill="lt1"/>
       </w:tcPr>
     </w:tblStylePr>
   </w:style>
@@ -8834,14 +8907,14 @@
       <w:tblPr/>
       <w:tcPr>
         <w:tcBorders>
-          <w:top w:val="single" w:sz="12" w:space="0" w:color="000000" w:themeColor="text1"/>
+          <w:top w:val="single" w:sz="12" w:space="0" w:color="000000" w:themeColor="dk1"/>
           <w:left w:val="nil"/>
           <w:bottom w:val="nil"/>
           <w:right w:val="nil"/>
           <w:insideH w:val="nil"/>
           <w:insideV w:val="nil"/>
         </w:tcBorders>
-        <w:shd w:val="clear" w:color="auto" w:fill="FFFFFF" w:themeFill="background1"/>
+        <w:shd w:val="clear" w:color="auto" w:fill="FFFFFF" w:themeFill="lt1"/>
       </w:tcPr>
     </w:tblStylePr>
     <w:tblStylePr w:type="firstCol">
@@ -8860,7 +8933,7 @@
           <w:insideH w:val="nil"/>
           <w:insideV w:val="nil"/>
         </w:tcBorders>
-        <w:shd w:val="clear" w:color="auto" w:fill="FFFFFF" w:themeFill="background1"/>
+        <w:shd w:val="clear" w:color="auto" w:fill="FFFFFF" w:themeFill="lt1"/>
       </w:tcPr>
     </w:tblStylePr>
     <w:tblStylePr w:type="lastCol">
@@ -8901,7 +8974,7 @@
     <w:tblStylePr w:type="nwCell">
       <w:tblPr/>
       <w:tcPr>
-        <w:shd w:val="clear" w:color="auto" w:fill="FFFFFF" w:themeFill="background1"/>
+        <w:shd w:val="clear" w:color="auto" w:fill="FFFFFF" w:themeFill="lt1"/>
       </w:tcPr>
     </w:tblStylePr>
   </w:style>
@@ -8951,14 +9024,14 @@
       <w:tblPr/>
       <w:tcPr>
         <w:tcBorders>
-          <w:top w:val="single" w:sz="12" w:space="0" w:color="000000" w:themeColor="text1"/>
+          <w:top w:val="single" w:sz="12" w:space="0" w:color="000000" w:themeColor="dk1"/>
           <w:left w:val="nil"/>
           <w:bottom w:val="nil"/>
           <w:right w:val="nil"/>
           <w:insideH w:val="nil"/>
           <w:insideV w:val="nil"/>
         </w:tcBorders>
-        <w:shd w:val="clear" w:color="auto" w:fill="FFFFFF" w:themeFill="background1"/>
+        <w:shd w:val="clear" w:color="auto" w:fill="FFFFFF" w:themeFill="lt1"/>
       </w:tcPr>
     </w:tblStylePr>
     <w:tblStylePr w:type="firstCol">
@@ -8977,7 +9050,7 @@
           <w:insideH w:val="nil"/>
           <w:insideV w:val="nil"/>
         </w:tcBorders>
-        <w:shd w:val="clear" w:color="auto" w:fill="FFFFFF" w:themeFill="background1"/>
+        <w:shd w:val="clear" w:color="auto" w:fill="FFFFFF" w:themeFill="lt1"/>
       </w:tcPr>
     </w:tblStylePr>
     <w:tblStylePr w:type="lastCol">
@@ -9018,7 +9091,7 @@
     <w:tblStylePr w:type="nwCell">
       <w:tblPr/>
       <w:tcPr>
-        <w:shd w:val="clear" w:color="auto" w:fill="FFFFFF" w:themeFill="background1"/>
+        <w:shd w:val="clear" w:color="auto" w:fill="FFFFFF" w:themeFill="lt1"/>
       </w:tcPr>
     </w:tblStylePr>
   </w:style>
@@ -9068,14 +9141,14 @@
       <w:tblPr/>
       <w:tcPr>
         <w:tcBorders>
-          <w:top w:val="single" w:sz="12" w:space="0" w:color="000000" w:themeColor="text1"/>
+          <w:top w:val="single" w:sz="12" w:space="0" w:color="000000" w:themeColor="dk1"/>
           <w:left w:val="nil"/>
           <w:bottom w:val="nil"/>
           <w:right w:val="nil"/>
           <w:insideH w:val="nil"/>
           <w:insideV w:val="nil"/>
         </w:tcBorders>
-        <w:shd w:val="clear" w:color="auto" w:fill="FFFFFF" w:themeFill="background1"/>
+        <w:shd w:val="clear" w:color="auto" w:fill="FFFFFF" w:themeFill="lt1"/>
       </w:tcPr>
     </w:tblStylePr>
     <w:tblStylePr w:type="firstCol">
@@ -9094,7 +9167,7 @@
           <w:insideH w:val="nil"/>
           <w:insideV w:val="nil"/>
         </w:tcBorders>
-        <w:shd w:val="clear" w:color="auto" w:fill="FFFFFF" w:themeFill="background1"/>
+        <w:shd w:val="clear" w:color="auto" w:fill="FFFFFF" w:themeFill="lt1"/>
       </w:tcPr>
     </w:tblStylePr>
     <w:tblStylePr w:type="lastCol">
@@ -9135,7 +9208,7 @@
     <w:tblStylePr w:type="nwCell">
       <w:tblPr/>
       <w:tcPr>
-        <w:shd w:val="clear" w:color="auto" w:fill="FFFFFF" w:themeFill="background1"/>
+        <w:shd w:val="clear" w:color="auto" w:fill="FFFFFF" w:themeFill="lt1"/>
       </w:tcPr>
     </w:tblStylePr>
   </w:style>
@@ -9148,18 +9221,18 @@
     </w:pPr>
     <w:tblPr>
       <w:tblBorders>
-        <w:top w:val="single" w:sz="8" w:space="0" w:color="FFFFFF" w:themeColor="background1"/>
-        <w:left w:val="single" w:sz="8" w:space="0" w:color="FFFFFF" w:themeColor="background1"/>
-        <w:bottom w:val="single" w:sz="8" w:space="0" w:color="FFFFFF" w:themeColor="background1"/>
-        <w:right w:val="single" w:sz="8" w:space="0" w:color="FFFFFF" w:themeColor="background1"/>
-        <w:insideH w:val="single" w:sz="6" w:space="0" w:color="FFFFFF" w:themeColor="background1"/>
-        <w:insideV w:val="single" w:sz="6" w:space="0" w:color="FFFFFF" w:themeColor="background1"/>
+        <w:top w:val="single" w:sz="8" w:space="0" w:color="FFFFFF" w:themeColor="lt1"/>
+        <w:left w:val="single" w:sz="8" w:space="0" w:color="FFFFFF" w:themeColor="lt1"/>
+        <w:bottom w:val="single" w:sz="8" w:space="0" w:color="FFFFFF" w:themeColor="lt1"/>
+        <w:right w:val="single" w:sz="8" w:space="0" w:color="FFFFFF" w:themeColor="lt1"/>
+        <w:insideH w:val="single" w:sz="6" w:space="0" w:color="FFFFFF" w:themeColor="lt1"/>
+        <w:insideV w:val="single" w:sz="6" w:space="0" w:color="FFFFFF" w:themeColor="lt1"/>
       </w:tblBorders>
       <w:tblStyleColBandSize w:val="1"/>
       <w:tblStyleRowBandSize w:val="1"/>
     </w:tblPr>
     <w:tcPr>
-      <w:shd w:val="clear" w:color="auto" w:fill="BFBFBF" w:themeFill="text1" w:themeFillTint="3f"/>
+      <w:shd w:val="clear" w:color="auto" w:fill="BFBFBF" w:themeFill="dk1" w:themeFillTint="3f"/>
     </w:tcPr>
     <w:tblStylePr w:type="firstRow">
       <w:rPr>
@@ -9172,14 +9245,14 @@
       <w:tblPr/>
       <w:tcPr>
         <w:tcBorders>
-          <w:top w:val="single" w:sz="8" w:space="0" w:color="FFFFFF" w:themeColor="background1"/>
-          <w:left w:val="single" w:sz="8" w:space="0" w:color="FFFFFF" w:themeColor="background1"/>
-          <w:bottom w:val="single" w:sz="24" w:space="0" w:color="FFFFFF" w:themeColor="background1"/>
-          <w:right w:val="single" w:sz="8" w:space="0" w:color="FFFFFF" w:themeColor="background1"/>
-          <w:insideH w:val="nil"/>
-          <w:insideV w:val="single" w:sz="8" w:space="0" w:color="FFFFFF" w:themeColor="background1"/>
-        </w:tcBorders>
-        <w:shd w:val="clear" w:color="auto" w:fill="000000" w:themeFill="text1"/>
+          <w:top w:val="single" w:sz="8" w:space="0" w:color="FFFFFF" w:themeColor="lt1"/>
+          <w:left w:val="single" w:sz="8" w:space="0" w:color="FFFFFF" w:themeColor="lt1"/>
+          <w:bottom w:val="single" w:sz="24" w:space="0" w:color="FFFFFF" w:themeColor="lt1"/>
+          <w:right w:val="single" w:sz="8" w:space="0" w:color="FFFFFF" w:themeColor="lt1"/>
+          <w:insideH w:val="nil"/>
+          <w:insideV w:val="single" w:sz="8" w:space="0" w:color="FFFFFF" w:themeColor="lt1"/>
+        </w:tcBorders>
+        <w:shd w:val="clear" w:color="auto" w:fill="000000" w:themeFill="dk1"/>
       </w:tcPr>
     </w:tblStylePr>
     <w:tblStylePr w:type="lastRow">
@@ -9193,14 +9266,14 @@
       <w:tblPr/>
       <w:tcPr>
         <w:tcBorders>
-          <w:top w:val="single" w:sz="24" w:space="0" w:color="FFFFFF" w:themeColor="background1"/>
-          <w:left w:val="single" w:sz="8" w:space="0" w:color="FFFFFF" w:themeColor="background1"/>
-          <w:bottom w:val="single" w:sz="8" w:space="0" w:color="FFFFFF" w:themeColor="background1"/>
-          <w:right w:val="single" w:sz="8" w:space="0" w:color="FFFFFF" w:themeColor="background1"/>
-          <w:insideH w:val="nil"/>
-          <w:insideV w:val="single" w:sz="8" w:space="0" w:color="FFFFFF" w:themeColor="background1"/>
-        </w:tcBorders>
-        <w:shd w:val="clear" w:color="auto" w:fill="000000" w:themeFill="text1"/>
+          <w:top w:val="single" w:sz="24" w:space="0" w:color="FFFFFF" w:themeColor="lt1"/>
+          <w:left w:val="single" w:sz="8" w:space="0" w:color="FFFFFF" w:themeColor="lt1"/>
+          <w:bottom w:val="single" w:sz="8" w:space="0" w:color="FFFFFF" w:themeColor="lt1"/>
+          <w:right w:val="single" w:sz="8" w:space="0" w:color="FFFFFF" w:themeColor="lt1"/>
+          <w:insideH w:val="nil"/>
+          <w:insideV w:val="single" w:sz="8" w:space="0" w:color="FFFFFF" w:themeColor="lt1"/>
+        </w:tcBorders>
+        <w:shd w:val="clear" w:color="auto" w:fill="000000" w:themeFill="dk1"/>
       </w:tcPr>
     </w:tblStylePr>
     <w:tblStylePr w:type="firstCol">
@@ -9214,12 +9287,12 @@
       <w:tblPr/>
       <w:tcPr>
         <w:tcBorders>
-          <w:left w:val="single" w:sz="8" w:space="0" w:color="FFFFFF" w:themeColor="background1"/>
-          <w:right w:val="single" w:sz="24" w:space="0" w:color="FFFFFF" w:themeColor="background1"/>
-          <w:insideH w:val="nil"/>
-          <w:insideV w:val="nil"/>
-        </w:tcBorders>
-        <w:shd w:val="clear" w:color="auto" w:fill="000000" w:themeFill="text1"/>
+          <w:left w:val="single" w:sz="8" w:space="0" w:color="FFFFFF" w:themeColor="lt1"/>
+          <w:right w:val="single" w:sz="24" w:space="0" w:color="FFFFFF" w:themeColor="lt1"/>
+          <w:insideH w:val="nil"/>
+          <w:insideV w:val="nil"/>
+        </w:tcBorders>
+        <w:shd w:val="clear" w:color="auto" w:fill="000000" w:themeFill="dk1"/>
       </w:tcPr>
     </w:tblStylePr>
     <w:tblStylePr w:type="lastCol">
@@ -9234,41 +9307,41 @@
       <w:tcPr>
         <w:tcBorders>
           <w:top w:val="nil"/>
-          <w:left w:val="single" w:sz="24" w:space="0" w:color="FFFFFF" w:themeColor="background1"/>
+          <w:left w:val="single" w:sz="24" w:space="0" w:color="FFFFFF" w:themeColor="lt1"/>
           <w:bottom w:val="nil"/>
           <w:right w:val="nil"/>
           <w:insideH w:val="nil"/>
           <w:insideV w:val="nil"/>
         </w:tcBorders>
-        <w:shd w:val="clear" w:color="auto" w:fill="000000" w:themeFill="text1"/>
+        <w:shd w:val="clear" w:color="auto" w:fill="000000" w:themeFill="dk1"/>
       </w:tcPr>
     </w:tblStylePr>
     <w:tblStylePr w:type="band1Vert">
       <w:tblPr/>
       <w:tcPr>
         <w:tcBorders>
-          <w:top w:val="single" w:sz="8" w:space="0" w:color="FFFFFF" w:themeColor="background1"/>
-          <w:left w:val="single" w:sz="8" w:space="0" w:color="FFFFFF" w:themeColor="background1"/>
-          <w:bottom w:val="single" w:sz="8" w:space="0" w:color="FFFFFF" w:themeColor="background1"/>
-          <w:right w:val="single" w:sz="8" w:space="0" w:color="FFFFFF" w:themeColor="background1"/>
-          <w:insideH w:val="nil"/>
-          <w:insideV w:val="nil"/>
-        </w:tcBorders>
-        <w:shd w:val="clear" w:color="auto" w:fill="7F7F7F" w:themeFill="text1" w:themeFillTint="7f"/>
+          <w:top w:val="single" w:sz="8" w:space="0" w:color="FFFFFF" w:themeColor="lt1"/>
+          <w:left w:val="single" w:sz="8" w:space="0" w:color="FFFFFF" w:themeColor="lt1"/>
+          <w:bottom w:val="single" w:sz="8" w:space="0" w:color="FFFFFF" w:themeColor="lt1"/>
+          <w:right w:val="single" w:sz="8" w:space="0" w:color="FFFFFF" w:themeColor="lt1"/>
+          <w:insideH w:val="nil"/>
+          <w:insideV w:val="nil"/>
+        </w:tcBorders>
+        <w:shd w:val="clear" w:color="auto" w:fill="7F7F7F" w:themeFill="dk1" w:themeFillTint="7f"/>
       </w:tcPr>
     </w:tblStylePr>
     <w:tblStylePr w:type="band1Horz">
       <w:tblPr/>
       <w:tcPr>
         <w:tcBorders>
-          <w:top w:val="single" w:sz="8" w:space="0" w:color="FFFFFF" w:themeColor="background1"/>
-          <w:left w:val="single" w:sz="8" w:space="0" w:color="FFFFFF" w:themeColor="background1"/>
-          <w:bottom w:val="single" w:sz="8" w:space="0" w:color="FFFFFF" w:themeColor="background1"/>
-          <w:right w:val="single" w:sz="8" w:space="0" w:color="FFFFFF" w:themeColor="background1"/>
-          <w:insideH w:val="single" w:sz="8" w:space="0" w:color="FFFFFF" w:themeColor="background1"/>
-          <w:insideV w:val="single" w:sz="8" w:space="0" w:color="FFFFFF" w:themeColor="background1"/>
-        </w:tcBorders>
-        <w:shd w:val="clear" w:color="auto" w:fill="7F7F7F" w:themeFill="text1" w:themeFillTint="7f"/>
+          <w:top w:val="single" w:sz="8" w:space="0" w:color="FFFFFF" w:themeColor="lt1"/>
+          <w:left w:val="single" w:sz="8" w:space="0" w:color="FFFFFF" w:themeColor="lt1"/>
+          <w:bottom w:val="single" w:sz="8" w:space="0" w:color="FFFFFF" w:themeColor="lt1"/>
+          <w:right w:val="single" w:sz="8" w:space="0" w:color="FFFFFF" w:themeColor="lt1"/>
+          <w:insideH w:val="single" w:sz="8" w:space="0" w:color="FFFFFF" w:themeColor="lt1"/>
+          <w:insideV w:val="single" w:sz="8" w:space="0" w:color="FFFFFF" w:themeColor="lt1"/>
+        </w:tcBorders>
+        <w:shd w:val="clear" w:color="auto" w:fill="7F7F7F" w:themeFill="dk1" w:themeFillTint="7f"/>
       </w:tcPr>
     </w:tblStylePr>
   </w:style>
@@ -9281,12 +9354,12 @@
     </w:pPr>
     <w:tblPr>
       <w:tblBorders>
-        <w:top w:val="single" w:sz="8" w:space="0" w:color="FFFFFF" w:themeColor="background1"/>
-        <w:left w:val="single" w:sz="8" w:space="0" w:color="FFFFFF" w:themeColor="background1"/>
-        <w:bottom w:val="single" w:sz="8" w:space="0" w:color="FFFFFF" w:themeColor="background1"/>
-        <w:right w:val="single" w:sz="8" w:space="0" w:color="FFFFFF" w:themeColor="background1"/>
-        <w:insideH w:val="single" w:sz="6" w:space="0" w:color="FFFFFF" w:themeColor="background1"/>
-        <w:insideV w:val="single" w:sz="6" w:space="0" w:color="FFFFFF" w:themeColor="background1"/>
+        <w:top w:val="single" w:sz="8" w:space="0" w:color="FFFFFF" w:themeColor="lt1"/>
+        <w:left w:val="single" w:sz="8" w:space="0" w:color="FFFFFF" w:themeColor="lt1"/>
+        <w:bottom w:val="single" w:sz="8" w:space="0" w:color="FFFFFF" w:themeColor="lt1"/>
+        <w:right w:val="single" w:sz="8" w:space="0" w:color="FFFFFF" w:themeColor="lt1"/>
+        <w:insideH w:val="single" w:sz="6" w:space="0" w:color="FFFFFF" w:themeColor="lt1"/>
+        <w:insideV w:val="single" w:sz="6" w:space="0" w:color="FFFFFF" w:themeColor="lt1"/>
       </w:tblBorders>
       <w:tblStyleColBandSize w:val="1"/>
       <w:tblStyleRowBandSize w:val="1"/>
@@ -9305,12 +9378,12 @@
       <w:tblPr/>
       <w:tcPr>
         <w:tcBorders>
-          <w:top w:val="single" w:sz="8" w:space="0" w:color="FFFFFF" w:themeColor="background1"/>
-          <w:left w:val="single" w:sz="8" w:space="0" w:color="FFFFFF" w:themeColor="background1"/>
-          <w:bottom w:val="single" w:sz="24" w:space="0" w:color="FFFFFF" w:themeColor="background1"/>
-          <w:right w:val="single" w:sz="8" w:space="0" w:color="FFFFFF" w:themeColor="background1"/>
-          <w:insideH w:val="nil"/>
-          <w:insideV w:val="single" w:sz="8" w:space="0" w:color="FFFFFF" w:themeColor="background1"/>
+          <w:top w:val="single" w:sz="8" w:space="0" w:color="FFFFFF" w:themeColor="lt1"/>
+          <w:left w:val="single" w:sz="8" w:space="0" w:color="FFFFFF" w:themeColor="lt1"/>
+          <w:bottom w:val="single" w:sz="24" w:space="0" w:color="FFFFFF" w:themeColor="lt1"/>
+          <w:right w:val="single" w:sz="8" w:space="0" w:color="FFFFFF" w:themeColor="lt1"/>
+          <w:insideH w:val="nil"/>
+          <w:insideV w:val="single" w:sz="8" w:space="0" w:color="FFFFFF" w:themeColor="lt1"/>
         </w:tcBorders>
         <w:shd w:val="clear" w:color="auto" w:fill="4F81BD" w:themeFill="accent1"/>
       </w:tcPr>
@@ -9326,12 +9399,12 @@
       <w:tblPr/>
       <w:tcPr>
         <w:tcBorders>
-          <w:top w:val="single" w:sz="24" w:space="0" w:color="FFFFFF" w:themeColor="background1"/>
-          <w:left w:val="single" w:sz="8" w:space="0" w:color="FFFFFF" w:themeColor="background1"/>
-          <w:bottom w:val="single" w:sz="8" w:space="0" w:color="FFFFFF" w:themeColor="background1"/>
-          <w:right w:val="single" w:sz="8" w:space="0" w:color="FFFFFF" w:themeColor="background1"/>
-          <w:insideH w:val="nil"/>
-          <w:insideV w:val="single" w:sz="8" w:space="0" w:color="FFFFFF" w:themeColor="background1"/>
+          <w:top w:val="single" w:sz="24" w:space="0" w:color="FFFFFF" w:themeColor="lt1"/>
+          <w:left w:val="single" w:sz="8" w:space="0" w:color="FFFFFF" w:themeColor="lt1"/>
+          <w:bottom w:val="single" w:sz="8" w:space="0" w:color="FFFFFF" w:themeColor="lt1"/>
+          <w:right w:val="single" w:sz="8" w:space="0" w:color="FFFFFF" w:themeColor="lt1"/>
+          <w:insideH w:val="nil"/>
+          <w:insideV w:val="single" w:sz="8" w:space="0" w:color="FFFFFF" w:themeColor="lt1"/>
         </w:tcBorders>
         <w:shd w:val="clear" w:color="auto" w:fill="4F81BD" w:themeFill="accent1"/>
       </w:tcPr>
@@ -9347,8 +9420,8 @@
       <w:tblPr/>
       <w:tcPr>
         <w:tcBorders>
-          <w:left w:val="single" w:sz="8" w:space="0" w:color="FFFFFF" w:themeColor="background1"/>
-          <w:right w:val="single" w:sz="24" w:space="0" w:color="FFFFFF" w:themeColor="background1"/>
+          <w:left w:val="single" w:sz="8" w:space="0" w:color="FFFFFF" w:themeColor="lt1"/>
+          <w:right w:val="single" w:sz="24" w:space="0" w:color="FFFFFF" w:themeColor="lt1"/>
           <w:insideH w:val="nil"/>
           <w:insideV w:val="nil"/>
         </w:tcBorders>
@@ -9367,7 +9440,7 @@
       <w:tcPr>
         <w:tcBorders>
           <w:top w:val="nil"/>
-          <w:left w:val="single" w:sz="24" w:space="0" w:color="FFFFFF" w:themeColor="background1"/>
+          <w:left w:val="single" w:sz="24" w:space="0" w:color="FFFFFF" w:themeColor="lt1"/>
           <w:bottom w:val="nil"/>
           <w:right w:val="nil"/>
           <w:insideH w:val="nil"/>
@@ -9380,10 +9453,10 @@
       <w:tblPr/>
       <w:tcPr>
         <w:tcBorders>
-          <w:top w:val="single" w:sz="8" w:space="0" w:color="FFFFFF" w:themeColor="background1"/>
-          <w:left w:val="single" w:sz="8" w:space="0" w:color="FFFFFF" w:themeColor="background1"/>
-          <w:bottom w:val="single" w:sz="8" w:space="0" w:color="FFFFFF" w:themeColor="background1"/>
-          <w:right w:val="single" w:sz="8" w:space="0" w:color="FFFFFF" w:themeColor="background1"/>
+          <w:top w:val="single" w:sz="8" w:space="0" w:color="FFFFFF" w:themeColor="lt1"/>
+          <w:left w:val="single" w:sz="8" w:space="0" w:color="FFFFFF" w:themeColor="lt1"/>
+          <w:bottom w:val="single" w:sz="8" w:space="0" w:color="FFFFFF" w:themeColor="lt1"/>
+          <w:right w:val="single" w:sz="8" w:space="0" w:color="FFFFFF" w:themeColor="lt1"/>
           <w:insideH w:val="nil"/>
           <w:insideV w:val="nil"/>
         </w:tcBorders>
@@ -9394,12 +9467,12 @@
       <w:tblPr/>
       <w:tcPr>
         <w:tcBorders>
-          <w:top w:val="single" w:sz="8" w:space="0" w:color="FFFFFF" w:themeColor="background1"/>
-          <w:left w:val="single" w:sz="8" w:space="0" w:color="FFFFFF" w:themeColor="background1"/>
-          <w:bottom w:val="single" w:sz="8" w:space="0" w:color="FFFFFF" w:themeColor="background1"/>
-          <w:right w:val="single" w:sz="8" w:space="0" w:color="FFFFFF" w:themeColor="background1"/>
-          <w:insideH w:val="single" w:sz="8" w:space="0" w:color="FFFFFF" w:themeColor="background1"/>
-          <w:insideV w:val="single" w:sz="8" w:space="0" w:color="FFFFFF" w:themeColor="background1"/>
+          <w:top w:val="single" w:sz="8" w:space="0" w:color="FFFFFF" w:themeColor="lt1"/>
+          <w:left w:val="single" w:sz="8" w:space="0" w:color="FFFFFF" w:themeColor="lt1"/>
+          <w:bottom w:val="single" w:sz="8" w:space="0" w:color="FFFFFF" w:themeColor="lt1"/>
+          <w:right w:val="single" w:sz="8" w:space="0" w:color="FFFFFF" w:themeColor="lt1"/>
+          <w:insideH w:val="single" w:sz="8" w:space="0" w:color="FFFFFF" w:themeColor="lt1"/>
+          <w:insideV w:val="single" w:sz="8" w:space="0" w:color="FFFFFF" w:themeColor="lt1"/>
         </w:tcBorders>
         <w:shd w:val="clear" w:color="auto" w:fill="A7C0DE" w:themeFill="accent1" w:themeFillTint="7f"/>
       </w:tcPr>
@@ -9414,12 +9487,12 @@
     </w:pPr>
     <w:tblPr>
       <w:tblBorders>
-        <w:top w:val="single" w:sz="8" w:space="0" w:color="FFFFFF" w:themeColor="background1"/>
-        <w:left w:val="single" w:sz="8" w:space="0" w:color="FFFFFF" w:themeColor="background1"/>
-        <w:bottom w:val="single" w:sz="8" w:space="0" w:color="FFFFFF" w:themeColor="background1"/>
-        <w:right w:val="single" w:sz="8" w:space="0" w:color="FFFFFF" w:themeColor="background1"/>
-        <w:insideH w:val="single" w:sz="6" w:space="0" w:color="FFFFFF" w:themeColor="background1"/>
-        <w:insideV w:val="single" w:sz="6" w:space="0" w:color="FFFFFF" w:themeColor="background1"/>
+        <w:top w:val="single" w:sz="8" w:space="0" w:color="FFFFFF" w:themeColor="lt1"/>
+        <w:left w:val="single" w:sz="8" w:space="0" w:color="FFFFFF" w:themeColor="lt1"/>
+        <w:bottom w:val="single" w:sz="8" w:space="0" w:color="FFFFFF" w:themeColor="lt1"/>
+        <w:right w:val="single" w:sz="8" w:space="0" w:color="FFFFFF" w:themeColor="lt1"/>
+        <w:insideH w:val="single" w:sz="6" w:space="0" w:color="FFFFFF" w:themeColor="lt1"/>
+        <w:insideV w:val="single" w:sz="6" w:space="0" w:color="FFFFFF" w:themeColor="lt1"/>
       </w:tblBorders>
       <w:tblStyleColBandSize w:val="1"/>
       <w:tblStyleRowBandSize w:val="1"/>
@@ -9438,12 +9511,12 @@
       <w:tblPr/>
       <w:tcPr>
         <w:tcBorders>
-          <w:top w:val="single" w:sz="8" w:space="0" w:color="FFFFFF" w:themeColor="background1"/>
-          <w:left w:val="single" w:sz="8" w:space="0" w:color="FFFFFF" w:themeColor="background1"/>
-          <w:bottom w:val="single" w:sz="24" w:space="0" w:color="FFFFFF" w:themeColor="background1"/>
-          <w:right w:val="single" w:sz="8" w:space="0" w:color="FFFFFF" w:themeColor="background1"/>
-          <w:insideH w:val="nil"/>
-          <w:insideV w:val="single" w:sz="8" w:space="0" w:color="FFFFFF" w:themeColor="background1"/>
+          <w:top w:val="single" w:sz="8" w:space="0" w:color="FFFFFF" w:themeColor="lt1"/>
+          <w:left w:val="single" w:sz="8" w:space="0" w:color="FFFFFF" w:themeColor="lt1"/>
+          <w:bottom w:val="single" w:sz="24" w:space="0" w:color="FFFFFF" w:themeColor="lt1"/>
+          <w:right w:val="single" w:sz="8" w:space="0" w:color="FFFFFF" w:themeColor="lt1"/>
+          <w:insideH w:val="nil"/>
+          <w:insideV w:val="single" w:sz="8" w:space="0" w:color="FFFFFF" w:themeColor="lt1"/>
         </w:tcBorders>
         <w:shd w:val="clear" w:color="auto" w:fill="C0504D" w:themeFill="accent2"/>
       </w:tcPr>
@@ -9459,12 +9532,12 @@
       <w:tblPr/>
       <w:tcPr>
         <w:tcBorders>
-          <w:top w:val="single" w:sz="24" w:space="0" w:color="FFFFFF" w:themeColor="background1"/>
-          <w:left w:val="single" w:sz="8" w:space="0" w:color="FFFFFF" w:themeColor="background1"/>
-          <w:bottom w:val="single" w:sz="8" w:space="0" w:color="FFFFFF" w:themeColor="background1"/>
-          <w:right w:val="single" w:sz="8" w:space="0" w:color="FFFFFF" w:themeColor="background1"/>
-          <w:insideH w:val="nil"/>
-          <w:insideV w:val="single" w:sz="8" w:space="0" w:color="FFFFFF" w:themeColor="background1"/>
+          <w:top w:val="single" w:sz="24" w:space="0" w:color="FFFFFF" w:themeColor="lt1"/>
+          <w:left w:val="single" w:sz="8" w:space="0" w:color="FFFFFF" w:themeColor="lt1"/>
+          <w:bottom w:val="single" w:sz="8" w:space="0" w:color="FFFFFF" w:themeColor="lt1"/>
+          <w:right w:val="single" w:sz="8" w:space="0" w:color="FFFFFF" w:themeColor="lt1"/>
+          <w:insideH w:val="nil"/>
+          <w:insideV w:val="single" w:sz="8" w:space="0" w:color="FFFFFF" w:themeColor="lt1"/>
         </w:tcBorders>
         <w:shd w:val="clear" w:color="auto" w:fill="C0504D" w:themeFill="accent2"/>
       </w:tcPr>
@@ -9480,8 +9553,8 @@
       <w:tblPr/>
       <w:tcPr>
         <w:tcBorders>
-          <w:left w:val="single" w:sz="8" w:space="0" w:color="FFFFFF" w:themeColor="background1"/>
-          <w:right w:val="single" w:sz="24" w:space="0" w:color="FFFFFF" w:themeColor="background1"/>
+          <w:left w:val="single" w:sz="8" w:space="0" w:color="FFFFFF" w:themeColor="lt1"/>
+          <w:right w:val="single" w:sz="24" w:space="0" w:color="FFFFFF" w:themeColor="lt1"/>
           <w:insideH w:val="nil"/>
           <w:insideV w:val="nil"/>
         </w:tcBorders>
@@ -9500,7 +9573,7 @@
       <w:tcPr>
         <w:tcBorders>
           <w:top w:val="nil"/>
-          <w:left w:val="single" w:sz="24" w:space="0" w:color="FFFFFF" w:themeColor="background1"/>
+          <w:left w:val="single" w:sz="24" w:space="0" w:color="FFFFFF" w:themeColor="lt1"/>
           <w:bottom w:val="nil"/>
           <w:right w:val="nil"/>
           <w:insideH w:val="nil"/>
@@ -9513,10 +9586,10 @@
       <w:tblPr/>
       <w:tcPr>
         <w:tcBorders>
-          <w:top w:val="single" w:sz="8" w:space="0" w:color="FFFFFF" w:themeColor="background1"/>
-          <w:left w:val="single" w:sz="8" w:space="0" w:color="FFFFFF" w:themeColor="background1"/>
-          <w:bottom w:val="single" w:sz="8" w:space="0" w:color="FFFFFF" w:themeColor="background1"/>
-          <w:right w:val="single" w:sz="8" w:space="0" w:color="FFFFFF" w:themeColor="background1"/>
+          <w:top w:val="single" w:sz="8" w:space="0" w:color="FFFFFF" w:themeColor="lt1"/>
+          <w:left w:val="single" w:sz="8" w:space="0" w:color="FFFFFF" w:themeColor="lt1"/>
+          <w:bottom w:val="single" w:sz="8" w:space="0" w:color="FFFFFF" w:themeColor="lt1"/>
+          <w:right w:val="single" w:sz="8" w:space="0" w:color="FFFFFF" w:themeColor="lt1"/>
           <w:insideH w:val="nil"/>
           <w:insideV w:val="nil"/>
         </w:tcBorders>
@@ -9527,12 +9600,12 @@
       <w:tblPr/>
       <w:tcPr>
         <w:tcBorders>
-          <w:top w:val="single" w:sz="8" w:space="0" w:color="FFFFFF" w:themeColor="background1"/>
-          <w:left w:val="single" w:sz="8" w:space="0" w:color="FFFFFF" w:themeColor="background1"/>
-          <w:bottom w:val="single" w:sz="8" w:space="0" w:color="FFFFFF" w:themeColor="background1"/>
-          <w:right w:val="single" w:sz="8" w:space="0" w:color="FFFFFF" w:themeColor="background1"/>
-          <w:insideH w:val="single" w:sz="8" w:space="0" w:color="FFFFFF" w:themeColor="background1"/>
-          <w:insideV w:val="single" w:sz="8" w:space="0" w:color="FFFFFF" w:themeColor="background1"/>
+          <w:top w:val="single" w:sz="8" w:space="0" w:color="FFFFFF" w:themeColor="lt1"/>
+          <w:left w:val="single" w:sz="8" w:space="0" w:color="FFFFFF" w:themeColor="lt1"/>
+          <w:bottom w:val="single" w:sz="8" w:space="0" w:color="FFFFFF" w:themeColor="lt1"/>
+          <w:right w:val="single" w:sz="8" w:space="0" w:color="FFFFFF" w:themeColor="lt1"/>
+          <w:insideH w:val="single" w:sz="8" w:space="0" w:color="FFFFFF" w:themeColor="lt1"/>
+          <w:insideV w:val="single" w:sz="8" w:space="0" w:color="FFFFFF" w:themeColor="lt1"/>
         </w:tcBorders>
         <w:shd w:val="clear" w:color="auto" w:fill="DFA7A6" w:themeFill="accent2" w:themeFillTint="7f"/>
       </w:tcPr>
@@ -9547,12 +9620,12 @@
     </w:pPr>
     <w:tblPr>
       <w:tblBorders>
-        <w:top w:val="single" w:sz="8" w:space="0" w:color="FFFFFF" w:themeColor="background1"/>
-        <w:left w:val="single" w:sz="8" w:space="0" w:color="FFFFFF" w:themeColor="background1"/>
-        <w:bottom w:val="single" w:sz="8" w:space="0" w:color="FFFFFF" w:themeColor="background1"/>
-        <w:right w:val="single" w:sz="8" w:space="0" w:color="FFFFFF" w:themeColor="background1"/>
-        <w:insideH w:val="single" w:sz="6" w:space="0" w:color="FFFFFF" w:themeColor="background1"/>
-        <w:insideV w:val="single" w:sz="6" w:space="0" w:color="FFFFFF" w:themeColor="background1"/>
+        <w:top w:val="single" w:sz="8" w:space="0" w:color="FFFFFF" w:themeColor="lt1"/>
+        <w:left w:val="single" w:sz="8" w:space="0" w:color="FFFFFF" w:themeColor="lt1"/>
+        <w:bottom w:val="single" w:sz="8" w:space="0" w:color="FFFFFF" w:themeColor="lt1"/>
+        <w:right w:val="single" w:sz="8" w:space="0" w:color="FFFFFF" w:themeColor="lt1"/>
+        <w:insideH w:val="single" w:sz="6" w:space="0" w:color="FFFFFF" w:themeColor="lt1"/>
+        <w:insideV w:val="single" w:sz="6" w:space="0" w:color="FFFFFF" w:themeColor="lt1"/>
       </w:tblBorders>
       <w:tblStyleColBandSize w:val="1"/>
       <w:tblStyleRowBandSize w:val="1"/>
@@ -9571,12 +9644,12 @@
       <w:tblPr/>
       <w:tcPr>
         <w:tcBorders>
-          <w:top w:val="single" w:sz="8" w:space="0" w:color="FFFFFF" w:themeColor="background1"/>
-          <w:left w:val="single" w:sz="8" w:space="0" w:color="FFFFFF" w:themeColor="background1"/>
-          <w:bottom w:val="single" w:sz="24" w:space="0" w:color="FFFFFF" w:themeColor="background1"/>
-          <w:right w:val="single" w:sz="8" w:space="0" w:color="FFFFFF" w:themeColor="background1"/>
-          <w:insideH w:val="nil"/>
-          <w:insideV w:val="single" w:sz="8" w:space="0" w:color="FFFFFF" w:themeColor="background1"/>
+          <w:top w:val="single" w:sz="8" w:space="0" w:color="FFFFFF" w:themeColor="lt1"/>
+          <w:left w:val="single" w:sz="8" w:space="0" w:color="FFFFFF" w:themeColor="lt1"/>
+          <w:bottom w:val="single" w:sz="24" w:space="0" w:color="FFFFFF" w:themeColor="lt1"/>
+          <w:right w:val="single" w:sz="8" w:space="0" w:color="FFFFFF" w:themeColor="lt1"/>
+          <w:insideH w:val="nil"/>
+          <w:insideV w:val="single" w:sz="8" w:space="0" w:color="FFFFFF" w:themeColor="lt1"/>
         </w:tcBorders>
         <w:shd w:val="clear" w:color="auto" w:fill="9BBB59" w:themeFill="accent3"/>
       </w:tcPr>
@@ -9592,12 +9665,12 @@
       <w:tblPr/>
       <w:tcPr>
         <w:tcBorders>
-          <w:top w:val="single" w:sz="24" w:space="0" w:color="FFFFFF" w:themeColor="background1"/>
-          <w:left w:val="single" w:sz="8" w:space="0" w:color="FFFFFF" w:themeColor="background1"/>
-          <w:bottom w:val="single" w:sz="8" w:space="0" w:color="FFFFFF" w:themeColor="background1"/>
-          <w:right w:val="single" w:sz="8" w:space="0" w:color="FFFFFF" w:themeColor="background1"/>
-          <w:insideH w:val="nil"/>
-          <w:insideV w:val="single" w:sz="8" w:space="0" w:color="FFFFFF" w:themeColor="background1"/>
+          <w:top w:val="single" w:sz="24" w:space="0" w:color="FFFFFF" w:themeColor="lt1"/>
+          <w:left w:val="single" w:sz="8" w:space="0" w:color="FFFFFF" w:themeColor="lt1"/>
+          <w:bottom w:val="single" w:sz="8" w:space="0" w:color="FFFFFF" w:themeColor="lt1"/>
+          <w:right w:val="single" w:sz="8" w:space="0" w:color="FFFFFF" w:themeColor="lt1"/>
+          <w:insideH w:val="nil"/>
+          <w:insideV w:val="single" w:sz="8" w:space="0" w:color="FFFFFF" w:themeColor="lt1"/>
         </w:tcBorders>
         <w:shd w:val="clear" w:color="auto" w:fill="9BBB59" w:themeFill="accent3"/>
       </w:tcPr>
@@ -9613,8 +9686,8 @@
       <w:tblPr/>
       <w:tcPr>
         <w:tcBorders>
-          <w:left w:val="single" w:sz="8" w:space="0" w:color="FFFFFF" w:themeColor="background1"/>
-          <w:right w:val="single" w:sz="24" w:space="0" w:color="FFFFFF" w:themeColor="background1"/>
+          <w:left w:val="single" w:sz="8" w:space="0" w:color="FFFFFF" w:themeColor="lt1"/>
+          <w:right w:val="single" w:sz="24" w:space="0" w:color="FFFFFF" w:themeColor="lt1"/>
           <w:insideH w:val="nil"/>
           <w:insideV w:val="nil"/>
         </w:tcBorders>
@@ -9633,7 +9706,7 @@
       <w:tcPr>
         <w:tcBorders>
           <w:top w:val="nil"/>
-          <w:left w:val="single" w:sz="24" w:space="0" w:color="FFFFFF" w:themeColor="background1"/>
+          <w:left w:val="single" w:sz="24" w:space="0" w:color="FFFFFF" w:themeColor="lt1"/>
           <w:bottom w:val="nil"/>
           <w:right w:val="nil"/>
           <w:insideH w:val="nil"/>
@@ -9646,10 +9719,10 @@
       <w:tblPr/>
       <w:tcPr>
         <w:tcBorders>
-          <w:top w:val="single" w:sz="8" w:space="0" w:color="FFFFFF" w:themeColor="background1"/>
-          <w:left w:val="single" w:sz="8" w:space="0" w:color="FFFFFF" w:themeColor="background1"/>
-          <w:bottom w:val="single" w:sz="8" w:space="0" w:color="FFFFFF" w:themeColor="background1"/>
-          <w:right w:val="single" w:sz="8" w:space="0" w:color="FFFFFF" w:themeColor="background1"/>
+          <w:top w:val="single" w:sz="8" w:space="0" w:color="FFFFFF" w:themeColor="lt1"/>
+          <w:left w:val="single" w:sz="8" w:space="0" w:color="FFFFFF" w:themeColor="lt1"/>
+          <w:bottom w:val="single" w:sz="8" w:space="0" w:color="FFFFFF" w:themeColor="lt1"/>
+          <w:right w:val="single" w:sz="8" w:space="0" w:color="FFFFFF" w:themeColor="lt1"/>
           <w:insideH w:val="nil"/>
           <w:insideV w:val="nil"/>
         </w:tcBorders>
@@ -9660,12 +9733,12 @@
       <w:tblPr/>
       <w:tcPr>
         <w:tcBorders>
-          <w:top w:val="single" w:sz="8" w:space="0" w:color="FFFFFF" w:themeColor="background1"/>
-          <w:left w:val="single" w:sz="8" w:space="0" w:color="FFFFFF" w:themeColor="background1"/>
-          <w:bottom w:val="single" w:sz="8" w:space="0" w:color="FFFFFF" w:themeColor="background1"/>
-          <w:right w:val="single" w:sz="8" w:space="0" w:color="FFFFFF" w:themeColor="background1"/>
-          <w:insideH w:val="single" w:sz="8" w:space="0" w:color="FFFFFF" w:themeColor="background1"/>
-          <w:insideV w:val="single" w:sz="8" w:space="0" w:color="FFFFFF" w:themeColor="background1"/>
+          <w:top w:val="single" w:sz="8" w:space="0" w:color="FFFFFF" w:themeColor="lt1"/>
+          <w:left w:val="single" w:sz="8" w:space="0" w:color="FFFFFF" w:themeColor="lt1"/>
+          <w:bottom w:val="single" w:sz="8" w:space="0" w:color="FFFFFF" w:themeColor="lt1"/>
+          <w:right w:val="single" w:sz="8" w:space="0" w:color="FFFFFF" w:themeColor="lt1"/>
+          <w:insideH w:val="single" w:sz="8" w:space="0" w:color="FFFFFF" w:themeColor="lt1"/>
+          <w:insideV w:val="single" w:sz="8" w:space="0" w:color="FFFFFF" w:themeColor="lt1"/>
         </w:tcBorders>
         <w:shd w:val="clear" w:color="auto" w:fill="CDDDAC" w:themeFill="accent3" w:themeFillTint="7f"/>
       </w:tcPr>
@@ -9680,12 +9753,12 @@
     </w:pPr>
     <w:tblPr>
       <w:tblBorders>
-        <w:top w:val="single" w:sz="8" w:space="0" w:color="FFFFFF" w:themeColor="background1"/>
-        <w:left w:val="single" w:sz="8" w:space="0" w:color="FFFFFF" w:themeColor="background1"/>
-        <w:bottom w:val="single" w:sz="8" w:space="0" w:color="FFFFFF" w:themeColor="background1"/>
-        <w:right w:val="single" w:sz="8" w:space="0" w:color="FFFFFF" w:themeColor="background1"/>
-        <w:insideH w:val="single" w:sz="6" w:space="0" w:color="FFFFFF" w:themeColor="background1"/>
-        <w:insideV w:val="single" w:sz="6" w:space="0" w:color="FFFFFF" w:themeColor="background1"/>
+        <w:top w:val="single" w:sz="8" w:space="0" w:color="FFFFFF" w:themeColor="lt1"/>
+        <w:left w:val="single" w:sz="8" w:space="0" w:color="FFFFFF" w:themeColor="lt1"/>
+        <w:bottom w:val="single" w:sz="8" w:space="0" w:color="FFFFFF" w:themeColor="lt1"/>
+        <w:right w:val="single" w:sz="8" w:space="0" w:color="FFFFFF" w:themeColor="lt1"/>
+        <w:insideH w:val="single" w:sz="6" w:space="0" w:color="FFFFFF" w:themeColor="lt1"/>
+        <w:insideV w:val="single" w:sz="6" w:space="0" w:color="FFFFFF" w:themeColor="lt1"/>
       </w:tblBorders>
       <w:tblStyleColBandSize w:val="1"/>
       <w:tblStyleRowBandSize w:val="1"/>
@@ -9704,12 +9777,12 @@
       <w:tblPr/>
       <w:tcPr>
         <w:tcBorders>
-          <w:top w:val="single" w:sz="8" w:space="0" w:color="FFFFFF" w:themeColor="background1"/>
-          <w:left w:val="single" w:sz="8" w:space="0" w:color="FFFFFF" w:themeColor="background1"/>
-          <w:bottom w:val="single" w:sz="24" w:space="0" w:color="FFFFFF" w:themeColor="background1"/>
-          <w:right w:val="single" w:sz="8" w:space="0" w:color="FFFFFF" w:themeColor="background1"/>
-          <w:insideH w:val="nil"/>
-          <w:insideV w:val="single" w:sz="8" w:space="0" w:color="FFFFFF" w:themeColor="background1"/>
+          <w:top w:val="single" w:sz="8" w:space="0" w:color="FFFFFF" w:themeColor="lt1"/>
+          <w:left w:val="single" w:sz="8" w:space="0" w:color="FFFFFF" w:themeColor="lt1"/>
+          <w:bottom w:val="single" w:sz="24" w:space="0" w:color="FFFFFF" w:themeColor="lt1"/>
+          <w:right w:val="single" w:sz="8" w:space="0" w:color="FFFFFF" w:themeColor="lt1"/>
+          <w:insideH w:val="nil"/>
+          <w:insideV w:val="single" w:sz="8" w:space="0" w:color="FFFFFF" w:themeColor="lt1"/>
         </w:tcBorders>
         <w:shd w:val="clear" w:color="auto" w:fill="8064A2" w:themeFill="accent4"/>
       </w:tcPr>
@@ -9725,12 +9798,12 @@
       <w:tblPr/>
       <w:tcPr>
         <w:tcBorders>
-          <w:top w:val="single" w:sz="24" w:space="0" w:color="FFFFFF" w:themeColor="background1"/>
-          <w:left w:val="single" w:sz="8" w:space="0" w:color="FFFFFF" w:themeColor="background1"/>
-          <w:bottom w:val="single" w:sz="8" w:space="0" w:color="FFFFFF" w:themeColor="background1"/>
-          <w:right w:val="single" w:sz="8" w:space="0" w:color="FFFFFF" w:themeColor="background1"/>
-          <w:insideH w:val="nil"/>
-          <w:insideV w:val="single" w:sz="8" w:space="0" w:color="FFFFFF" w:themeColor="background1"/>
+          <w:top w:val="single" w:sz="24" w:space="0" w:color="FFFFFF" w:themeColor="lt1"/>
+          <w:left w:val="single" w:sz="8" w:space="0" w:color="FFFFFF" w:themeColor="lt1"/>
+          <w:bottom w:val="single" w:sz="8" w:space="0" w:color="FFFFFF" w:themeColor="lt1"/>
+          <w:right w:val="single" w:sz="8" w:space="0" w:color="FFFFFF" w:themeColor="lt1"/>
+          <w:insideH w:val="nil"/>
+          <w:insideV w:val="single" w:sz="8" w:space="0" w:color="FFFFFF" w:themeColor="lt1"/>
         </w:tcBorders>
         <w:shd w:val="clear" w:color="auto" w:fill="8064A2" w:themeFill="accent4"/>
       </w:tcPr>
@@ -9746,8 +9819,8 @@
       <w:tblPr/>
       <w:tcPr>
         <w:tcBorders>
-          <w:left w:val="single" w:sz="8" w:space="0" w:color="FFFFFF" w:themeColor="background1"/>
-          <w:right w:val="single" w:sz="24" w:space="0" w:color="FFFFFF" w:themeColor="background1"/>
+          <w:left w:val="single" w:sz="8" w:space="0" w:color="FFFFFF" w:themeColor="lt1"/>
+          <w:right w:val="single" w:sz="24" w:space="0" w:color="FFFFFF" w:themeColor="lt1"/>
           <w:insideH w:val="nil"/>
           <w:insideV w:val="nil"/>
         </w:tcBorders>
@@ -9766,7 +9839,7 @@
       <w:tcPr>
         <w:tcBorders>
           <w:top w:val="nil"/>
-          <w:left w:val="single" w:sz="24" w:space="0" w:color="FFFFFF" w:themeColor="background1"/>
+          <w:left w:val="single" w:sz="24" w:space="0" w:color="FFFFFF" w:themeColor="lt1"/>
           <w:bottom w:val="nil"/>
           <w:right w:val="nil"/>
           <w:insideH w:val="nil"/>
@@ -9779,10 +9852,10 @@
       <w:tblPr/>
       <w:tcPr>
         <w:tcBorders>
-          <w:top w:val="single" w:sz="8" w:space="0" w:color="FFFFFF" w:themeColor="background1"/>
-          <w:left w:val="single" w:sz="8" w:space="0" w:color="FFFFFF" w:themeColor="background1"/>
-          <w:bottom w:val="single" w:sz="8" w:space="0" w:color="FFFFFF" w:themeColor="background1"/>
-          <w:right w:val="single" w:sz="8" w:space="0" w:color="FFFFFF" w:themeColor="background1"/>
+          <w:top w:val="single" w:sz="8" w:space="0" w:color="FFFFFF" w:themeColor="lt1"/>
+          <w:left w:val="single" w:sz="8" w:space="0" w:color="FFFFFF" w:themeColor="lt1"/>
+          <w:bottom w:val="single" w:sz="8" w:space="0" w:color="FFFFFF" w:themeColor="lt1"/>
+          <w:right w:val="single" w:sz="8" w:space="0" w:color="FFFFFF" w:themeColor="lt1"/>
           <w:insideH w:val="nil"/>
           <w:insideV w:val="nil"/>
         </w:tcBorders>
@@ -9793,12 +9866,12 @@
       <w:tblPr/>
       <w:tcPr>
         <w:tcBorders>
-          <w:top w:val="single" w:sz="8" w:space="0" w:color="FFFFFF" w:themeColor="background1"/>
-          <w:left w:val="single" w:sz="8" w:space="0" w:color="FFFFFF" w:themeColor="background1"/>
-          <w:bottom w:val="single" w:sz="8" w:space="0" w:color="FFFFFF" w:themeColor="background1"/>
-          <w:right w:val="single" w:sz="8" w:space="0" w:color="FFFFFF" w:themeColor="background1"/>
-          <w:insideH w:val="single" w:sz="8" w:space="0" w:color="FFFFFF" w:themeColor="background1"/>
-          <w:insideV w:val="single" w:sz="8" w:space="0" w:color="FFFFFF" w:themeColor="background1"/>
+          <w:top w:val="single" w:sz="8" w:space="0" w:color="FFFFFF" w:themeColor="lt1"/>
+          <w:left w:val="single" w:sz="8" w:space="0" w:color="FFFFFF" w:themeColor="lt1"/>
+          <w:bottom w:val="single" w:sz="8" w:space="0" w:color="FFFFFF" w:themeColor="lt1"/>
+          <w:right w:val="single" w:sz="8" w:space="0" w:color="FFFFFF" w:themeColor="lt1"/>
+          <w:insideH w:val="single" w:sz="8" w:space="0" w:color="FFFFFF" w:themeColor="lt1"/>
+          <w:insideV w:val="single" w:sz="8" w:space="0" w:color="FFFFFF" w:themeColor="lt1"/>
         </w:tcBorders>
         <w:shd w:val="clear" w:color="auto" w:fill="BFB1D0" w:themeFill="accent4" w:themeFillTint="7f"/>
       </w:tcPr>
@@ -9813,12 +9886,12 @@
     </w:pPr>
     <w:tblPr>
       <w:tblBorders>
-        <w:top w:val="single" w:sz="8" w:space="0" w:color="FFFFFF" w:themeColor="background1"/>
-        <w:left w:val="single" w:sz="8" w:space="0" w:color="FFFFFF" w:themeColor="background1"/>
-        <w:bottom w:val="single" w:sz="8" w:space="0" w:color="FFFFFF" w:themeColor="background1"/>
-        <w:right w:val="single" w:sz="8" w:space="0" w:color="FFFFFF" w:themeColor="background1"/>
-        <w:insideH w:val="single" w:sz="6" w:space="0" w:color="FFFFFF" w:themeColor="background1"/>
-        <w:insideV w:val="single" w:sz="6" w:space="0" w:color="FFFFFF" w:themeColor="background1"/>
+        <w:top w:val="single" w:sz="8" w:space="0" w:color="FFFFFF" w:themeColor="lt1"/>
+        <w:left w:val="single" w:sz="8" w:space="0" w:color="FFFFFF" w:themeColor="lt1"/>
+        <w:bottom w:val="single" w:sz="8" w:space="0" w:color="FFFFFF" w:themeColor="lt1"/>
+        <w:right w:val="single" w:sz="8" w:space="0" w:color="FFFFFF" w:themeColor="lt1"/>
+        <w:insideH w:val="single" w:sz="6" w:space="0" w:color="FFFFFF" w:themeColor="lt1"/>
+        <w:insideV w:val="single" w:sz="6" w:space="0" w:color="FFFFFF" w:themeColor="lt1"/>
       </w:tblBorders>
       <w:tblStyleColBandSize w:val="1"/>
       <w:tblStyleRowBandSize w:val="1"/>
@@ -9837,12 +9910,12 @@
       <w:tblPr/>
       <w:tcPr>
         <w:tcBorders>
-          <w:top w:val="single" w:sz="8" w:space="0" w:color="FFFFFF" w:themeColor="background1"/>
-          <w:left w:val="single" w:sz="8" w:space="0" w:color="FFFFFF" w:themeColor="background1"/>
-          <w:bottom w:val="single" w:sz="24" w:space="0" w:color="FFFFFF" w:themeColor="background1"/>
-          <w:right w:val="single" w:sz="8" w:space="0" w:color="FFFFFF" w:themeColor="background1"/>
-          <w:insideH w:val="nil"/>
-          <w:insideV w:val="single" w:sz="8" w:space="0" w:color="FFFFFF" w:themeColor="background1"/>
+          <w:top w:val="single" w:sz="8" w:space="0" w:color="FFFFFF" w:themeColor="lt1"/>
+          <w:left w:val="single" w:sz="8" w:space="0" w:color="FFFFFF" w:themeColor="lt1"/>
+          <w:bottom w:val="single" w:sz="24" w:space="0" w:color="FFFFFF" w:themeColor="lt1"/>
+          <w:right w:val="single" w:sz="8" w:space="0" w:color="FFFFFF" w:themeColor="lt1"/>
+          <w:insideH w:val="nil"/>
+          <w:insideV w:val="single" w:sz="8" w:space="0" w:color="FFFFFF" w:themeColor="lt1"/>
         </w:tcBorders>
         <w:shd w:val="clear" w:color="auto" w:fill="4BACC6" w:themeFill="accent5"/>
       </w:tcPr>
@@ -9858,12 +9931,12 @@
       <w:tblPr/>
       <w:tcPr>
         <w:tcBorders>
-          <w:top w:val="single" w:sz="24" w:space="0" w:color="FFFFFF" w:themeColor="background1"/>
-          <w:left w:val="single" w:sz="8" w:space="0" w:color="FFFFFF" w:themeColor="background1"/>
-          <w:bottom w:val="single" w:sz="8" w:space="0" w:color="FFFFFF" w:themeColor="background1"/>
-          <w:right w:val="single" w:sz="8" w:space="0" w:color="FFFFFF" w:themeColor="background1"/>
-          <w:insideH w:val="nil"/>
-          <w:insideV w:val="single" w:sz="8" w:space="0" w:color="FFFFFF" w:themeColor="background1"/>
+          <w:top w:val="single" w:sz="24" w:space="0" w:color="FFFFFF" w:themeColor="lt1"/>
+          <w:left w:val="single" w:sz="8" w:space="0" w:color="FFFFFF" w:themeColor="lt1"/>
+          <w:bottom w:val="single" w:sz="8" w:space="0" w:color="FFFFFF" w:themeColor="lt1"/>
+          <w:right w:val="single" w:sz="8" w:space="0" w:color="FFFFFF" w:themeColor="lt1"/>
+          <w:insideH w:val="nil"/>
+          <w:insideV w:val="single" w:sz="8" w:space="0" w:color="FFFFFF" w:themeColor="lt1"/>
         </w:tcBorders>
         <w:shd w:val="clear" w:color="auto" w:fill="4BACC6" w:themeFill="accent5"/>
       </w:tcPr>
@@ -9879,8 +9952,8 @@
       <w:tblPr/>
       <w:tcPr>
         <w:tcBorders>
-          <w:left w:val="single" w:sz="8" w:space="0" w:color="FFFFFF" w:themeColor="background1"/>
-          <w:right w:val="single" w:sz="24" w:space="0" w:color="FFFFFF" w:themeColor="background1"/>
+          <w:left w:val="single" w:sz="8" w:space="0" w:color="FFFFFF" w:themeColor="lt1"/>
+          <w:right w:val="single" w:sz="24" w:space="0" w:color="FFFFFF" w:themeColor="lt1"/>
           <w:insideH w:val="nil"/>
           <w:insideV w:val="nil"/>
         </w:tcBorders>
@@ -9899,7 +9972,7 @@
       <w:tcPr>
         <w:tcBorders>
           <w:top w:val="nil"/>
-          <w:left w:val="single" w:sz="24" w:space="0" w:color="FFFFFF" w:themeColor="background1"/>
+          <w:left w:val="single" w:sz="24" w:space="0" w:color="FFFFFF" w:themeColor="lt1"/>
           <w:bottom w:val="nil"/>
           <w:right w:val="nil"/>
           <w:insideH w:val="nil"/>
@@ -9912,10 +9985,10 @@
       <w:tblPr/>
       <w:tcPr>
         <w:tcBorders>
-          <w:top w:val="single" w:sz="8" w:space="0" w:color="FFFFFF" w:themeColor="background1"/>
-          <w:left w:val="single" w:sz="8" w:space="0" w:color="FFFFFF" w:themeColor="background1"/>
-          <w:bottom w:val="single" w:sz="8" w:space="0" w:color="FFFFFF" w:themeColor="background1"/>
-          <w:right w:val="single" w:sz="8" w:space="0" w:color="FFFFFF" w:themeColor="background1"/>
+          <w:top w:val="single" w:sz="8" w:space="0" w:color="FFFFFF" w:themeColor="lt1"/>
+          <w:left w:val="single" w:sz="8" w:space="0" w:color="FFFFFF" w:themeColor="lt1"/>
+          <w:bottom w:val="single" w:sz="8" w:space="0" w:color="FFFFFF" w:themeColor="lt1"/>
+          <w:right w:val="single" w:sz="8" w:space="0" w:color="FFFFFF" w:themeColor="lt1"/>
           <w:insideH w:val="nil"/>
           <w:insideV w:val="nil"/>
         </w:tcBorders>
@@ -9926,12 +9999,12 @@
       <w:tblPr/>
       <w:tcPr>
         <w:tcBorders>
-          <w:top w:val="single" w:sz="8" w:space="0" w:color="FFFFFF" w:themeColor="background1"/>
-          <w:left w:val="single" w:sz="8" w:space="0" w:color="FFFFFF" w:themeColor="background1"/>
-          <w:bottom w:val="single" w:sz="8" w:space="0" w:color="FFFFFF" w:themeColor="background1"/>
-          <w:right w:val="single" w:sz="8" w:space="0" w:color="FFFFFF" w:themeColor="background1"/>
-          <w:insideH w:val="single" w:sz="8" w:space="0" w:color="FFFFFF" w:themeColor="background1"/>
-          <w:insideV w:val="single" w:sz="8" w:space="0" w:color="FFFFFF" w:themeColor="background1"/>
+          <w:top w:val="single" w:sz="8" w:space="0" w:color="FFFFFF" w:themeColor="lt1"/>
+          <w:left w:val="single" w:sz="8" w:space="0" w:color="FFFFFF" w:themeColor="lt1"/>
+          <w:bottom w:val="single" w:sz="8" w:space="0" w:color="FFFFFF" w:themeColor="lt1"/>
+          <w:right w:val="single" w:sz="8" w:space="0" w:color="FFFFFF" w:themeColor="lt1"/>
+          <w:insideH w:val="single" w:sz="8" w:space="0" w:color="FFFFFF" w:themeColor="lt1"/>
+          <w:insideV w:val="single" w:sz="8" w:space="0" w:color="FFFFFF" w:themeColor="lt1"/>
         </w:tcBorders>
         <w:shd w:val="clear" w:color="auto" w:fill="A5D5E2" w:themeFill="accent5" w:themeFillTint="7f"/>
       </w:tcPr>
@@ -9946,12 +10019,12 @@
     </w:pPr>
     <w:tblPr>
       <w:tblBorders>
-        <w:top w:val="single" w:sz="8" w:space="0" w:color="FFFFFF" w:themeColor="background1"/>
-        <w:left w:val="single" w:sz="8" w:space="0" w:color="FFFFFF" w:themeColor="background1"/>
-        <w:bottom w:val="single" w:sz="8" w:space="0" w:color="FFFFFF" w:themeColor="background1"/>
-        <w:right w:val="single" w:sz="8" w:space="0" w:color="FFFFFF" w:themeColor="background1"/>
-        <w:insideH w:val="single" w:sz="6" w:space="0" w:color="FFFFFF" w:themeColor="background1"/>
-        <w:insideV w:val="single" w:sz="6" w:space="0" w:color="FFFFFF" w:themeColor="background1"/>
+        <w:top w:val="single" w:sz="8" w:space="0" w:color="FFFFFF" w:themeColor="lt1"/>
+        <w:left w:val="single" w:sz="8" w:space="0" w:color="FFFFFF" w:themeColor="lt1"/>
+        <w:bottom w:val="single" w:sz="8" w:space="0" w:color="FFFFFF" w:themeColor="lt1"/>
+        <w:right w:val="single" w:sz="8" w:space="0" w:color="FFFFFF" w:themeColor="lt1"/>
+        <w:insideH w:val="single" w:sz="6" w:space="0" w:color="FFFFFF" w:themeColor="lt1"/>
+        <w:insideV w:val="single" w:sz="6" w:space="0" w:color="FFFFFF" w:themeColor="lt1"/>
       </w:tblBorders>
       <w:tblStyleColBandSize w:val="1"/>
       <w:tblStyleRowBandSize w:val="1"/>
@@ -9970,12 +10043,12 @@
       <w:tblPr/>
       <w:tcPr>
         <w:tcBorders>
-          <w:top w:val="single" w:sz="8" w:space="0" w:color="FFFFFF" w:themeColor="background1"/>
-          <w:left w:val="single" w:sz="8" w:space="0" w:color="FFFFFF" w:themeColor="background1"/>
-          <w:bottom w:val="single" w:sz="24" w:space="0" w:color="FFFFFF" w:themeColor="background1"/>
-          <w:right w:val="single" w:sz="8" w:space="0" w:color="FFFFFF" w:themeColor="background1"/>
-          <w:insideH w:val="nil"/>
-          <w:insideV w:val="single" w:sz="8" w:space="0" w:color="FFFFFF" w:themeColor="background1"/>
+          <w:top w:val="single" w:sz="8" w:space="0" w:color="FFFFFF" w:themeColor="lt1"/>
+          <w:left w:val="single" w:sz="8" w:space="0" w:color="FFFFFF" w:themeColor="lt1"/>
+          <w:bottom w:val="single" w:sz="24" w:space="0" w:color="FFFFFF" w:themeColor="lt1"/>
+          <w:right w:val="single" w:sz="8" w:space="0" w:color="FFFFFF" w:themeColor="lt1"/>
+          <w:insideH w:val="nil"/>
+          <w:insideV w:val="single" w:sz="8" w:space="0" w:color="FFFFFF" w:themeColor="lt1"/>
         </w:tcBorders>
         <w:shd w:val="clear" w:color="auto" w:fill="F79646" w:themeFill="accent6"/>
       </w:tcPr>
@@ -9991,12 +10064,12 @@
       <w:tblPr/>
       <w:tcPr>
         <w:tcBorders>
-          <w:top w:val="single" w:sz="24" w:space="0" w:color="FFFFFF" w:themeColor="background1"/>
-          <w:left w:val="single" w:sz="8" w:space="0" w:color="FFFFFF" w:themeColor="background1"/>
-          <w:bottom w:val="single" w:sz="8" w:space="0" w:color="FFFFFF" w:themeColor="background1"/>
-          <w:right w:val="single" w:sz="8" w:space="0" w:color="FFFFFF" w:themeColor="background1"/>
-          <w:insideH w:val="nil"/>
-          <w:insideV w:val="single" w:sz="8" w:space="0" w:color="FFFFFF" w:themeColor="background1"/>
+          <w:top w:val="single" w:sz="24" w:space="0" w:color="FFFFFF" w:themeColor="lt1"/>
+          <w:left w:val="single" w:sz="8" w:space="0" w:color="FFFFFF" w:themeColor="lt1"/>
+          <w:bottom w:val="single" w:sz="8" w:space="0" w:color="FFFFFF" w:themeColor="lt1"/>
+          <w:right w:val="single" w:sz="8" w:space="0" w:color="FFFFFF" w:themeColor="lt1"/>
+          <w:insideH w:val="nil"/>
+          <w:insideV w:val="single" w:sz="8" w:space="0" w:color="FFFFFF" w:themeColor="lt1"/>
         </w:tcBorders>
         <w:shd w:val="clear" w:color="auto" w:fill="F79646" w:themeFill="accent6"/>
       </w:tcPr>
@@ -10012,8 +10085,8 @@
       <w:tblPr/>
       <w:tcPr>
         <w:tcBorders>
-          <w:left w:val="single" w:sz="8" w:space="0" w:color="FFFFFF" w:themeColor="background1"/>
-          <w:right w:val="single" w:sz="24" w:space="0" w:color="FFFFFF" w:themeColor="background1"/>
+          <w:left w:val="single" w:sz="8" w:space="0" w:color="FFFFFF" w:themeColor="lt1"/>
+          <w:right w:val="single" w:sz="24" w:space="0" w:color="FFFFFF" w:themeColor="lt1"/>
           <w:insideH w:val="nil"/>
           <w:insideV w:val="nil"/>
         </w:tcBorders>
@@ -10032,7 +10105,7 @@
       <w:tcPr>
         <w:tcBorders>
           <w:top w:val="nil"/>
-          <w:left w:val="single" w:sz="24" w:space="0" w:color="FFFFFF" w:themeColor="background1"/>
+          <w:left w:val="single" w:sz="24" w:space="0" w:color="FFFFFF" w:themeColor="lt1"/>
           <w:bottom w:val="nil"/>
           <w:right w:val="nil"/>
           <w:insideH w:val="nil"/>
@@ -10045,10 +10118,10 @@
       <w:tblPr/>
       <w:tcPr>
         <w:tcBorders>
-          <w:top w:val="single" w:sz="8" w:space="0" w:color="FFFFFF" w:themeColor="background1"/>
-          <w:left w:val="single" w:sz="8" w:space="0" w:color="FFFFFF" w:themeColor="background1"/>
-          <w:bottom w:val="single" w:sz="8" w:space="0" w:color="FFFFFF" w:themeColor="background1"/>
-          <w:right w:val="single" w:sz="8" w:space="0" w:color="FFFFFF" w:themeColor="background1"/>
+          <w:top w:val="single" w:sz="8" w:space="0" w:color="FFFFFF" w:themeColor="lt1"/>
+          <w:left w:val="single" w:sz="8" w:space="0" w:color="FFFFFF" w:themeColor="lt1"/>
+          <w:bottom w:val="single" w:sz="8" w:space="0" w:color="FFFFFF" w:themeColor="lt1"/>
+          <w:right w:val="single" w:sz="8" w:space="0" w:color="FFFFFF" w:themeColor="lt1"/>
           <w:insideH w:val="nil"/>
           <w:insideV w:val="nil"/>
         </w:tcBorders>
@@ -10059,12 +10132,12 @@
       <w:tblPr/>
       <w:tcPr>
         <w:tcBorders>
-          <w:top w:val="single" w:sz="8" w:space="0" w:color="FFFFFF" w:themeColor="background1"/>
-          <w:left w:val="single" w:sz="8" w:space="0" w:color="FFFFFF" w:themeColor="background1"/>
-          <w:bottom w:val="single" w:sz="8" w:space="0" w:color="FFFFFF" w:themeColor="background1"/>
-          <w:right w:val="single" w:sz="8" w:space="0" w:color="FFFFFF" w:themeColor="background1"/>
-          <w:insideH w:val="single" w:sz="8" w:space="0" w:color="FFFFFF" w:themeColor="background1"/>
-          <w:insideV w:val="single" w:sz="8" w:space="0" w:color="FFFFFF" w:themeColor="background1"/>
+          <w:top w:val="single" w:sz="8" w:space="0" w:color="FFFFFF" w:themeColor="lt1"/>
+          <w:left w:val="single" w:sz="8" w:space="0" w:color="FFFFFF" w:themeColor="lt1"/>
+          <w:bottom w:val="single" w:sz="8" w:space="0" w:color="FFFFFF" w:themeColor="lt1"/>
+          <w:right w:val="single" w:sz="8" w:space="0" w:color="FFFFFF" w:themeColor="lt1"/>
+          <w:insideH w:val="single" w:sz="8" w:space="0" w:color="FFFFFF" w:themeColor="lt1"/>
+          <w:insideV w:val="single" w:sz="8" w:space="0" w:color="FFFFFF" w:themeColor="lt1"/>
         </w:tcBorders>
         <w:shd w:val="clear" w:color="auto" w:fill="FBCAA2" w:themeFill="accent6" w:themeFillTint="7f"/>
       </w:tcPr>
@@ -10085,7 +10158,7 @@
       <w:tblStyleRowBandSize w:val="1"/>
     </w:tblPr>
     <w:tcPr>
-      <w:shd w:val="clear" w:color="auto" w:fill="000000" w:themeFill="text1"/>
+      <w:shd w:val="clear" w:color="auto" w:fill="000000" w:themeFill="dk1"/>
     </w:tcPr>
     <w:tblStylePr w:type="firstRow">
       <w:rPr>
@@ -10097,26 +10170,26 @@
         <w:tcBorders>
           <w:top w:val="nil"/>
           <w:left w:val="nil"/>
-          <w:bottom w:val="single" w:sz="18" w:space="0" w:color="FFFFFF" w:themeColor="background1"/>
-          <w:right w:val="nil"/>
-          <w:insideH w:val="nil"/>
-          <w:insideV w:val="nil"/>
-        </w:tcBorders>
-        <w:shd w:val="clear" w:color="auto" w:fill="000000" w:themeFill="text1"/>
+          <w:bottom w:val="single" w:sz="18" w:space="0" w:color="FFFFFF" w:themeColor="lt1"/>
+          <w:right w:val="nil"/>
+          <w:insideH w:val="nil"/>
+          <w:insideV w:val="nil"/>
+        </w:tcBorders>
+        <w:shd w:val="clear" w:color="auto" w:fill="000000" w:themeFill="dk1"/>
       </w:tcPr>
     </w:tblStylePr>
     <w:tblStylePr w:type="lastRow">
       <w:tblPr/>
       <w:tcPr>
         <w:tcBorders>
-          <w:top w:val="single" w:sz="18" w:space="0" w:color="FFFFFF" w:themeColor="background1"/>
+          <w:top w:val="single" w:sz="18" w:space="0" w:color="FFFFFF" w:themeColor="lt1"/>
           <w:left w:val="nil"/>
           <w:bottom w:val="nil"/>
           <w:right w:val="nil"/>
           <w:insideH w:val="nil"/>
           <w:insideV w:val="nil"/>
         </w:tcBorders>
-        <w:shd w:val="clear" w:color="auto" w:fill="000000" w:themeFill="text1" w:themeFillShade="7f"/>
+        <w:shd w:val="clear" w:color="auto" w:fill="000000" w:themeFill="dk1" w:themeFillShade="7f"/>
       </w:tcPr>
     </w:tblStylePr>
     <w:tblStylePr w:type="firstCol">
@@ -10126,11 +10199,11 @@
           <w:top w:val="nil"/>
           <w:left w:val="nil"/>
           <w:bottom w:val="nil"/>
-          <w:right w:val="single" w:sz="18" w:space="0" w:color="FFFFFF" w:themeColor="background1"/>
-          <w:insideH w:val="nil"/>
-          <w:insideV w:val="nil"/>
-        </w:tcBorders>
-        <w:shd w:val="clear" w:color="auto" w:fill="000000" w:themeFill="text1" w:themeFillShade="bf"/>
+          <w:right w:val="single" w:sz="18" w:space="0" w:color="FFFFFF" w:themeColor="lt1"/>
+          <w:insideH w:val="nil"/>
+          <w:insideV w:val="nil"/>
+        </w:tcBorders>
+        <w:shd w:val="clear" w:color="auto" w:fill="000000" w:themeFill="dk1" w:themeFillShade="bf"/>
       </w:tcPr>
     </w:tblStylePr>
     <w:tblStylePr w:type="lastCol">
@@ -10138,13 +10211,13 @@
       <w:tcPr>
         <w:tcBorders>
           <w:top w:val="nil"/>
-          <w:left w:val="single" w:sz="18" w:space="0" w:color="FFFFFF" w:themeColor="background1"/>
+          <w:left w:val="single" w:sz="18" w:space="0" w:color="FFFFFF" w:themeColor="lt1"/>
           <w:bottom w:val="nil"/>
           <w:right w:val="nil"/>
           <w:insideH w:val="nil"/>
           <w:insideV w:val="nil"/>
         </w:tcBorders>
-        <w:shd w:val="clear" w:color="auto" w:fill="000000" w:themeFill="text1" w:themeFillShade="bf"/>
+        <w:shd w:val="clear" w:color="auto" w:fill="000000" w:themeFill="dk1" w:themeFillShade="bf"/>
       </w:tcPr>
     </w:tblStylePr>
     <w:tblStylePr w:type="band1Vert">
@@ -10158,7 +10231,7 @@
           <w:insideH w:val="nil"/>
           <w:insideV w:val="nil"/>
         </w:tcBorders>
-        <w:shd w:val="clear" w:color="auto" w:fill="000000" w:themeFill="text1" w:themeFillShade="bf"/>
+        <w:shd w:val="clear" w:color="auto" w:fill="000000" w:themeFill="dk1" w:themeFillShade="bf"/>
       </w:tcPr>
     </w:tblStylePr>
     <w:tblStylePr w:type="band1Horz">
@@ -10172,7 +10245,7 @@
           <w:insideH w:val="nil"/>
           <w:insideV w:val="nil"/>
         </w:tcBorders>
-        <w:shd w:val="clear" w:color="auto" w:fill="000000" w:themeFill="text1" w:themeFillShade="bf"/>
+        <w:shd w:val="clear" w:color="auto" w:fill="000000" w:themeFill="dk1" w:themeFillShade="bf"/>
       </w:tcPr>
     </w:tblStylePr>
   </w:style>
@@ -10203,19 +10276,19 @@
         <w:tcBorders>
           <w:top w:val="nil"/>
           <w:left w:val="nil"/>
-          <w:bottom w:val="single" w:sz="18" w:space="0" w:color="FFFFFF" w:themeColor="background1"/>
-          <w:right w:val="nil"/>
-          <w:insideH w:val="nil"/>
-          <w:insideV w:val="nil"/>
-        </w:tcBorders>
-        <w:shd w:val="clear" w:color="auto" w:fill="000000" w:themeFill="text1"/>
+          <w:bottom w:val="single" w:sz="18" w:space="0" w:color="FFFFFF" w:themeColor="lt1"/>
+          <w:right w:val="nil"/>
+          <w:insideH w:val="nil"/>
+          <w:insideV w:val="nil"/>
+        </w:tcBorders>
+        <w:shd w:val="clear" w:color="auto" w:fill="000000" w:themeFill="dk1"/>
       </w:tcPr>
     </w:tblStylePr>
     <w:tblStylePr w:type="lastRow">
       <w:tblPr/>
       <w:tcPr>
         <w:tcBorders>
-          <w:top w:val="single" w:sz="18" w:space="0" w:color="FFFFFF" w:themeColor="background1"/>
+          <w:top w:val="single" w:sz="18" w:space="0" w:color="FFFFFF" w:themeColor="lt1"/>
           <w:left w:val="nil"/>
           <w:bottom w:val="nil"/>
           <w:right w:val="nil"/>
@@ -10232,7 +10305,7 @@
           <w:top w:val="nil"/>
           <w:left w:val="nil"/>
           <w:bottom w:val="nil"/>
-          <w:right w:val="single" w:sz="18" w:space="0" w:color="FFFFFF" w:themeColor="background1"/>
+          <w:right w:val="single" w:sz="18" w:space="0" w:color="FFFFFF" w:themeColor="lt1"/>
           <w:insideH w:val="nil"/>
           <w:insideV w:val="nil"/>
         </w:tcBorders>
@@ -10244,7 +10317,7 @@
       <w:tcPr>
         <w:tcBorders>
           <w:top w:val="nil"/>
-          <w:left w:val="single" w:sz="18" w:space="0" w:color="FFFFFF" w:themeColor="background1"/>
+          <w:left w:val="single" w:sz="18" w:space="0" w:color="FFFFFF" w:themeColor="lt1"/>
           <w:bottom w:val="nil"/>
           <w:right w:val="nil"/>
           <w:insideH w:val="nil"/>
@@ -10309,19 +10382,19 @@
         <w:tcBorders>
           <w:top w:val="nil"/>
           <w:left w:val="nil"/>
-          <w:bottom w:val="single" w:sz="18" w:space="0" w:color="FFFFFF" w:themeColor="background1"/>
-          <w:right w:val="nil"/>
-          <w:insideH w:val="nil"/>
-          <w:insideV w:val="nil"/>
-        </w:tcBorders>
-        <w:shd w:val="clear" w:color="auto" w:fill="000000" w:themeFill="text1"/>
+          <w:bottom w:val="single" w:sz="18" w:space="0" w:color="FFFFFF" w:themeColor="lt1"/>
+          <w:right w:val="nil"/>
+          <w:insideH w:val="nil"/>
+          <w:insideV w:val="nil"/>
+        </w:tcBorders>
+        <w:shd w:val="clear" w:color="auto" w:fill="000000" w:themeFill="dk1"/>
       </w:tcPr>
     </w:tblStylePr>
     <w:tblStylePr w:type="lastRow">
       <w:tblPr/>
       <w:tcPr>
         <w:tcBorders>
-          <w:top w:val="single" w:sz="18" w:space="0" w:color="FFFFFF" w:themeColor="background1"/>
+          <w:top w:val="single" w:sz="18" w:space="0" w:color="FFFFFF" w:themeColor="lt1"/>
           <w:left w:val="nil"/>
           <w:bottom w:val="nil"/>
           <w:right w:val="nil"/>
@@ -10338,7 +10411,7 @@
           <w:top w:val="nil"/>
           <w:left w:val="nil"/>
           <w:bottom w:val="nil"/>
-          <w:right w:val="single" w:sz="18" w:space="0" w:color="FFFFFF" w:themeColor="background1"/>
+          <w:right w:val="single" w:sz="18" w:space="0" w:color="FFFFFF" w:themeColor="lt1"/>
           <w:insideH w:val="nil"/>
           <w:insideV w:val="nil"/>
         </w:tcBorders>
@@ -10350,7 +10423,7 @@
       <w:tcPr>
         <w:tcBorders>
           <w:top w:val="nil"/>
-          <w:left w:val="single" w:sz="18" w:space="0" w:color="FFFFFF" w:themeColor="background1"/>
+          <w:left w:val="single" w:sz="18" w:space="0" w:color="FFFFFF" w:themeColor="lt1"/>
           <w:bottom w:val="nil"/>
           <w:right w:val="nil"/>
           <w:insideH w:val="nil"/>
@@ -10415,19 +10488,19 @@
         <w:tcBorders>
           <w:top w:val="nil"/>
           <w:left w:val="nil"/>
-          <w:bottom w:val="single" w:sz="18" w:space="0" w:color="FFFFFF" w:themeColor="background1"/>
-          <w:right w:val="nil"/>
-          <w:insideH w:val="nil"/>
-          <w:insideV w:val="nil"/>
-        </w:tcBorders>
-        <w:shd w:val="clear" w:color="auto" w:fill="000000" w:themeFill="text1"/>
+          <w:bottom w:val="single" w:sz="18" w:space="0" w:color="FFFFFF" w:themeColor="lt1"/>
+          <w:right w:val="nil"/>
+          <w:insideH w:val="nil"/>
+          <w:insideV w:val="nil"/>
+        </w:tcBorders>
+        <w:shd w:val="clear" w:color="auto" w:fill="000000" w:themeFill="dk1"/>
       </w:tcPr>
     </w:tblStylePr>
     <w:tblStylePr w:type="lastRow">
       <w:tblPr/>
       <w:tcPr>
         <w:tcBorders>
-          <w:top w:val="single" w:sz="18" w:space="0" w:color="FFFFFF" w:themeColor="background1"/>
+          <w:top w:val="single" w:sz="18" w:space="0" w:color="FFFFFF" w:themeColor="lt1"/>
           <w:left w:val="nil"/>
           <w:bottom w:val="nil"/>
           <w:right w:val="nil"/>
@@ -10444,7 +10517,7 @@
           <w:top w:val="nil"/>
           <w:left w:val="nil"/>
           <w:bottom w:val="nil"/>
-          <w:right w:val="single" w:sz="18" w:space="0" w:color="FFFFFF" w:themeColor="background1"/>
+          <w:right w:val="single" w:sz="18" w:space="0" w:color="FFFFFF" w:themeColor="lt1"/>
           <w:insideH w:val="nil"/>
           <w:insideV w:val="nil"/>
         </w:tcBorders>
@@ -10456,7 +10529,7 @@
       <w:tcPr>
         <w:tcBorders>
           <w:top w:val="nil"/>
-          <w:left w:val="single" w:sz="18" w:space="0" w:color="FFFFFF" w:themeColor="background1"/>
+          <w:left w:val="single" w:sz="18" w:space="0" w:color="FFFFFF" w:themeColor="lt1"/>
           <w:bottom w:val="nil"/>
           <w:right w:val="nil"/>
           <w:insideH w:val="nil"/>
@@ -10521,19 +10594,19 @@
         <w:tcBorders>
           <w:top w:val="nil"/>
           <w:left w:val="nil"/>
-          <w:bottom w:val="single" w:sz="18" w:space="0" w:color="FFFFFF" w:themeColor="background1"/>
-          <w:right w:val="nil"/>
-          <w:insideH w:val="nil"/>
-          <w:insideV w:val="nil"/>
-        </w:tcBorders>
-        <w:shd w:val="clear" w:color="auto" w:fill="000000" w:themeFill="text1"/>
+          <w:bottom w:val="single" w:sz="18" w:space="0" w:color="FFFFFF" w:themeColor="lt1"/>
+          <w:right w:val="nil"/>
+          <w:insideH w:val="nil"/>
+          <w:insideV w:val="nil"/>
+        </w:tcBorders>
+        <w:shd w:val="clear" w:color="auto" w:fill="000000" w:themeFill="dk1"/>
       </w:tcPr>
     </w:tblStylePr>
     <w:tblStylePr w:type="lastRow">
       <w:tblPr/>
       <w:tcPr>
         <w:tcBorders>
-          <w:top w:val="single" w:sz="18" w:space="0" w:color="FFFFFF" w:themeColor="background1"/>
+          <w:top w:val="single" w:sz="18" w:space="0" w:color="FFFFFF" w:themeColor="lt1"/>
           <w:left w:val="nil"/>
           <w:bottom w:val="nil"/>
           <w:right w:val="nil"/>
@@ -10550,7 +10623,7 @@
           <w:top w:val="nil"/>
           <w:left w:val="nil"/>
           <w:bottom w:val="nil"/>
-          <w:right w:val="single" w:sz="18" w:space="0" w:color="FFFFFF" w:themeColor="background1"/>
+          <w:right w:val="single" w:sz="18" w:space="0" w:color="FFFFFF" w:themeColor="lt1"/>
           <w:insideH w:val="nil"/>
           <w:insideV w:val="nil"/>
         </w:tcBorders>
@@ -10562,7 +10635,7 @@
       <w:tcPr>
         <w:tcBorders>
           <w:top w:val="nil"/>
-          <w:left w:val="single" w:sz="18" w:space="0" w:color="FFFFFF" w:themeColor="background1"/>
+          <w:left w:val="single" w:sz="18" w:space="0" w:color="FFFFFF" w:themeColor="lt1"/>
           <w:bottom w:val="nil"/>
           <w:right w:val="nil"/>
           <w:insideH w:val="nil"/>
@@ -10627,19 +10700,19 @@
         <w:tcBorders>
           <w:top w:val="nil"/>
           <w:left w:val="nil"/>
-          <w:bottom w:val="single" w:sz="18" w:space="0" w:color="FFFFFF" w:themeColor="background1"/>
-          <w:right w:val="nil"/>
-          <w:insideH w:val="nil"/>
-          <w:insideV w:val="nil"/>
-        </w:tcBorders>
-        <w:shd w:val="clear" w:color="auto" w:fill="000000" w:themeFill="text1"/>
+          <w:bottom w:val="single" w:sz="18" w:space="0" w:color="FFFFFF" w:themeColor="lt1"/>
+          <w:right w:val="nil"/>
+          <w:insideH w:val="nil"/>
+          <w:insideV w:val="nil"/>
+        </w:tcBorders>
+        <w:shd w:val="clear" w:color="auto" w:fill="000000" w:themeFill="dk1"/>
       </w:tcPr>
     </w:tblStylePr>
     <w:tblStylePr w:type="lastRow">
       <w:tblPr/>
       <w:tcPr>
         <w:tcBorders>
-          <w:top w:val="single" w:sz="18" w:space="0" w:color="FFFFFF" w:themeColor="background1"/>
+          <w:top w:val="single" w:sz="18" w:space="0" w:color="FFFFFF" w:themeColor="lt1"/>
           <w:left w:val="nil"/>
           <w:bottom w:val="nil"/>
           <w:right w:val="nil"/>
@@ -10656,7 +10729,7 @@
           <w:top w:val="nil"/>
           <w:left w:val="nil"/>
           <w:bottom w:val="nil"/>
-          <w:right w:val="single" w:sz="18" w:space="0" w:color="FFFFFF" w:themeColor="background1"/>
+          <w:right w:val="single" w:sz="18" w:space="0" w:color="FFFFFF" w:themeColor="lt1"/>
           <w:insideH w:val="nil"/>
           <w:insideV w:val="nil"/>
         </w:tcBorders>
@@ -10668,7 +10741,7 @@
       <w:tcPr>
         <w:tcBorders>
           <w:top w:val="nil"/>
-          <w:left w:val="single" w:sz="18" w:space="0" w:color="FFFFFF" w:themeColor="background1"/>
+          <w:left w:val="single" w:sz="18" w:space="0" w:color="FFFFFF" w:themeColor="lt1"/>
           <w:bottom w:val="nil"/>
           <w:right w:val="nil"/>
           <w:insideH w:val="nil"/>
@@ -10733,19 +10806,19 @@
         <w:tcBorders>
           <w:top w:val="nil"/>
           <w:left w:val="nil"/>
-          <w:bottom w:val="single" w:sz="18" w:space="0" w:color="FFFFFF" w:themeColor="background1"/>
-          <w:right w:val="nil"/>
-          <w:insideH w:val="nil"/>
-          <w:insideV w:val="nil"/>
-        </w:tcBorders>
-        <w:shd w:val="clear" w:color="auto" w:fill="000000" w:themeFill="text1"/>
+          <w:bottom w:val="single" w:sz="18" w:space="0" w:color="FFFFFF" w:themeColor="lt1"/>
+          <w:right w:val="nil"/>
+          <w:insideH w:val="nil"/>
+          <w:insideV w:val="nil"/>
+        </w:tcBorders>
+        <w:shd w:val="clear" w:color="auto" w:fill="000000" w:themeFill="dk1"/>
       </w:tcPr>
     </w:tblStylePr>
     <w:tblStylePr w:type="lastRow">
       <w:tblPr/>
       <w:tcPr>
         <w:tcBorders>
-          <w:top w:val="single" w:sz="18" w:space="0" w:color="FFFFFF" w:themeColor="background1"/>
+          <w:top w:val="single" w:sz="18" w:space="0" w:color="FFFFFF" w:themeColor="lt1"/>
           <w:left w:val="nil"/>
           <w:bottom w:val="nil"/>
           <w:right w:val="nil"/>
@@ -10762,7 +10835,7 @@
           <w:top w:val="nil"/>
           <w:left w:val="nil"/>
           <w:bottom w:val="nil"/>
-          <w:right w:val="single" w:sz="18" w:space="0" w:color="FFFFFF" w:themeColor="background1"/>
+          <w:right w:val="single" w:sz="18" w:space="0" w:color="FFFFFF" w:themeColor="lt1"/>
           <w:insideH w:val="nil"/>
           <w:insideV w:val="nil"/>
         </w:tcBorders>
@@ -10774,7 +10847,7 @@
       <w:tcPr>
         <w:tcBorders>
           <w:top w:val="nil"/>
-          <w:left w:val="single" w:sz="18" w:space="0" w:color="FFFFFF" w:themeColor="background1"/>
+          <w:left w:val="single" w:sz="18" w:space="0" w:color="FFFFFF" w:themeColor="lt1"/>
           <w:bottom w:val="nil"/>
           <w:right w:val="nil"/>
           <w:insideH w:val="nil"/>
@@ -10825,17 +10898,17 @@
     <w:tblPr>
       <w:tblBorders>
         <w:top w:val="single" w:sz="24" w:space="0" w:color="C0504D" w:themeColor="accent2"/>
-        <w:left w:val="single" w:sz="4" w:space="0" w:color="000000" w:themeColor="text1"/>
-        <w:bottom w:val="single" w:sz="4" w:space="0" w:color="000000" w:themeColor="text1"/>
-        <w:right w:val="single" w:sz="4" w:space="0" w:color="000000" w:themeColor="text1"/>
-        <w:insideH w:val="single" w:sz="4" w:space="0" w:color="FFFFFF" w:themeColor="background1"/>
-        <w:insideV w:val="single" w:sz="4" w:space="0" w:color="FFFFFF" w:themeColor="background1"/>
+        <w:left w:val="single" w:sz="4" w:space="0" w:color="000000" w:themeColor="dk1"/>
+        <w:bottom w:val="single" w:sz="4" w:space="0" w:color="000000" w:themeColor="dk1"/>
+        <w:right w:val="single" w:sz="4" w:space="0" w:color="000000" w:themeColor="dk1"/>
+        <w:insideH w:val="single" w:sz="4" w:space="0" w:color="FFFFFF" w:themeColor="lt1"/>
+        <w:insideV w:val="single" w:sz="4" w:space="0" w:color="FFFFFF" w:themeColor="lt1"/>
       </w:tblBorders>
       <w:tblStyleColBandSize w:val="1"/>
       <w:tblStyleRowBandSize w:val="1"/>
     </w:tblPr>
     <w:tcPr>
-      <w:shd w:val="clear" w:color="auto" w:fill="E5E5E5" w:themeFill="text1" w:themeFillTint="19"/>
+      <w:shd w:val="clear" w:color="auto" w:fill="E5E5E5" w:themeFill="dk1" w:themeFillTint="19"/>
     </w:tcPr>
     <w:tblStylePr w:type="firstRow">
       <w:rPr>
@@ -10852,7 +10925,7 @@
           <w:insideH w:val="nil"/>
           <w:insideV w:val="nil"/>
         </w:tcBorders>
-        <w:shd w:val="clear" w:color="auto" w:fill="FFFFFF" w:themeFill="background1"/>
+        <w:shd w:val="clear" w:color="auto" w:fill="FFFFFF" w:themeFill="lt1"/>
       </w:tcPr>
     </w:tblStylePr>
     <w:tblStylePr w:type="lastRow">
@@ -10864,9 +10937,9 @@
       <w:tblPr/>
       <w:tcPr>
         <w:tcBorders>
-          <w:top w:val="single" w:sz="6" w:space="0" w:color="FFFFFF" w:themeColor="background1"/>
-        </w:tcBorders>
-        <w:shd w:val="clear" w:color="auto" w:fill="000000" w:themeFill="text1" w:themeFillShade="99"/>
+          <w:top w:val="single" w:sz="6" w:space="0" w:color="FFFFFF" w:themeColor="lt1"/>
+        </w:tcBorders>
+        <w:shd w:val="clear" w:color="auto" w:fill="000000" w:themeFill="dk1" w:themeFillShade="99"/>
       </w:tcPr>
     </w:tblStylePr>
     <w:tblStylePr w:type="firstCol">
@@ -10880,10 +10953,10 @@
           <w:left w:val="nil"/>
           <w:bottom w:val="nil"/>
           <w:right w:val="nil"/>
-          <w:insideH w:val="single" w:sz="4" w:space="0" w:color="000000" w:themeColor="text1" w:themeShade="99"/>
-          <w:insideV w:val="nil"/>
-        </w:tcBorders>
-        <w:shd w:val="clear" w:color="auto" w:fill="000000" w:themeFill="text1" w:themeFillShade="99"/>
+          <w:insideH w:val="single" w:sz="4" w:space="0" w:color="000000" w:themeColor="dk1" w:themeShade="99"/>
+          <w:insideV w:val="nil"/>
+        </w:tcBorders>
+        <w:shd w:val="clear" w:color="auto" w:fill="000000" w:themeFill="dk1" w:themeFillShade="99"/>
       </w:tcPr>
     </w:tblStylePr>
     <w:tblStylePr w:type="lastCol">
@@ -10900,19 +10973,19 @@
           <w:insideH w:val="nil"/>
           <w:insideV w:val="nil"/>
         </w:tcBorders>
-        <w:shd w:val="clear" w:color="auto" w:fill="000000" w:themeFill="text1" w:themeFillShade="bf"/>
+        <w:shd w:val="clear" w:color="auto" w:fill="000000" w:themeFill="dk1" w:themeFillShade="bf"/>
       </w:tcPr>
     </w:tblStylePr>
     <w:tblStylePr w:type="band1Vert">
       <w:tblPr/>
       <w:tcPr>
-        <w:shd w:val="clear" w:color="auto" w:fill="989898" w:themeFill="text1" w:themeFillTint="66"/>
+        <w:shd w:val="clear" w:color="auto" w:fill="989898" w:themeFill="dk1" w:themeFillTint="66"/>
       </w:tcPr>
     </w:tblStylePr>
     <w:tblStylePr w:type="band1Horz">
       <w:tblPr/>
       <w:tcPr>
-        <w:shd w:val="clear" w:color="auto" w:fill="7F7F7F" w:themeFill="text1" w:themeFillTint="7f"/>
+        <w:shd w:val="clear" w:color="auto" w:fill="7F7F7F" w:themeFill="dk1" w:themeFillTint="7f"/>
       </w:tcPr>
     </w:tblStylePr>
     <w:tblStylePr w:type="neCell">
@@ -10942,8 +11015,8 @@
         <w:left w:val="single" w:sz="4" w:space="0" w:color="4F81BD" w:themeColor="accent1"/>
         <w:bottom w:val="single" w:sz="4" w:space="0" w:color="4F81BD" w:themeColor="accent1"/>
         <w:right w:val="single" w:sz="4" w:space="0" w:color="4F81BD" w:themeColor="accent1"/>
-        <w:insideH w:val="single" w:sz="4" w:space="0" w:color="FFFFFF" w:themeColor="background1"/>
-        <w:insideV w:val="single" w:sz="4" w:space="0" w:color="FFFFFF" w:themeColor="background1"/>
+        <w:insideH w:val="single" w:sz="4" w:space="0" w:color="FFFFFF" w:themeColor="lt1"/>
+        <w:insideV w:val="single" w:sz="4" w:space="0" w:color="FFFFFF" w:themeColor="lt1"/>
       </w:tblBorders>
       <w:tblStyleColBandSize w:val="1"/>
       <w:tblStyleRowBandSize w:val="1"/>
@@ -10966,7 +11039,7 @@
           <w:insideH w:val="nil"/>
           <w:insideV w:val="nil"/>
         </w:tcBorders>
-        <w:shd w:val="clear" w:color="auto" w:fill="FFFFFF" w:themeFill="background1"/>
+        <w:shd w:val="clear" w:color="auto" w:fill="FFFFFF" w:themeFill="lt1"/>
       </w:tcPr>
     </w:tblStylePr>
     <w:tblStylePr w:type="lastRow">
@@ -10978,7 +11051,7 @@
       <w:tblPr/>
       <w:tcPr>
         <w:tcBorders>
-          <w:top w:val="single" w:sz="6" w:space="0" w:color="FFFFFF" w:themeColor="background1"/>
+          <w:top w:val="single" w:sz="6" w:space="0" w:color="FFFFFF" w:themeColor="lt1"/>
         </w:tcBorders>
         <w:shd w:val="clear" w:color="auto" w:fill="2C4D75" w:themeFill="accent1" w:themeFillShade="99"/>
       </w:tcPr>
@@ -11056,8 +11129,8 @@
         <w:left w:val="single" w:sz="4" w:space="0" w:color="C0504D" w:themeColor="accent2"/>
         <w:bottom w:val="single" w:sz="4" w:space="0" w:color="C0504D" w:themeColor="accent2"/>
         <w:right w:val="single" w:sz="4" w:space="0" w:color="C0504D" w:themeColor="accent2"/>
-        <w:insideH w:val="single" w:sz="4" w:space="0" w:color="FFFFFF" w:themeColor="background1"/>
-        <w:insideV w:val="single" w:sz="4" w:space="0" w:color="FFFFFF" w:themeColor="background1"/>
+        <w:insideH w:val="single" w:sz="4" w:space="0" w:color="FFFFFF" w:themeColor="lt1"/>
+        <w:insideV w:val="single" w:sz="4" w:space="0" w:color="FFFFFF" w:themeColor="lt1"/>
       </w:tblBorders>
       <w:tblStyleColBandSize w:val="1"/>
       <w:tblStyleRowBandSize w:val="1"/>
@@ -11080,7 +11153,7 @@
           <w:insideH w:val="nil"/>
           <w:insideV w:val="nil"/>
         </w:tcBorders>
-        <w:shd w:val="clear" w:color="auto" w:fill="FFFFFF" w:themeFill="background1"/>
+        <w:shd w:val="clear" w:color="auto" w:fill="FFFFFF" w:themeFill="lt1"/>
       </w:tcPr>
     </w:tblStylePr>
     <w:tblStylePr w:type="lastRow">
@@ -11092,7 +11165,7 @@
       <w:tblPr/>
       <w:tcPr>
         <w:tcBorders>
-          <w:top w:val="single" w:sz="6" w:space="0" w:color="FFFFFF" w:themeColor="background1"/>
+          <w:top w:val="single" w:sz="6" w:space="0" w:color="FFFFFF" w:themeColor="lt1"/>
         </w:tcBorders>
         <w:shd w:val="clear" w:color="auto" w:fill="772C2A" w:themeFill="accent2" w:themeFillShade="99"/>
       </w:tcPr>
@@ -11170,8 +11243,8 @@
         <w:left w:val="single" w:sz="4" w:space="0" w:color="9BBB59" w:themeColor="accent3"/>
         <w:bottom w:val="single" w:sz="4" w:space="0" w:color="9BBB59" w:themeColor="accent3"/>
         <w:right w:val="single" w:sz="4" w:space="0" w:color="9BBB59" w:themeColor="accent3"/>
-        <w:insideH w:val="single" w:sz="4" w:space="0" w:color="FFFFFF" w:themeColor="background1"/>
-        <w:insideV w:val="single" w:sz="4" w:space="0" w:color="FFFFFF" w:themeColor="background1"/>
+        <w:insideH w:val="single" w:sz="4" w:space="0" w:color="FFFFFF" w:themeColor="lt1"/>
+        <w:insideV w:val="single" w:sz="4" w:space="0" w:color="FFFFFF" w:themeColor="lt1"/>
       </w:tblBorders>
       <w:tblStyleColBandSize w:val="1"/>
       <w:tblStyleRowBandSize w:val="1"/>
@@ -11194,7 +11267,7 @@
           <w:insideH w:val="nil"/>
           <w:insideV w:val="nil"/>
         </w:tcBorders>
-        <w:shd w:val="clear" w:color="auto" w:fill="FFFFFF" w:themeFill="background1"/>
+        <w:shd w:val="clear" w:color="auto" w:fill="FFFFFF" w:themeFill="lt1"/>
       </w:tcPr>
     </w:tblStylePr>
     <w:tblStylePr w:type="lastRow">
@@ -11206,7 +11279,7 @@
       <w:tblPr/>
       <w:tcPr>
         <w:tcBorders>
-          <w:top w:val="single" w:sz="6" w:space="0" w:color="FFFFFF" w:themeColor="background1"/>
+          <w:top w:val="single" w:sz="6" w:space="0" w:color="FFFFFF" w:themeColor="lt1"/>
         </w:tcBorders>
         <w:shd w:val="clear" w:color="auto" w:fill="5F7530" w:themeFill="accent3" w:themeFillShade="99"/>
       </w:tcPr>
@@ -11274,8 +11347,8 @@
         <w:left w:val="single" w:sz="4" w:space="0" w:color="8064A2" w:themeColor="accent4"/>
         <w:bottom w:val="single" w:sz="4" w:space="0" w:color="8064A2" w:themeColor="accent4"/>
         <w:right w:val="single" w:sz="4" w:space="0" w:color="8064A2" w:themeColor="accent4"/>
-        <w:insideH w:val="single" w:sz="4" w:space="0" w:color="FFFFFF" w:themeColor="background1"/>
-        <w:insideV w:val="single" w:sz="4" w:space="0" w:color="FFFFFF" w:themeColor="background1"/>
+        <w:insideH w:val="single" w:sz="4" w:space="0" w:color="FFFFFF" w:themeColor="lt1"/>
+        <w:insideV w:val="single" w:sz="4" w:space="0" w:color="FFFFFF" w:themeColor="lt1"/>
       </w:tblBorders>
       <w:tblStyleColBandSize w:val="1"/>
       <w:tblStyleRowBandSize w:val="1"/>
@@ -11298,7 +11371,7 @@
           <w:insideH w:val="nil"/>
           <w:insideV w:val="nil"/>
         </w:tcBorders>
-        <w:shd w:val="clear" w:color="auto" w:fill="FFFFFF" w:themeFill="background1"/>
+        <w:shd w:val="clear" w:color="auto" w:fill="FFFFFF" w:themeFill="lt1"/>
       </w:tcPr>
     </w:tblStylePr>
     <w:tblStylePr w:type="lastRow">
@@ -11310,7 +11383,7 @@
       <w:tblPr/>
       <w:tcPr>
         <w:tcBorders>
-          <w:top w:val="single" w:sz="6" w:space="0" w:color="FFFFFF" w:themeColor="background1"/>
+          <w:top w:val="single" w:sz="6" w:space="0" w:color="FFFFFF" w:themeColor="lt1"/>
         </w:tcBorders>
         <w:shd w:val="clear" w:color="auto" w:fill="4D3B62" w:themeFill="accent4" w:themeFillShade="99"/>
       </w:tcPr>
@@ -11388,8 +11461,8 @@
         <w:left w:val="single" w:sz="4" w:space="0" w:color="4BACC6" w:themeColor="accent5"/>
         <w:bottom w:val="single" w:sz="4" w:space="0" w:color="4BACC6" w:themeColor="accent5"/>
         <w:right w:val="single" w:sz="4" w:space="0" w:color="4BACC6" w:themeColor="accent5"/>
-        <w:insideH w:val="single" w:sz="4" w:space="0" w:color="FFFFFF" w:themeColor="background1"/>
-        <w:insideV w:val="single" w:sz="4" w:space="0" w:color="FFFFFF" w:themeColor="background1"/>
+        <w:insideH w:val="single" w:sz="4" w:space="0" w:color="FFFFFF" w:themeColor="lt1"/>
+        <w:insideV w:val="single" w:sz="4" w:space="0" w:color="FFFFFF" w:themeColor="lt1"/>
       </w:tblBorders>
       <w:tblStyleColBandSize w:val="1"/>
       <w:tblStyleRowBandSize w:val="1"/>
@@ -11412,7 +11485,7 @@
           <w:insideH w:val="nil"/>
           <w:insideV w:val="nil"/>
         </w:tcBorders>
-        <w:shd w:val="clear" w:color="auto" w:fill="FFFFFF" w:themeFill="background1"/>
+        <w:shd w:val="clear" w:color="auto" w:fill="FFFFFF" w:themeFill="lt1"/>
       </w:tcPr>
     </w:tblStylePr>
     <w:tblStylePr w:type="lastRow">
@@ -11424,7 +11497,7 @@
       <w:tblPr/>
       <w:tcPr>
         <w:tcBorders>
-          <w:top w:val="single" w:sz="6" w:space="0" w:color="FFFFFF" w:themeColor="background1"/>
+          <w:top w:val="single" w:sz="6" w:space="0" w:color="FFFFFF" w:themeColor="lt1"/>
         </w:tcBorders>
         <w:shd w:val="clear" w:color="auto" w:fill="276A7C" w:themeFill="accent5" w:themeFillShade="99"/>
       </w:tcPr>
@@ -11502,8 +11575,8 @@
         <w:left w:val="single" w:sz="4" w:space="0" w:color="F79646" w:themeColor="accent6"/>
         <w:bottom w:val="single" w:sz="4" w:space="0" w:color="F79646" w:themeColor="accent6"/>
         <w:right w:val="single" w:sz="4" w:space="0" w:color="F79646" w:themeColor="accent6"/>
-        <w:insideH w:val="single" w:sz="4" w:space="0" w:color="FFFFFF" w:themeColor="background1"/>
-        <w:insideV w:val="single" w:sz="4" w:space="0" w:color="FFFFFF" w:themeColor="background1"/>
+        <w:insideH w:val="single" w:sz="4" w:space="0" w:color="FFFFFF" w:themeColor="lt1"/>
+        <w:insideV w:val="single" w:sz="4" w:space="0" w:color="FFFFFF" w:themeColor="lt1"/>
       </w:tblBorders>
       <w:tblStyleColBandSize w:val="1"/>
       <w:tblStyleRowBandSize w:val="1"/>
@@ -11526,7 +11599,7 @@
           <w:insideH w:val="nil"/>
           <w:insideV w:val="nil"/>
         </w:tcBorders>
-        <w:shd w:val="clear" w:color="auto" w:fill="FFFFFF" w:themeFill="background1"/>
+        <w:shd w:val="clear" w:color="auto" w:fill="FFFFFF" w:themeFill="lt1"/>
       </w:tcPr>
     </w:tblStylePr>
     <w:tblStylePr w:type="lastRow">
@@ -11538,7 +11611,7 @@
       <w:tblPr/>
       <w:tcPr>
         <w:tcBorders>
-          <w:top w:val="single" w:sz="6" w:space="0" w:color="FFFFFF" w:themeColor="background1"/>
+          <w:top w:val="single" w:sz="6" w:space="0" w:color="FFFFFF" w:themeColor="lt1"/>
         </w:tcBorders>
         <w:shd w:val="clear" w:color="auto" w:fill="B65708" w:themeFill="accent6" w:themeFillShade="99"/>
       </w:tcPr>
@@ -11615,7 +11688,7 @@
       <w:tblStyleRowBandSize w:val="1"/>
     </w:tblPr>
     <w:tcPr>
-      <w:shd w:val="clear" w:color="auto" w:fill="E5E5E5" w:themeFill="text1" w:themeFillTint="19"/>
+      <w:shd w:val="clear" w:color="auto" w:fill="E5E5E5" w:themeFill="dk1" w:themeFillTint="19"/>
     </w:tcPr>
     <w:tblStylePr w:type="firstRow">
       <w:rPr>
@@ -11626,7 +11699,7 @@
       <w:tblPr/>
       <w:tcPr>
         <w:tcBorders>
-          <w:bottom w:val="single" w:sz="12" w:space="0" w:color="FFFFFF" w:themeColor="background1"/>
+          <w:bottom w:val="single" w:sz="12" w:space="0" w:color="FFFFFF" w:themeColor="lt1"/>
         </w:tcBorders>
         <w:shd w:val="clear" w:color="auto" w:fill="9F3B38" w:themeFill="accent2" w:themeFillShade="cc"/>
       </w:tcPr>
@@ -11640,9 +11713,9 @@
       <w:tblPr/>
       <w:tcPr>
         <w:tcBorders>
-          <w:top w:val="single" w:sz="12" w:space="0" w:color="000000" w:themeColor="text1"/>
-        </w:tcBorders>
-        <w:shd w:val="clear" w:color="auto" w:fill="FFFFFF" w:themeFill="background1"/>
+          <w:top w:val="single" w:sz="12" w:space="0" w:color="000000" w:themeColor="dk1"/>
+        </w:tcBorders>
+        <w:shd w:val="clear" w:color="auto" w:fill="FFFFFF" w:themeFill="lt1"/>
       </w:tcPr>
     </w:tblStylePr>
     <w:tblStylePr w:type="firstCol">
@@ -11668,13 +11741,13 @@
           <w:insideH w:val="nil"/>
           <w:insideV w:val="nil"/>
         </w:tcBorders>
-        <w:shd w:val="clear" w:color="auto" w:fill="BFBFBF" w:themeFill="text1" w:themeFillTint="3f"/>
+        <w:shd w:val="clear" w:color="auto" w:fill="BFBFBF" w:themeFill="dk1" w:themeFillTint="3f"/>
       </w:tcPr>
     </w:tblStylePr>
     <w:tblStylePr w:type="band1Horz">
       <w:tblPr/>
       <w:tcPr>
-        <w:shd w:val="clear" w:color="auto" w:fill="CBCBCB" w:themeFill="text1" w:themeFillTint="33"/>
+        <w:shd w:val="clear" w:color="auto" w:fill="CBCBCB" w:themeFill="dk1" w:themeFillTint="33"/>
       </w:tcPr>
     </w:tblStylePr>
   </w:style>
@@ -11704,7 +11777,7 @@
       <w:tblPr/>
       <w:tcPr>
         <w:tcBorders>
-          <w:bottom w:val="single" w:sz="12" w:space="0" w:color="FFFFFF" w:themeColor="background1"/>
+          <w:bottom w:val="single" w:sz="12" w:space="0" w:color="FFFFFF" w:themeColor="lt1"/>
         </w:tcBorders>
         <w:shd w:val="clear" w:color="auto" w:fill="9F3B38" w:themeFill="accent2" w:themeFillShade="cc"/>
       </w:tcPr>
@@ -11718,9 +11791,9 @@
       <w:tblPr/>
       <w:tcPr>
         <w:tcBorders>
-          <w:top w:val="single" w:sz="12" w:space="0" w:color="000000" w:themeColor="text1"/>
-        </w:tcBorders>
-        <w:shd w:val="clear" w:color="auto" w:fill="FFFFFF" w:themeFill="background1"/>
+          <w:top w:val="single" w:sz="12" w:space="0" w:color="000000" w:themeColor="dk1"/>
+        </w:tcBorders>
+        <w:shd w:val="clear" w:color="auto" w:fill="FFFFFF" w:themeFill="lt1"/>
       </w:tcPr>
     </w:tblStylePr>
     <w:tblStylePr w:type="firstCol">
@@ -11782,7 +11855,7 @@
       <w:tblPr/>
       <w:tcPr>
         <w:tcBorders>
-          <w:bottom w:val="single" w:sz="12" w:space="0" w:color="FFFFFF" w:themeColor="background1"/>
+          <w:bottom w:val="single" w:sz="12" w:space="0" w:color="FFFFFF" w:themeColor="lt1"/>
         </w:tcBorders>
         <w:shd w:val="clear" w:color="auto" w:fill="9F3B38" w:themeFill="accent2" w:themeFillShade="cc"/>
       </w:tcPr>
@@ -11796,9 +11869,9 @@
       <w:tblPr/>
       <w:tcPr>
         <w:tcBorders>
-          <w:top w:val="single" w:sz="12" w:space="0" w:color="000000" w:themeColor="text1"/>
-        </w:tcBorders>
-        <w:shd w:val="clear" w:color="auto" w:fill="FFFFFF" w:themeFill="background1"/>
+          <w:top w:val="single" w:sz="12" w:space="0" w:color="000000" w:themeColor="dk1"/>
+        </w:tcBorders>
+        <w:shd w:val="clear" w:color="auto" w:fill="FFFFFF" w:themeFill="lt1"/>
       </w:tcPr>
     </w:tblStylePr>
     <w:tblStylePr w:type="firstCol">
@@ -11860,7 +11933,7 @@
       <w:tblPr/>
       <w:tcPr>
         <w:tcBorders>
-          <w:bottom w:val="single" w:sz="12" w:space="0" w:color="FFFFFF" w:themeColor="background1"/>
+          <w:bottom w:val="single" w:sz="12" w:space="0" w:color="FFFFFF" w:themeColor="lt1"/>
         </w:tcBorders>
         <w:shd w:val="clear" w:color="auto" w:fill="664F83" w:themeFill="accent4" w:themeFillShade="cc"/>
       </w:tcPr>
@@ -11874,9 +11947,9 @@
       <w:tblPr/>
       <w:tcPr>
         <w:tcBorders>
-          <w:top w:val="single" w:sz="12" w:space="0" w:color="000000" w:themeColor="text1"/>
-        </w:tcBorders>
-        <w:shd w:val="clear" w:color="auto" w:fill="FFFFFF" w:themeFill="background1"/>
+          <w:top w:val="single" w:sz="12" w:space="0" w:color="000000" w:themeColor="dk1"/>
+        </w:tcBorders>
+        <w:shd w:val="clear" w:color="auto" w:fill="FFFFFF" w:themeFill="lt1"/>
       </w:tcPr>
     </w:tblStylePr>
     <w:tblStylePr w:type="firstCol">
@@ -11938,7 +12011,7 @@
       <w:tblPr/>
       <w:tcPr>
         <w:tcBorders>
-          <w:bottom w:val="single" w:sz="12" w:space="0" w:color="FFFFFF" w:themeColor="background1"/>
+          <w:bottom w:val="single" w:sz="12" w:space="0" w:color="FFFFFF" w:themeColor="lt1"/>
         </w:tcBorders>
         <w:shd w:val="clear" w:color="auto" w:fill="7E9D40" w:themeFill="accent3" w:themeFillShade="cc"/>
       </w:tcPr>
@@ -11952,9 +12025,9 @@
       <w:tblPr/>
       <w:tcPr>
         <w:tcBorders>
-          <w:top w:val="single" w:sz="12" w:space="0" w:color="000000" w:themeColor="text1"/>
-        </w:tcBorders>
-        <w:shd w:val="clear" w:color="auto" w:fill="FFFFFF" w:themeFill="background1"/>
+          <w:top w:val="single" w:sz="12" w:space="0" w:color="000000" w:themeColor="dk1"/>
+        </w:tcBorders>
+        <w:shd w:val="clear" w:color="auto" w:fill="FFFFFF" w:themeFill="lt1"/>
       </w:tcPr>
     </w:tblStylePr>
     <w:tblStylePr w:type="firstCol">
@@ -12016,7 +12089,7 @@
       <w:tblPr/>
       <w:tcPr>
         <w:tcBorders>
-          <w:bottom w:val="single" w:sz="12" w:space="0" w:color="FFFFFF" w:themeColor="background1"/>
+          <w:bottom w:val="single" w:sz="12" w:space="0" w:color="FFFFFF" w:themeColor="lt1"/>
         </w:tcBorders>
         <w:shd w:val="clear" w:color="auto" w:fill="F3740B" w:themeFill="accent6" w:themeFillShade="cc"/>
       </w:tcPr>
@@ -12030,9 +12103,9 @@
       <w:tblPr/>
       <w:tcPr>
         <w:tcBorders>
-          <w:top w:val="single" w:sz="12" w:space="0" w:color="000000" w:themeColor="text1"/>
-        </w:tcBorders>
-        <w:shd w:val="clear" w:color="auto" w:fill="FFFFFF" w:themeFill="background1"/>
+          <w:top w:val="single" w:sz="12" w:space="0" w:color="000000" w:themeColor="dk1"/>
+        </w:tcBorders>
+        <w:shd w:val="clear" w:color="auto" w:fill="FFFFFF" w:themeFill="lt1"/>
       </w:tcPr>
     </w:tblStylePr>
     <w:tblStylePr w:type="firstCol">
@@ -12094,7 +12167,7 @@
       <w:tblPr/>
       <w:tcPr>
         <w:tcBorders>
-          <w:bottom w:val="single" w:sz="12" w:space="0" w:color="FFFFFF" w:themeColor="background1"/>
+          <w:bottom w:val="single" w:sz="12" w:space="0" w:color="FFFFFF" w:themeColor="lt1"/>
         </w:tcBorders>
         <w:shd w:val="clear" w:color="auto" w:fill="358EA6" w:themeFill="accent5" w:themeFillShade="cc"/>
       </w:tcPr>
@@ -12108,9 +12181,9 @@
       <w:tblPr/>
       <w:tcPr>
         <w:tcBorders>
-          <w:top w:val="single" w:sz="12" w:space="0" w:color="000000" w:themeColor="text1"/>
-        </w:tcBorders>
-        <w:shd w:val="clear" w:color="auto" w:fill="FFFFFF" w:themeFill="background1"/>
+          <w:top w:val="single" w:sz="12" w:space="0" w:color="000000" w:themeColor="dk1"/>
+        </w:tcBorders>
+        <w:shd w:val="clear" w:color="auto" w:fill="FFFFFF" w:themeFill="lt1"/>
       </w:tcPr>
     </w:tblStylePr>
     <w:tblStylePr w:type="firstCol">
@@ -12158,13 +12231,13 @@
     </w:rPr>
     <w:tblPr>
       <w:tblBorders>
-        <w:insideH w:val="single" w:sz="4" w:space="0" w:color="FFFFFF" w:themeColor="background1"/>
+        <w:insideH w:val="single" w:sz="4" w:space="0" w:color="FFFFFF" w:themeColor="lt1"/>
       </w:tblBorders>
       <w:tblStyleColBandSize w:val="1"/>
       <w:tblStyleRowBandSize w:val="1"/>
     </w:tblPr>
     <w:tcPr>
-      <w:shd w:val="clear" w:color="auto" w:fill="CBCBCB" w:themeFill="text1" w:themeFillTint="33"/>
+      <w:shd w:val="clear" w:color="auto" w:fill="CBCBCB" w:themeFill="dk1" w:themeFillTint="33"/>
     </w:tcPr>
     <w:tblStylePr w:type="firstRow">
       <w:rPr>
@@ -12173,7 +12246,7 @@
       </w:rPr>
       <w:tblPr/>
       <w:tcPr>
-        <w:shd w:val="clear" w:color="auto" w:fill="989898" w:themeFill="text1" w:themeFillTint="66"/>
+        <w:shd w:val="clear" w:color="auto" w:fill="989898" w:themeFill="dk1" w:themeFillTint="66"/>
       </w:tcPr>
     </w:tblStylePr>
     <w:tblStylePr w:type="lastRow">
@@ -12184,7 +12257,7 @@
       </w:rPr>
       <w:tblPr/>
       <w:tcPr>
-        <w:shd w:val="clear" w:color="auto" w:fill="989898" w:themeFill="text1" w:themeFillTint="66"/>
+        <w:shd w:val="clear" w:color="auto" w:fill="989898" w:themeFill="dk1" w:themeFillTint="66"/>
       </w:tcPr>
     </w:tblStylePr>
     <w:tblStylePr w:type="firstCol">
@@ -12193,7 +12266,7 @@
       </w:rPr>
       <w:tblPr/>
       <w:tcPr>
-        <w:shd w:val="clear" w:color="auto" w:fill="000000" w:themeFill="text1" w:themeFillShade="bf"/>
+        <w:shd w:val="clear" w:color="auto" w:fill="000000" w:themeFill="dk1" w:themeFillShade="bf"/>
       </w:tcPr>
     </w:tblStylePr>
     <w:tblStylePr w:type="lastCol">
@@ -12202,19 +12275,19 @@
       </w:rPr>
       <w:tblPr/>
       <w:tcPr>
-        <w:shd w:val="clear" w:color="auto" w:fill="000000" w:themeFill="text1" w:themeFillShade="bf"/>
+        <w:shd w:val="clear" w:color="auto" w:fill="000000" w:themeFill="dk1" w:themeFillShade="bf"/>
       </w:tcPr>
     </w:tblStylePr>
     <w:tblStylePr w:type="band1Vert">
       <w:tblPr/>
       <w:tcPr>
-        <w:shd w:val="clear" w:color="auto" w:fill="7F7F7F" w:themeFill="text1" w:themeFillTint="7f"/>
+        <w:shd w:val="clear" w:color="auto" w:fill="7F7F7F" w:themeFill="dk1" w:themeFillTint="7f"/>
       </w:tcPr>
     </w:tblStylePr>
     <w:tblStylePr w:type="band1Horz">
       <w:tblPr/>
       <w:tcPr>
-        <w:shd w:val="clear" w:color="auto" w:fill="7F7F7F" w:themeFill="text1" w:themeFillTint="7f"/>
+        <w:shd w:val="clear" w:color="auto" w:fill="7F7F7F" w:themeFill="dk1" w:themeFillTint="7f"/>
       </w:tcPr>
     </w:tblStylePr>
   </w:style>
@@ -12230,7 +12303,7 @@
     </w:rPr>
     <w:tblPr>
       <w:tblBorders>
-        <w:insideH w:val="single" w:sz="4" w:space="0" w:color="FFFFFF" w:themeColor="background1"/>
+        <w:insideH w:val="single" w:sz="4" w:space="0" w:color="FFFFFF" w:themeColor="lt1"/>
       </w:tblBorders>
       <w:tblStyleColBandSize w:val="1"/>
       <w:tblStyleRowBandSize w:val="1"/>
@@ -12302,7 +12375,7 @@
     </w:rPr>
     <w:tblPr>
       <w:tblBorders>
-        <w:insideH w:val="single" w:sz="4" w:space="0" w:color="FFFFFF" w:themeColor="background1"/>
+        <w:insideH w:val="single" w:sz="4" w:space="0" w:color="FFFFFF" w:themeColor="lt1"/>
       </w:tblBorders>
       <w:tblStyleColBandSize w:val="1"/>
       <w:tblStyleRowBandSize w:val="1"/>
@@ -12374,7 +12447,7 @@
     </w:rPr>
     <w:tblPr>
       <w:tblBorders>
-        <w:insideH w:val="single" w:sz="4" w:space="0" w:color="FFFFFF" w:themeColor="background1"/>
+        <w:insideH w:val="single" w:sz="4" w:space="0" w:color="FFFFFF" w:themeColor="lt1"/>
       </w:tblBorders>
       <w:tblStyleColBandSize w:val="1"/>
       <w:tblStyleRowBandSize w:val="1"/>
@@ -12446,7 +12519,7 @@
     </w:rPr>
     <w:tblPr>
       <w:tblBorders>
-        <w:insideH w:val="single" w:sz="4" w:space="0" w:color="FFFFFF" w:themeColor="background1"/>
+        <w:insideH w:val="single" w:sz="4" w:space="0" w:color="FFFFFF" w:themeColor="lt1"/>
       </w:tblBorders>
       <w:tblStyleColBandSize w:val="1"/>
       <w:tblStyleRowBandSize w:val="1"/>
@@ -12518,7 +12591,7 @@
     </w:rPr>
     <w:tblPr>
       <w:tblBorders>
-        <w:insideH w:val="single" w:sz="4" w:space="0" w:color="FFFFFF" w:themeColor="background1"/>
+        <w:insideH w:val="single" w:sz="4" w:space="0" w:color="FFFFFF" w:themeColor="lt1"/>
       </w:tblBorders>
       <w:tblStyleColBandSize w:val="1"/>
       <w:tblStyleRowBandSize w:val="1"/>
@@ -12590,7 +12663,7 @@
     </w:rPr>
     <w:tblPr>
       <w:tblBorders>
-        <w:insideH w:val="single" w:sz="4" w:space="0" w:color="FFFFFF" w:themeColor="background1"/>
+        <w:insideH w:val="single" w:sz="4" w:space="0" w:color="FFFFFF" w:themeColor="lt1"/>
       </w:tblBorders>
       <w:tblStyleColBandSize w:val="1"/>
       <w:tblStyleRowBandSize w:val="1"/>
@@ -12658,10 +12731,10 @@
   <a:themeElements>
     <a:clrScheme name="Office">
       <a:dk1>
-        <a:sysClr val="windowText" lastClr="000000"/>
+        <a:sysClr lastClr="000000" val="windowText"/>
       </a:dk1>
       <a:lt1>
-        <a:sysClr val="window" lastClr="FFFFFF"/>
+        <a:sysClr lastClr="FFFFFF" val="window"/>
       </a:lt1>
       <a:dk2>
         <a:srgbClr val="1F497D"/>
@@ -12729,7 +12802,6 @@
         <a:font script="Viet" typeface="Times New Roman"/>
         <a:font script="Uigh" typeface="Microsoft Uighur"/>
         <a:font script="Geor" typeface="Sylfaen"/>
-        <a:font script="Mymr" typeface=""/>
       </a:majorFont>
       <a:minorFont>
         <a:latin typeface="Cambria"/>
@@ -12765,7 +12837,6 @@
         <a:font script="Viet" typeface="Arial"/>
         <a:font script="Uigh" typeface="Microsoft Uighur"/>
         <a:font script="Geor" typeface="Sylfaen"/>
-        <a:font script="Mymr" typeface=""/>
       </a:minorFont>
     </a:fontScheme>
     <a:fmtScheme name="Office">
@@ -12773,7 +12844,7 @@
         <a:solidFill>
           <a:schemeClr val="phClr"/>
         </a:solidFill>
-        <a:gradFill rotWithShape="1">
+        <a:gradFill flip="none" rotWithShape="1">
           <a:gsLst>
             <a:gs pos="0">
               <a:schemeClr val="phClr">
@@ -12794,20 +12865,21 @@
               </a:schemeClr>
             </a:gs>
           </a:gsLst>
-          <a:lin ang="16200000" scaled="1"/>
+          <a:lin ang="16200000"/>
+          <a:tileRect/>
         </a:gradFill>
-        <a:gradFill rotWithShape="1">
+        <a:gradFill flip="none" rotWithShape="1">
           <a:gsLst>
             <a:gs pos="0">
               <a:schemeClr val="phClr">
                 <a:shade val="51000"/>
-                <a:satMod val="130000"/>
+                <a:satMod val="129999"/>
               </a:schemeClr>
             </a:gs>
             <a:gs pos="80000">
               <a:schemeClr val="phClr">
                 <a:shade val="93000"/>
-                <a:satMod val="130000"/>
+                <a:satMod val="129999"/>
               </a:schemeClr>
             </a:gs>
             <a:gs pos="100000">
@@ -12818,26 +12890,24 @@
             </a:gs>
           </a:gsLst>
           <a:lin ang="16200000" scaled="0"/>
+          <a:tileRect/>
         </a:gradFill>
       </a:fillStyleLst>
       <a:lnStyleLst>
-        <a:ln w="12700" cap="flat" cmpd="sng" algn="ctr">
+        <a:ln w="12700">
           <a:solidFill>
             <a:schemeClr val="phClr"/>
           </a:solidFill>
-          <a:prstDash val="solid"/>
         </a:ln>
-        <a:ln w="19050" cap="flat" cmpd="sng" algn="ctr">
+        <a:ln w="19050">
           <a:solidFill>
             <a:schemeClr val="phClr"/>
           </a:solidFill>
-          <a:prstDash val="solid"/>
         </a:ln>
-        <a:ln w="38100" cap="flat" cmpd="sng" algn="ctr">
+        <a:ln w="38100">
           <a:solidFill>
             <a:schemeClr val="phClr"/>
           </a:solidFill>
-          <a:prstDash val="solid"/>
         </a:ln>
       </a:lnStyleLst>
       <a:effectStyleLst>
@@ -12884,50 +12954,53 @@
         <a:solidFill>
           <a:schemeClr val="phClr"/>
         </a:solidFill>
-        <a:gradFill rotWithShape="1">
+        <a:gradFill flip="none" rotWithShape="1">
           <a:gsLst>
             <a:gs pos="0">
               <a:schemeClr val="phClr">
-                <a:tint val="40000"/>
-                <a:satMod val="350000"/>
+                <a:tint val="50000"/>
+                <a:satMod val="300000"/>
               </a:schemeClr>
             </a:gs>
-            <a:gs pos="40000">
+            <a:gs pos="35000">
               <a:schemeClr val="phClr">
-                <a:tint val="45000"/>
-                <a:shade val="99000"/>
-                <a:satMod val="350000"/>
-              </a:schemeClr>
-            </a:gs>
-            <a:gs pos="100000">
-              <a:schemeClr val="phClr">
-                <a:shade val="20000"/>
-                <a:satMod val="255000"/>
-              </a:schemeClr>
-            </a:gs>
-          </a:gsLst>
-          <a:path path="circle">
-            <a:fillToRect l="50000" t="-80000" r="50000" b="180000"/>
-          </a:path>
-        </a:gradFill>
-        <a:gradFill rotWithShape="1">
-          <a:gsLst>
-            <a:gs pos="0">
-              <a:schemeClr val="phClr">
-                <a:tint val="80000"/>
+                <a:tint val="37000"/>
                 <a:satMod val="300000"/>
               </a:schemeClr>
             </a:gs>
             <a:gs pos="100000">
               <a:schemeClr val="phClr">
-                <a:shade val="30000"/>
-                <a:satMod val="200000"/>
+                <a:tint val="15000"/>
+                <a:satMod val="350000"/>
               </a:schemeClr>
             </a:gs>
           </a:gsLst>
-          <a:path path="circle">
-            <a:fillToRect l="50000" t="50000" r="50000" b="50000"/>
-          </a:path>
+          <a:lin ang="16200000"/>
+          <a:tileRect/>
+        </a:gradFill>
+        <a:gradFill flip="none" rotWithShape="1">
+          <a:gsLst>
+            <a:gs pos="0">
+              <a:schemeClr val="phClr">
+                <a:shade val="51000"/>
+                <a:satMod val="129999"/>
+              </a:schemeClr>
+            </a:gs>
+            <a:gs pos="80000">
+              <a:schemeClr val="phClr">
+                <a:shade val="93000"/>
+                <a:satMod val="129999"/>
+              </a:schemeClr>
+            </a:gs>
+            <a:gs pos="100000">
+              <a:schemeClr val="phClr">
+                <a:shade val="94000"/>
+                <a:satMod val="135000"/>
+              </a:schemeClr>
+            </a:gs>
+          </a:gsLst>
+          <a:lin ang="16200000" scaled="0"/>
+          <a:tileRect/>
         </a:gradFill>
       </a:bgFillStyleLst>
     </a:fmtScheme>
